--- a/docs/Tool1-File-Guide.docx
+++ b/docs/Tool1-File-Guide.docx
@@ -4856,7 +4856,7 @@
                 <w:sz w:val="19"/>
                 <w:szCs w:val="19"/>
               </w:rPr>
-              <w:t xml:space="preserve">The full list of everything inside the engine program, for Windows and for Linux, written by the security guard each time it runs. It is the written proof that the engine has no network code. It is created automatically and not stored in the project history; GitHub keeps a copy from each run.</w:t>
+              <w:t xml:space="preserve">The full list of everything inside the engine program, for Windows and for Linux, written by the security guard each time it runs. It is the written proof that the engine has no network code. It is created automatically and not stored in the project history; GitHub keeps a copy from each run in which the tests ran.</w:t>
             </w:r>
           </w:p>
         </w:tc>

--- a/docs/Tool1-File-Guide.docx
+++ b/docs/Tool1-File-Guide.docx
@@ -969,6 +969,118 @@
           </w:p>
         </w:tc>
       </w:tr>
+      <w:tr>
+        <w:trPr>
+          <w:cantSplit/>
+        </w:trPr>
+        <w:tc>
+          <w:tcPr>
+            <w:tcW w:type="dxa" w:w="1900"/>
+            <w:tcBorders>
+              <w:top w:val="single" w:color="A6A6A6" w:sz="4"/>
+              <w:left w:val="single" w:color="A6A6A6" w:sz="4"/>
+              <w:bottom w:val="single" w:color="A6A6A6" w:sz="4"/>
+              <w:right w:val="single" w:color="A6A6A6" w:sz="4"/>
+            </w:tcBorders>
+            <w:tcMar>
+              <w:top w:type="dxa" w:w="60"/>
+              <w:left w:type="dxa" w:w="100"/>
+              <w:bottom w:type="dxa" w:w="60"/>
+              <w:right w:type="dxa" w:w="100"/>
+            </w:tcMar>
+          </w:tcPr>
+          <w:p>
+            <w:r>
+              <w:rPr>
+                <w:b/>
+                <w:bCs/>
+                <w:sz w:val="19"/>
+                <w:szCs w:val="19"/>
+              </w:rPr>
+              <w:t xml:space="preserve">Recon_Tool_Rulebook_v2.xlsx</w:t>
+            </w:r>
+          </w:p>
+        </w:tc>
+        <w:tc>
+          <w:tcPr>
+            <w:tcW w:type="dxa" w:w="1900"/>
+            <w:tcBorders>
+              <w:top w:val="single" w:color="A6A6A6" w:sz="4"/>
+              <w:left w:val="single" w:color="A6A6A6" w:sz="4"/>
+              <w:bottom w:val="single" w:color="A6A6A6" w:sz="4"/>
+              <w:right w:val="single" w:color="A6A6A6" w:sz="4"/>
+            </w:tcBorders>
+            <w:tcMar>
+              <w:top w:type="dxa" w:w="60"/>
+              <w:left w:type="dxa" w:w="100"/>
+              <w:bottom w:type="dxa" w:w="60"/>
+              <w:right w:type="dxa" w:w="100"/>
+            </w:tcMar>
+          </w:tcPr>
+          <w:p>
+            <w:r>
+              <w:rPr>
+                <w:sz w:val="19"/>
+                <w:szCs w:val="19"/>
+              </w:rPr>
+              <w:t xml:space="preserve">docs</w:t>
+            </w:r>
+          </w:p>
+        </w:tc>
+        <w:tc>
+          <w:tcPr>
+            <w:tcW w:type="dxa" w:w="4538"/>
+            <w:tcBorders>
+              <w:top w:val="single" w:color="A6A6A6" w:sz="4"/>
+              <w:left w:val="single" w:color="A6A6A6" w:sz="4"/>
+              <w:bottom w:val="single" w:color="A6A6A6" w:sz="4"/>
+              <w:right w:val="single" w:color="A6A6A6" w:sz="4"/>
+            </w:tcBorders>
+            <w:tcMar>
+              <w:top w:type="dxa" w:w="60"/>
+              <w:left w:type="dxa" w:w="100"/>
+              <w:bottom w:type="dxa" w:w="60"/>
+              <w:right w:type="dxa" w:w="100"/>
+            </w:tcMar>
+          </w:tcPr>
+          <w:p>
+            <w:r>
+              <w:rPr>
+                <w:sz w:val="19"/>
+                <w:szCs w:val="19"/>
+              </w:rPr>
+              <w:t xml:space="preserve">The rule book supplied by the firm as CA-approved: 304 rules (90 that compare one document with another, 214 statutory rules on rates, limits, due dates and calculations), the 63 documents the tool reads with their 2,096 fields, and reference sheets. It is the source for the YAML rule store in docs / Recon_Tool_YAML_Rule_Store / recon_yaml (SPEC-001).</w:t>
+            </w:r>
+          </w:p>
+        </w:tc>
+        <w:tc>
+          <w:tcPr>
+            <w:tcW w:type="dxa" w:w="1300"/>
+            <w:tcBorders>
+              <w:top w:val="single" w:color="A6A6A6" w:sz="4"/>
+              <w:left w:val="single" w:color="A6A6A6" w:sz="4"/>
+              <w:bottom w:val="single" w:color="A6A6A6" w:sz="4"/>
+              <w:right w:val="single" w:color="A6A6A6" w:sz="4"/>
+            </w:tcBorders>
+            <w:shd w:fill="E2EFDA" w:color="auto" w:val="clear"/>
+            <w:tcMar>
+              <w:top w:type="dxa" w:w="60"/>
+              <w:left w:type="dxa" w:w="100"/>
+              <w:bottom w:type="dxa" w:w="60"/>
+              <w:right w:type="dxa" w:w="100"/>
+            </w:tcMar>
+          </w:tcPr>
+          <w:p>
+            <w:r>
+              <w:rPr>
+                <w:sz w:val="19"/>
+                <w:szCs w:val="19"/>
+              </w:rPr>
+              <w:t xml:space="preserve">Ready</w:t>
+            </w:r>
+          </w:p>
+        </w:tc>
+      </w:tr>
     </w:tbl>
     <w:p>
       <w:pPr>
@@ -983,7 +1095,7 @@
         <w:spacing w:after="120"/>
       </w:pPr>
       <w:r>
-        <w:t xml:space="preserve">The work is split into 44 pieces, called SPECs. Each one is built, tested and signed off on its own, in order.</w:t>
+        <w:t xml:space="preserve">The work is now split into 2 pieces, called SPECs: SPEC-001 turns the rule book into YAML rule files (the YAML rule store), and SPEC-002 sets up every developer tool the project needs. Each one is built, tested and signed off on its own. The earlier 44 SPECs were removed on 14 October 2026; the sections below that name them describe files built under those SPECs.</w:t>
       </w:r>
     </w:p>
     <w:tbl>
@@ -1205,7 +1317,7 @@
                 <w:sz w:val="19"/>
                 <w:szCs w:val="19"/>
               </w:rPr>
-              <w:t xml:space="preserve">The progress tracker. Lists all 44 SPECs by stage, what each depends on, and whether it is Not started, In progress, Done or Verified. Also lists the open questions that hold up particular SPECs.</w:t>
+              <w:t xml:space="preserve">The progress tracker. Lists the 2 SPECs, what each depends on, and whether it is Not started, In progress, Done or Verified.</w:t>
             </w:r>
           </w:p>
         </w:tc>
@@ -1265,7 +1377,7 @@
                 <w:sz w:val="19"/>
                 <w:szCs w:val="19"/>
               </w:rPr>
-              <w:t xml:space="preserve">SPEC-001 … SPEC-044</w:t>
+              <w:t xml:space="preserve">SPEC-001-rule-store-yaml.md</w:t>
             </w:r>
           </w:p>
         </w:tc>
@@ -1317,7 +1429,119 @@
                 <w:sz w:val="19"/>
                 <w:szCs w:val="19"/>
               </w:rPr>
-              <w:t xml:space="preserve">One file per piece of work. Each says what will be built, what is left out, a checklist of things that must be proven, how to prove them, and a box to record when it was completed and by whom.</w:t>
+              <w:t xml:space="preserve">The piece of work that turned every rule in the firm's rule book (Recon_Tool_Rulebook_v2.xlsx) into its own YAML file of one common shape, grouped by kind and subject, with every text value in quotes so the tool's strict reader accepts it. Done: 304 rules and 63 documents, all checked, with the conversion and the check written in Go (no Python).</w:t>
+            </w:r>
+          </w:p>
+        </w:tc>
+        <w:tc>
+          <w:tcPr>
+            <w:tcW w:type="dxa" w:w="1300"/>
+            <w:tcBorders>
+              <w:top w:val="single" w:color="A6A6A6" w:sz="4"/>
+              <w:left w:val="single" w:color="A6A6A6" w:sz="4"/>
+              <w:bottom w:val="single" w:color="A6A6A6" w:sz="4"/>
+              <w:right w:val="single" w:color="A6A6A6" w:sz="4"/>
+            </w:tcBorders>
+            <w:shd w:fill="E2EFDA" w:color="auto" w:val="clear"/>
+            <w:tcMar>
+              <w:top w:type="dxa" w:w="60"/>
+              <w:left w:type="dxa" w:w="100"/>
+              <w:bottom w:type="dxa" w:w="60"/>
+              <w:right w:type="dxa" w:w="100"/>
+            </w:tcMar>
+          </w:tcPr>
+          <w:p>
+            <w:r>
+              <w:rPr>
+                <w:sz w:val="19"/>
+                <w:szCs w:val="19"/>
+              </w:rPr>
+              <w:t xml:space="preserve">Done</w:t>
+            </w:r>
+          </w:p>
+        </w:tc>
+      </w:tr>
+      <w:tr>
+        <w:trPr>
+          <w:cantSplit/>
+        </w:trPr>
+        <w:tc>
+          <w:tcPr>
+            <w:tcW w:type="dxa" w:w="1900"/>
+            <w:tcBorders>
+              <w:top w:val="single" w:color="A6A6A6" w:sz="4"/>
+              <w:left w:val="single" w:color="A6A6A6" w:sz="4"/>
+              <w:bottom w:val="single" w:color="A6A6A6" w:sz="4"/>
+              <w:right w:val="single" w:color="A6A6A6" w:sz="4"/>
+            </w:tcBorders>
+            <w:tcMar>
+              <w:top w:type="dxa" w:w="60"/>
+              <w:left w:type="dxa" w:w="100"/>
+              <w:bottom w:type="dxa" w:w="60"/>
+              <w:right w:type="dxa" w:w="100"/>
+            </w:tcMar>
+          </w:tcPr>
+          <w:p>
+            <w:r>
+              <w:rPr>
+                <w:b/>
+                <w:bCs/>
+                <w:sz w:val="19"/>
+                <w:szCs w:val="19"/>
+              </w:rPr>
+              <w:t xml:space="preserve">SPEC-002-developer-tools-setup.md</w:t>
+            </w:r>
+          </w:p>
+        </w:tc>
+        <w:tc>
+          <w:tcPr>
+            <w:tcW w:type="dxa" w:w="1900"/>
+            <w:tcBorders>
+              <w:top w:val="single" w:color="A6A6A6" w:sz="4"/>
+              <w:left w:val="single" w:color="A6A6A6" w:sz="4"/>
+              <w:bottom w:val="single" w:color="A6A6A6" w:sz="4"/>
+              <w:right w:val="single" w:color="A6A6A6" w:sz="4"/>
+            </w:tcBorders>
+            <w:tcMar>
+              <w:top w:type="dxa" w:w="60"/>
+              <w:left w:type="dxa" w:w="100"/>
+              <w:bottom w:type="dxa" w:w="60"/>
+              <w:right w:type="dxa" w:w="100"/>
+            </w:tcMar>
+          </w:tcPr>
+          <w:p>
+            <w:r>
+              <w:rPr>
+                <w:sz w:val="19"/>
+                <w:szCs w:val="19"/>
+              </w:rPr>
+              <w:t xml:space="preserve">specs</w:t>
+            </w:r>
+          </w:p>
+        </w:tc>
+        <w:tc>
+          <w:tcPr>
+            <w:tcW w:type="dxa" w:w="4538"/>
+            <w:tcBorders>
+              <w:top w:val="single" w:color="A6A6A6" w:sz="4"/>
+              <w:left w:val="single" w:color="A6A6A6" w:sz="4"/>
+              <w:bottom w:val="single" w:color="A6A6A6" w:sz="4"/>
+              <w:right w:val="single" w:color="A6A6A6" w:sz="4"/>
+            </w:tcBorders>
+            <w:tcMar>
+              <w:top w:type="dxa" w:w="60"/>
+              <w:left w:type="dxa" w:w="100"/>
+              <w:bottom w:type="dxa" w:w="60"/>
+              <w:right w:type="dxa" w:w="100"/>
+            </w:tcMar>
+          </w:tcPr>
+          <w:p>
+            <w:r>
+              <w:rPr>
+                <w:sz w:val="19"/>
+                <w:szCs w:val="19"/>
+              </w:rPr>
+              <w:t xml:space="preserve">The piece of work that installs every tool the developers need, side by side: Go, Git, a C compiler, Node.js, Poppler, WiX and Word, with the free Go libraries Go downloads itself. The project uses one language, Go; Python is not used.</w:t>
             </w:r>
           </w:p>
         </w:tc>
@@ -2085,7 +2309,7 @@
                 <w:sz w:val="19"/>
                 <w:szCs w:val="19"/>
               </w:rPr>
-              <w:t xml:space="preserve">The project's registration certificate. It records the project's official name (its GitHub address), the version of the Go programming language it is built with (1.27), and — as parts are added later — the exact outside building blocks it uses, so the tool builds the same way on every computer. The first one, added in SPEC-004, is the YAML reader (go.yaml.in/yaml/v3), which reads the CA-readable data files; the security guard checks it has no internet ability.</w:t>
+              <w:t xml:space="preserve">The project's registration certificate. It records the project's official name (its GitHub address), the version of the Go programming language it is built with (1.27), and — as parts are added later — the exact outside building blocks it uses, so the tool builds the same way on every computer. The first one, added in SPEC-004, is the YAML reader (go.yaml.in/yaml/v3), which reads the CA-readable data files; the security guard checks it has no internet ability. Added on 14 October 2026: the SQLite database reader (github.com/ncruces/go-sqlite3) and the Excel reader (github.com/xuri/excelize/v2); see section 11.</w:t>
             </w:r>
           </w:p>
         </w:tc>
@@ -2721,7 +2945,7 @@
                 <w:sz w:val="19"/>
                 <w:szCs w:val="19"/>
               </w:rPr>
-              <w:t xml:space="preserve">, which staff will open in their browsers on the office network. Real work arrives in SPEC-022.</w:t>
+              <w:t xml:space="preserve">, which staff will open in their browsers on the office network. Real work arrives in SPEC-022. A release build already carries the screens (the browser UI) inside it, and the program says whether they are included.</w:t>
             </w:r>
           </w:p>
         </w:tc>
@@ -2961,7 +3185,7 @@
                 <w:sz w:val="19"/>
                 <w:szCs w:val="19"/>
               </w:rPr>
-              <w:t xml:space="preserve">Front door of the developer tools (testing formats, checking rules, making sample data). Never installed at the firm. It lists the tools it offers; the first, “vocab-doc”, was added in SPEC-004.</w:t>
+              <w:t xml:space="preserve">Front door of the developer tools (testing formats, checking rules, making sample data). Never installed at the firm. It lists the tools it offers; the first, “vocab-doc”, was added in SPEC-004, and “profile-test” in SPEC-006.</w:t>
             </w:r>
             <w:r>
               <w:rPr>
@@ -3564,7 +3788,7 @@
                 <w:sz w:val="19"/>
                 <w:szCs w:val="19"/>
               </w:rPr>
-              <w:t xml:space="preserve">Opening uploaded files: one reader per kind of file.</w:t>
+              <w:t xml:space="preserve">Opening uploaded files: one reader per kind of file. The shared parts and the JSON reader were built in SPEC-005 (see section 9); the other readers come in later SPECs.</w:t>
             </w:r>
           </w:p>
         </w:tc>
@@ -4632,7 +4856,7 @@
                 <w:sz w:val="19"/>
                 <w:szCs w:val="19"/>
               </w:rPr>
-              <w:t xml:space="preserve">; (2) the engine never uses server-only parts such as logins or exports; (3) the basic building blocks (money, periods, definitions) depend only on Go's own standard toolkit, except that the definitions may also use money and periods; (4) the parts that calculate results never read the clock, wait on timers or use random numbers, so the same files always give the same report; (5) every room is listed with the guard, so a new room can never slip past it; (6) the project's official name matches, so the guard cannot quietly stop working; (7) the rooms that handle money never use decimal (floating-point) numbers, naming the exact file and line if one appears (added in SPEC-002; the definitions room was added to this check in SPEC-003). It always looks at the current files, never at an old result. Each check was proven by deliberately breaking the rule and watching it fail.</w:t>
+              <w:t xml:space="preserve">. It checks this twice: first the list of parts, where an outside building block may use a harmless text tool from the network family (such as the web-address reader) only if that exact use is on a short, reviewed list with its reason; then the finished engine program itself, which must contain no code that can connect, listen or look up a website address (added 14 October 2026, see section 11); (2) the engine never uses server-only parts such as logins or exports; (3) the basic building blocks (money, periods, definitions) depend only on Go's own standard toolkit, except that the definitions may also use money and periods; (4) the parts that calculate results never read the clock, wait on timers or use random numbers, so the same files always give the same report; (5) every room is listed with the guard, so a new room can never slip past it; (6) the project's official name matches, so the guard cannot quietly stop working; (7) the rooms that handle money never use decimal (floating-point) numbers, naming the exact file and line if one appears (added in SPEC-002; the definitions room was added to this check in SPEC-003). It always looks at the current files, never at an old result. Each check was proven by deliberately breaking the rule and watching it fail.</w:t>
             </w:r>
           </w:p>
         </w:tc>
@@ -4804,6 +5028,118 @@
                 <w:sz w:val="19"/>
                 <w:szCs w:val="19"/>
               </w:rPr>
+              <w:t xml:space="preserve">main.go</w:t>
+            </w:r>
+          </w:p>
+        </w:tc>
+        <w:tc>
+          <w:tcPr>
+            <w:tcW w:type="dxa" w:w="1900"/>
+            <w:tcBorders>
+              <w:top w:val="single" w:color="A6A6A6" w:sz="4"/>
+              <w:left w:val="single" w:color="A6A6A6" w:sz="4"/>
+              <w:bottom w:val="single" w:color="A6A6A6" w:sz="4"/>
+              <w:right w:val="single" w:color="A6A6A6" w:sz="4"/>
+            </w:tcBorders>
+            <w:tcMar>
+              <w:top w:type="dxa" w:w="60"/>
+              <w:left w:type="dxa" w:w="100"/>
+              <w:bottom w:type="dxa" w:w="60"/>
+              <w:right w:type="dxa" w:w="100"/>
+            </w:tcMar>
+          </w:tcPr>
+          <w:p>
+            <w:r>
+              <w:rPr>
+                <w:sz w:val="19"/>
+                <w:szCs w:val="19"/>
+              </w:rPr>
+              <w:t xml:space="preserve">internal / archtest / testdata / dialer</w:t>
+            </w:r>
+          </w:p>
+        </w:tc>
+        <w:tc>
+          <w:tcPr>
+            <w:tcW w:type="dxa" w:w="4538"/>
+            <w:tcBorders>
+              <w:top w:val="single" w:color="A6A6A6" w:sz="4"/>
+              <w:left w:val="single" w:color="A6A6A6" w:sz="4"/>
+              <w:bottom w:val="single" w:color="A6A6A6" w:sz="4"/>
+              <w:right w:val="single" w:color="A6A6A6" w:sz="4"/>
+            </w:tcBorders>
+            <w:tcMar>
+              <w:top w:type="dxa" w:w="60"/>
+              <w:left w:type="dxa" w:w="100"/>
+              <w:bottom w:type="dxa" w:w="60"/>
+              <w:right w:type="dxa" w:w="100"/>
+            </w:tcMar>
+          </w:tcPr>
+          <w:p>
+            <w:r>
+              <w:rPr>
+                <w:sz w:val="19"/>
+                <w:szCs w:val="19"/>
+              </w:rPr>
+              <w:t xml:space="preserve">A tiny program that deliberately connects to the network. It is never shipped. The security guard builds it to prove that its check of the finished program really does catch connection code; if it ever stopped catching it, the guard would fail.</w:t>
+            </w:r>
+          </w:p>
+        </w:tc>
+        <w:tc>
+          <w:tcPr>
+            <w:tcW w:type="dxa" w:w="1300"/>
+            <w:tcBorders>
+              <w:top w:val="single" w:color="A6A6A6" w:sz="4"/>
+              <w:left w:val="single" w:color="A6A6A6" w:sz="4"/>
+              <w:bottom w:val="single" w:color="A6A6A6" w:sz="4"/>
+              <w:right w:val="single" w:color="A6A6A6" w:sz="4"/>
+            </w:tcBorders>
+            <w:shd w:fill="E2EFDA" w:color="auto" w:val="clear"/>
+            <w:tcMar>
+              <w:top w:type="dxa" w:w="60"/>
+              <w:left w:type="dxa" w:w="100"/>
+              <w:bottom w:type="dxa" w:w="60"/>
+              <w:right w:type="dxa" w:w="100"/>
+            </w:tcMar>
+          </w:tcPr>
+          <w:p>
+            <w:r>
+              <w:rPr>
+                <w:sz w:val="19"/>
+                <w:szCs w:val="19"/>
+              </w:rPr>
+              <w:t xml:space="preserve">Ready</w:t>
+            </w:r>
+          </w:p>
+        </w:tc>
+      </w:tr>
+      <w:tr>
+        <w:trPr>
+          <w:cantSplit/>
+        </w:trPr>
+        <w:tc>
+          <w:tcPr>
+            <w:tcW w:type="dxa" w:w="1900"/>
+            <w:tcBorders>
+              <w:top w:val="single" w:color="A6A6A6" w:sz="4"/>
+              <w:left w:val="single" w:color="A6A6A6" w:sz="4"/>
+              <w:bottom w:val="single" w:color="A6A6A6" w:sz="4"/>
+              <w:right w:val="single" w:color="A6A6A6" w:sz="4"/>
+            </w:tcBorders>
+            <w:tcMar>
+              <w:top w:type="dxa" w:w="60"/>
+              <w:left w:type="dxa" w:w="100"/>
+              <w:bottom w:type="dxa" w:w="60"/>
+              <w:right w:type="dxa" w:w="100"/>
+            </w:tcMar>
+          </w:tcPr>
+          <w:p>
+            <w:r>
+              <w:rPr>
+                <w:b/>
+                <w:bCs/>
+                <w:sz w:val="19"/>
+                <w:szCs w:val="19"/>
+              </w:rPr>
               <w:t xml:space="preserve">engine-deps-windows-amd64.txt, engine-deps-linux-amd64.txt</w:t>
             </w:r>
           </w:p>
@@ -4856,7 +5192,118 @@
                 <w:sz w:val="19"/>
                 <w:szCs w:val="19"/>
               </w:rPr>
-              <w:t xml:space="preserve">The full list of everything inside the engine program, for Windows and for Linux, written by the security guard each time it runs. It is the written proof that the engine has no network code. It is created automatically and not stored in the project history; GitHub keeps a copy from each run in which the tests ran.</w:t>
+              <w:t xml:space="preserve">The full list of everything inside the engine program, for Windows and for Linux, written by the security guard each time it runs. Together with the symbol list below, it is the written proof that the engine has no network code. It is created automatically and not stored in the project history; GitHub keeps a copy from each run in which the tests ran.</w:t>
+            </w:r>
+          </w:p>
+        </w:tc>
+        <w:tc>
+          <w:tcPr>
+            <w:tcW w:type="dxa" w:w="1300"/>
+            <w:tcBorders>
+              <w:top w:val="single" w:color="A6A6A6" w:sz="4"/>
+              <w:left w:val="single" w:color="A6A6A6" w:sz="4"/>
+              <w:bottom w:val="single" w:color="A6A6A6" w:sz="4"/>
+              <w:right w:val="single" w:color="A6A6A6" w:sz="4"/>
+            </w:tcBorders>
+            <w:tcMar>
+              <w:top w:type="dxa" w:w="60"/>
+              <w:left w:type="dxa" w:w="100"/>
+              <w:bottom w:type="dxa" w:w="60"/>
+              <w:right w:type="dxa" w:w="100"/>
+            </w:tcMar>
+          </w:tcPr>
+          <w:p>
+            <w:r>
+              <w:rPr>
+                <w:sz w:val="19"/>
+                <w:szCs w:val="19"/>
+              </w:rPr>
+              <w:t xml:space="preserve">Created automatically</w:t>
+            </w:r>
+          </w:p>
+        </w:tc>
+      </w:tr>
+      <w:tr>
+        <w:trPr>
+          <w:cantSplit/>
+        </w:trPr>
+        <w:tc>
+          <w:tcPr>
+            <w:tcW w:type="dxa" w:w="1900"/>
+            <w:tcBorders>
+              <w:top w:val="single" w:color="A6A6A6" w:sz="4"/>
+              <w:left w:val="single" w:color="A6A6A6" w:sz="4"/>
+              <w:bottom w:val="single" w:color="A6A6A6" w:sz="4"/>
+              <w:right w:val="single" w:color="A6A6A6" w:sz="4"/>
+            </w:tcBorders>
+            <w:tcMar>
+              <w:top w:type="dxa" w:w="60"/>
+              <w:left w:type="dxa" w:w="100"/>
+              <w:bottom w:type="dxa" w:w="60"/>
+              <w:right w:type="dxa" w:w="100"/>
+            </w:tcMar>
+          </w:tcPr>
+          <w:p>
+            <w:r>
+              <w:rPr>
+                <w:b/>
+                <w:bCs/>
+                <w:sz w:val="19"/>
+                <w:szCs w:val="19"/>
+              </w:rPr>
+              <w:t xml:space="preserve">engine-symbols-windows-amd64.txt, engine-symbols-linux-amd64.txt</w:t>
+            </w:r>
+          </w:p>
+        </w:tc>
+        <w:tc>
+          <w:tcPr>
+            <w:tcW w:type="dxa" w:w="1900"/>
+            <w:tcBorders>
+              <w:top w:val="single" w:color="A6A6A6" w:sz="4"/>
+              <w:left w:val="single" w:color="A6A6A6" w:sz="4"/>
+              <w:bottom w:val="single" w:color="A6A6A6" w:sz="4"/>
+              <w:right w:val="single" w:color="A6A6A6" w:sz="4"/>
+            </w:tcBorders>
+            <w:tcMar>
+              <w:top w:type="dxa" w:w="60"/>
+              <w:left w:type="dxa" w:w="100"/>
+              <w:bottom w:type="dxa" w:w="60"/>
+              <w:right w:type="dxa" w:w="100"/>
+            </w:tcMar>
+          </w:tcPr>
+          <w:p>
+            <w:r>
+              <w:rPr>
+                <w:sz w:val="19"/>
+                <w:szCs w:val="19"/>
+              </w:rPr>
+              <w:t xml:space="preserve">build</w:t>
+            </w:r>
+          </w:p>
+        </w:tc>
+        <w:tc>
+          <w:tcPr>
+            <w:tcW w:type="dxa" w:w="4538"/>
+            <w:tcBorders>
+              <w:top w:val="single" w:color="A6A6A6" w:sz="4"/>
+              <w:left w:val="single" w:color="A6A6A6" w:sz="4"/>
+              <w:bottom w:val="single" w:color="A6A6A6" w:sz="4"/>
+              <w:right w:val="single" w:color="A6A6A6" w:sz="4"/>
+            </w:tcBorders>
+            <w:tcMar>
+              <w:top w:type="dxa" w:w="60"/>
+              <w:left w:type="dxa" w:w="100"/>
+              <w:bottom w:type="dxa" w:w="60"/>
+              <w:right w:type="dxa" w:w="100"/>
+            </w:tcMar>
+          </w:tcPr>
+          <w:p>
+            <w:r>
+              <w:rPr>
+                <w:sz w:val="19"/>
+                <w:szCs w:val="19"/>
+              </w:rPr>
+              <w:t xml:space="preserve">Written by the security guard each time it runs: every network-family function actually present inside the finished engine and updater programs. Only harmless text tools may appear (today the list is empty). It is the second half of the proof that the engine cannot go online. Created automatically; GitHub keeps a copy from each run in which the tests ran.</w:t>
             </w:r>
           </w:p>
         </w:tc>
@@ -5339,7 +5786,7 @@
                 <w:sz w:val="19"/>
                 <w:szCs w:val="19"/>
               </w:rPr>
-              <w:t xml:space="preserve">Explains that bundled outside tools (such as the PDF reader) will live here with their licences.</w:t>
+              <w:t xml:space="preserve">Lists the outside tools bundled with Tool 1 (today the PDF reader, Poppler), their licences and the decision that allowed each one.</w:t>
             </w:r>
           </w:p>
         </w:tc>
@@ -9167,7 +9614,7 @@
                 <w:sz w:val="19"/>
                 <w:szCs w:val="19"/>
               </w:rPr>
-              <w:t xml:space="preserve">The fingerprints of the outside building blocks listed in go.mod (for now only the YAML reader), so a tampered or swapped copy is refused when the tool is built.</w:t>
+              <w:t xml:space="preserve">The fingerprints of the outside building blocks listed in go.mod (the YAML reader, the SQLite database reader and the Excel reader, with the smaller parts they rely on), so a tampered or swapped copy is refused when the tool is built.</w:t>
             </w:r>
           </w:p>
         </w:tc>
@@ -9205,7 +9652,6111 @@
         <w:pStyle w:val="Heading1"/>
       </w:pPr>
       <w:r>
-        <w:t xml:space="preserve">9. Files that must never be shared</w:t>
+        <w:t xml:space="preserve">9. Opening uploaded files (SPEC-005)</w:t>
+      </w:r>
+    </w:p>
+    <w:p>
+      <w:pPr>
+        <w:spacing w:after="120"/>
+      </w:pPr>
+      <w:r>
+        <w:t xml:space="preserve">SPEC-005 built the part of the tool that opens an uploaded file and lets the format instructions (SPEC-006) look inside it. There is one reader for each kind of file; the first one reads JSON files, the kind the tax suite exports. A reader only understands the layout of a file, never what a figure means: it hands back each value exactly as written in the file, with a note of exactly where it was found, so every finding can point back to its source. Numbers are never rounded or converted on the way in.</w:t>
+      </w:r>
+    </w:p>
+    <w:p>
+      <w:pPr>
+        <w:pStyle w:val="Heading2"/>
+      </w:pPr>
+      <w:r>
+        <w:t xml:space="preserve">The shared parts for every kind of file</w:t>
+      </w:r>
+    </w:p>
+    <w:tbl>
+      <w:tblPr>
+        <w:tblW w:type="dxa" w:w="9638"/>
+        <w:tblBorders>
+          <w:top w:val="single" w:color="auto" w:sz="4"/>
+          <w:left w:val="single" w:color="auto" w:sz="4"/>
+          <w:bottom w:val="single" w:color="auto" w:sz="4"/>
+          <w:right w:val="single" w:color="auto" w:sz="4"/>
+          <w:insideH w:val="single" w:color="auto" w:sz="4"/>
+          <w:insideV w:val="single" w:color="auto" w:sz="4"/>
+        </w:tblBorders>
+      </w:tblPr>
+      <w:tblGrid>
+        <w:gridCol w:w="1900"/>
+        <w:gridCol w:w="1900"/>
+        <w:gridCol w:w="4538"/>
+        <w:gridCol w:w="1300"/>
+      </w:tblGrid>
+      <w:tr>
+        <w:trPr>
+          <w:tblHeader/>
+        </w:trPr>
+        <w:tc>
+          <w:tcPr>
+            <w:tcW w:type="dxa" w:w="1900"/>
+            <w:tcBorders>
+              <w:top w:val="single" w:color="A6A6A6" w:sz="4"/>
+              <w:left w:val="single" w:color="A6A6A6" w:sz="4"/>
+              <w:bottom w:val="single" w:color="A6A6A6" w:sz="4"/>
+              <w:right w:val="single" w:color="A6A6A6" w:sz="4"/>
+            </w:tcBorders>
+            <w:shd w:fill="DCE6F1" w:color="auto" w:val="clear"/>
+            <w:tcMar>
+              <w:top w:type="dxa" w:w="60"/>
+              <w:left w:type="dxa" w:w="100"/>
+              <w:bottom w:type="dxa" w:w="60"/>
+              <w:right w:type="dxa" w:w="100"/>
+            </w:tcMar>
+          </w:tcPr>
+          <w:p>
+            <w:r>
+              <w:rPr>
+                <w:b/>
+                <w:bCs/>
+                <w:sz w:val="19"/>
+                <w:szCs w:val="19"/>
+              </w:rPr>
+              <w:t xml:space="preserve">File</w:t>
+            </w:r>
+          </w:p>
+        </w:tc>
+        <w:tc>
+          <w:tcPr>
+            <w:tcW w:type="dxa" w:w="1900"/>
+            <w:tcBorders>
+              <w:top w:val="single" w:color="A6A6A6" w:sz="4"/>
+              <w:left w:val="single" w:color="A6A6A6" w:sz="4"/>
+              <w:bottom w:val="single" w:color="A6A6A6" w:sz="4"/>
+              <w:right w:val="single" w:color="A6A6A6" w:sz="4"/>
+            </w:tcBorders>
+            <w:shd w:fill="DCE6F1" w:color="auto" w:val="clear"/>
+            <w:tcMar>
+              <w:top w:type="dxa" w:w="60"/>
+              <w:left w:type="dxa" w:w="100"/>
+              <w:bottom w:type="dxa" w:w="60"/>
+              <w:right w:type="dxa" w:w="100"/>
+            </w:tcMar>
+          </w:tcPr>
+          <w:p>
+            <w:r>
+              <w:rPr>
+                <w:b/>
+                <w:bCs/>
+                <w:sz w:val="19"/>
+                <w:szCs w:val="19"/>
+              </w:rPr>
+              <w:t xml:space="preserve">Where it is</w:t>
+            </w:r>
+          </w:p>
+        </w:tc>
+        <w:tc>
+          <w:tcPr>
+            <w:tcW w:type="dxa" w:w="4538"/>
+            <w:tcBorders>
+              <w:top w:val="single" w:color="A6A6A6" w:sz="4"/>
+              <w:left w:val="single" w:color="A6A6A6" w:sz="4"/>
+              <w:bottom w:val="single" w:color="A6A6A6" w:sz="4"/>
+              <w:right w:val="single" w:color="A6A6A6" w:sz="4"/>
+            </w:tcBorders>
+            <w:shd w:fill="DCE6F1" w:color="auto" w:val="clear"/>
+            <w:tcMar>
+              <w:top w:type="dxa" w:w="60"/>
+              <w:left w:type="dxa" w:w="100"/>
+              <w:bottom w:type="dxa" w:w="60"/>
+              <w:right w:type="dxa" w:w="100"/>
+            </w:tcMar>
+          </w:tcPr>
+          <w:p>
+            <w:r>
+              <w:rPr>
+                <w:b/>
+                <w:bCs/>
+                <w:sz w:val="19"/>
+                <w:szCs w:val="19"/>
+              </w:rPr>
+              <w:t xml:space="preserve">What happens in this file</w:t>
+            </w:r>
+          </w:p>
+        </w:tc>
+        <w:tc>
+          <w:tcPr>
+            <w:tcW w:type="dxa" w:w="1300"/>
+            <w:tcBorders>
+              <w:top w:val="single" w:color="A6A6A6" w:sz="4"/>
+              <w:left w:val="single" w:color="A6A6A6" w:sz="4"/>
+              <w:bottom w:val="single" w:color="A6A6A6" w:sz="4"/>
+              <w:right w:val="single" w:color="A6A6A6" w:sz="4"/>
+            </w:tcBorders>
+            <w:shd w:fill="DCE6F1" w:color="auto" w:val="clear"/>
+            <w:tcMar>
+              <w:top w:type="dxa" w:w="60"/>
+              <w:left w:type="dxa" w:w="100"/>
+              <w:bottom w:type="dxa" w:w="60"/>
+              <w:right w:type="dxa" w:w="100"/>
+            </w:tcMar>
+          </w:tcPr>
+          <w:p>
+            <w:r>
+              <w:rPr>
+                <w:b/>
+                <w:bCs/>
+                <w:sz w:val="19"/>
+                <w:szCs w:val="19"/>
+              </w:rPr>
+              <w:t xml:space="preserve">Status</w:t>
+            </w:r>
+          </w:p>
+        </w:tc>
+      </w:tr>
+      <w:tr>
+        <w:trPr>
+          <w:cantSplit/>
+        </w:trPr>
+        <w:tc>
+          <w:tcPr>
+            <w:tcW w:type="dxa" w:w="1900"/>
+            <w:tcBorders>
+              <w:top w:val="single" w:color="A6A6A6" w:sz="4"/>
+              <w:left w:val="single" w:color="A6A6A6" w:sz="4"/>
+              <w:bottom w:val="single" w:color="A6A6A6" w:sz="4"/>
+              <w:right w:val="single" w:color="A6A6A6" w:sz="4"/>
+            </w:tcBorders>
+            <w:tcMar>
+              <w:top w:type="dxa" w:w="60"/>
+              <w:left w:type="dxa" w:w="100"/>
+              <w:bottom w:type="dxa" w:w="60"/>
+              <w:right w:type="dxa" w:w="100"/>
+            </w:tcMar>
+          </w:tcPr>
+          <w:p>
+            <w:r>
+              <w:rPr>
+                <w:b/>
+                <w:bCs/>
+                <w:sz w:val="19"/>
+                <w:szCs w:val="19"/>
+              </w:rPr>
+              <w:t xml:space="preserve">adapter.go</w:t>
+            </w:r>
+          </w:p>
+        </w:tc>
+        <w:tc>
+          <w:tcPr>
+            <w:tcW w:type="dxa" w:w="1900"/>
+            <w:tcBorders>
+              <w:top w:val="single" w:color="A6A6A6" w:sz="4"/>
+              <w:left w:val="single" w:color="A6A6A6" w:sz="4"/>
+              <w:bottom w:val="single" w:color="A6A6A6" w:sz="4"/>
+              <w:right w:val="single" w:color="A6A6A6" w:sz="4"/>
+            </w:tcBorders>
+            <w:tcMar>
+              <w:top w:type="dxa" w:w="60"/>
+              <w:left w:type="dxa" w:w="100"/>
+              <w:bottom w:type="dxa" w:w="60"/>
+              <w:right w:type="dxa" w:w="100"/>
+            </w:tcMar>
+          </w:tcPr>
+          <w:p>
+            <w:r>
+              <w:rPr>
+                <w:sz w:val="19"/>
+                <w:szCs w:val="19"/>
+              </w:rPr>
+              <w:t xml:space="preserve">internal / ingest</w:t>
+            </w:r>
+          </w:p>
+        </w:tc>
+        <w:tc>
+          <w:tcPr>
+            <w:tcW w:type="dxa" w:w="4538"/>
+            <w:tcBorders>
+              <w:top w:val="single" w:color="A6A6A6" w:sz="4"/>
+              <w:left w:val="single" w:color="A6A6A6" w:sz="4"/>
+              <w:bottom w:val="single" w:color="A6A6A6" w:sz="4"/>
+              <w:right w:val="single" w:color="A6A6A6" w:sz="4"/>
+            </w:tcBorders>
+            <w:tcMar>
+              <w:top w:type="dxa" w:w="60"/>
+              <w:left w:type="dxa" w:w="100"/>
+              <w:bottom w:type="dxa" w:w="60"/>
+              <w:right w:type="dxa" w:w="100"/>
+            </w:tcMar>
+          </w:tcPr>
+          <w:p>
+            <w:r>
+              <w:rPr>
+                <w:sz w:val="19"/>
+                <w:szCs w:val="19"/>
+              </w:rPr>
+              <w:t xml:space="preserve">Sets out what every file reader must be able to do: say which kind of file it reads, recognise its kind of file from the first few bytes (never from the file name), and open the file so its values can be looked up. Each value comes back as plain text with its kind (text, number, yes/no, empty) and its exact place in the file.</w:t>
+            </w:r>
+          </w:p>
+        </w:tc>
+        <w:tc>
+          <w:tcPr>
+            <w:tcW w:type="dxa" w:w="1300"/>
+            <w:tcBorders>
+              <w:top w:val="single" w:color="A6A6A6" w:sz="4"/>
+              <w:left w:val="single" w:color="A6A6A6" w:sz="4"/>
+              <w:bottom w:val="single" w:color="A6A6A6" w:sz="4"/>
+              <w:right w:val="single" w:color="A6A6A6" w:sz="4"/>
+            </w:tcBorders>
+            <w:shd w:fill="E2EFDA" w:color="auto" w:val="clear"/>
+            <w:tcMar>
+              <w:top w:type="dxa" w:w="60"/>
+              <w:left w:type="dxa" w:w="100"/>
+              <w:bottom w:type="dxa" w:w="60"/>
+              <w:right w:type="dxa" w:w="100"/>
+            </w:tcMar>
+          </w:tcPr>
+          <w:p>
+            <w:r>
+              <w:rPr>
+                <w:sz w:val="19"/>
+                <w:szCs w:val="19"/>
+              </w:rPr>
+              <w:t xml:space="preserve">Ready</w:t>
+            </w:r>
+          </w:p>
+        </w:tc>
+      </w:tr>
+      <w:tr>
+        <w:trPr>
+          <w:cantSplit/>
+        </w:trPr>
+        <w:tc>
+          <w:tcPr>
+            <w:tcW w:type="dxa" w:w="1900"/>
+            <w:tcBorders>
+              <w:top w:val="single" w:color="A6A6A6" w:sz="4"/>
+              <w:left w:val="single" w:color="A6A6A6" w:sz="4"/>
+              <w:bottom w:val="single" w:color="A6A6A6" w:sz="4"/>
+              <w:right w:val="single" w:color="A6A6A6" w:sz="4"/>
+            </w:tcBorders>
+            <w:tcMar>
+              <w:top w:type="dxa" w:w="60"/>
+              <w:left w:type="dxa" w:w="100"/>
+              <w:bottom w:type="dxa" w:w="60"/>
+              <w:right w:type="dxa" w:w="100"/>
+            </w:tcMar>
+          </w:tcPr>
+          <w:p>
+            <w:r>
+              <w:rPr>
+                <w:b/>
+                <w:bCs/>
+                <w:sz w:val="19"/>
+                <w:szCs w:val="19"/>
+              </w:rPr>
+              <w:t xml:space="preserve">registry.go</w:t>
+            </w:r>
+          </w:p>
+        </w:tc>
+        <w:tc>
+          <w:tcPr>
+            <w:tcW w:type="dxa" w:w="1900"/>
+            <w:tcBorders>
+              <w:top w:val="single" w:color="A6A6A6" w:sz="4"/>
+              <w:left w:val="single" w:color="A6A6A6" w:sz="4"/>
+              <w:bottom w:val="single" w:color="A6A6A6" w:sz="4"/>
+              <w:right w:val="single" w:color="A6A6A6" w:sz="4"/>
+            </w:tcBorders>
+            <w:tcMar>
+              <w:top w:type="dxa" w:w="60"/>
+              <w:left w:type="dxa" w:w="100"/>
+              <w:bottom w:type="dxa" w:w="60"/>
+              <w:right w:type="dxa" w:w="100"/>
+            </w:tcMar>
+          </w:tcPr>
+          <w:p>
+            <w:r>
+              <w:rPr>
+                <w:sz w:val="19"/>
+                <w:szCs w:val="19"/>
+              </w:rPr>
+              <w:t xml:space="preserve">internal / ingest</w:t>
+            </w:r>
+          </w:p>
+        </w:tc>
+        <w:tc>
+          <w:tcPr>
+            <w:tcW w:type="dxa" w:w="4538"/>
+            <w:tcBorders>
+              <w:top w:val="single" w:color="A6A6A6" w:sz="4"/>
+              <w:left w:val="single" w:color="A6A6A6" w:sz="4"/>
+              <w:bottom w:val="single" w:color="A6A6A6" w:sz="4"/>
+              <w:right w:val="single" w:color="A6A6A6" w:sz="4"/>
+            </w:tcBorders>
+            <w:tcMar>
+              <w:top w:type="dxa" w:w="60"/>
+              <w:left w:type="dxa" w:w="100"/>
+              <w:bottom w:type="dxa" w:w="60"/>
+              <w:right w:type="dxa" w:w="100"/>
+            </w:tcMar>
+          </w:tcPr>
+          <w:p>
+            <w:r>
+              <w:rPr>
+                <w:sz w:val="19"/>
+                <w:szCs w:val="19"/>
+              </w:rPr>
+              <w:t xml:space="preserve">The list of available readers, one per kind of file, always kept in alphabetical order so results never depend on chance. It refuses a second reader for the same kind of file. When a file arrives, exactly one reader must recognise it; if none does, or more than one does, the file is refused with a clear message rather than guessed at.</w:t>
+            </w:r>
+          </w:p>
+        </w:tc>
+        <w:tc>
+          <w:tcPr>
+            <w:tcW w:type="dxa" w:w="1300"/>
+            <w:tcBorders>
+              <w:top w:val="single" w:color="A6A6A6" w:sz="4"/>
+              <w:left w:val="single" w:color="A6A6A6" w:sz="4"/>
+              <w:bottom w:val="single" w:color="A6A6A6" w:sz="4"/>
+              <w:right w:val="single" w:color="A6A6A6" w:sz="4"/>
+            </w:tcBorders>
+            <w:shd w:fill="E2EFDA" w:color="auto" w:val="clear"/>
+            <w:tcMar>
+              <w:top w:type="dxa" w:w="60"/>
+              <w:left w:type="dxa" w:w="100"/>
+              <w:bottom w:type="dxa" w:w="60"/>
+              <w:right w:type="dxa" w:w="100"/>
+            </w:tcMar>
+          </w:tcPr>
+          <w:p>
+            <w:r>
+              <w:rPr>
+                <w:sz w:val="19"/>
+                <w:szCs w:val="19"/>
+              </w:rPr>
+              <w:t xml:space="preserve">Ready</w:t>
+            </w:r>
+          </w:p>
+        </w:tc>
+      </w:tr>
+      <w:tr>
+        <w:trPr>
+          <w:cantSplit/>
+        </w:trPr>
+        <w:tc>
+          <w:tcPr>
+            <w:tcW w:type="dxa" w:w="1900"/>
+            <w:tcBorders>
+              <w:top w:val="single" w:color="A6A6A6" w:sz="4"/>
+              <w:left w:val="single" w:color="A6A6A6" w:sz="4"/>
+              <w:bottom w:val="single" w:color="A6A6A6" w:sz="4"/>
+              <w:right w:val="single" w:color="A6A6A6" w:sz="4"/>
+            </w:tcBorders>
+            <w:tcMar>
+              <w:top w:type="dxa" w:w="60"/>
+              <w:left w:type="dxa" w:w="100"/>
+              <w:bottom w:type="dxa" w:w="60"/>
+              <w:right w:type="dxa" w:w="100"/>
+            </w:tcMar>
+          </w:tcPr>
+          <w:p>
+            <w:r>
+              <w:rPr>
+                <w:b/>
+                <w:bCs/>
+                <w:sz w:val="19"/>
+                <w:szCs w:val="19"/>
+              </w:rPr>
+              <w:t xml:space="preserve">errors.go</w:t>
+            </w:r>
+          </w:p>
+        </w:tc>
+        <w:tc>
+          <w:tcPr>
+            <w:tcW w:type="dxa" w:w="1900"/>
+            <w:tcBorders>
+              <w:top w:val="single" w:color="A6A6A6" w:sz="4"/>
+              <w:left w:val="single" w:color="A6A6A6" w:sz="4"/>
+              <w:bottom w:val="single" w:color="A6A6A6" w:sz="4"/>
+              <w:right w:val="single" w:color="A6A6A6" w:sz="4"/>
+            </w:tcBorders>
+            <w:tcMar>
+              <w:top w:type="dxa" w:w="60"/>
+              <w:left w:type="dxa" w:w="100"/>
+              <w:bottom w:type="dxa" w:w="60"/>
+              <w:right w:type="dxa" w:w="100"/>
+            </w:tcMar>
+          </w:tcPr>
+          <w:p>
+            <w:r>
+              <w:rPr>
+                <w:sz w:val="19"/>
+                <w:szCs w:val="19"/>
+              </w:rPr>
+              <w:t xml:space="preserve">internal / ingest</w:t>
+            </w:r>
+          </w:p>
+        </w:tc>
+        <w:tc>
+          <w:tcPr>
+            <w:tcW w:type="dxa" w:w="4538"/>
+            <w:tcBorders>
+              <w:top w:val="single" w:color="A6A6A6" w:sz="4"/>
+              <w:left w:val="single" w:color="A6A6A6" w:sz="4"/>
+              <w:bottom w:val="single" w:color="A6A6A6" w:sz="4"/>
+              <w:right w:val="single" w:color="A6A6A6" w:sz="4"/>
+            </w:tcBorders>
+            <w:tcMar>
+              <w:top w:type="dxa" w:w="60"/>
+              <w:left w:type="dxa" w:w="100"/>
+              <w:bottom w:type="dxa" w:w="60"/>
+              <w:right w:type="dxa" w:w="100"/>
+            </w:tcMar>
+          </w:tcPr>
+          <w:p>
+            <w:r>
+              <w:rPr>
+                <w:sz w:val="19"/>
+                <w:szCs w:val="19"/>
+              </w:rPr>
+              <w:t xml:space="preserve">The fixed list of problem codes shown to staff when a file cannot be used: file type not supported, file too large, file damaged or not valid, no matching format, more than one matching format, a required figure missing, and the same figure read with two different values. Each problem names the file, and for a damaged file the line and position of the fault.</w:t>
+            </w:r>
+          </w:p>
+        </w:tc>
+        <w:tc>
+          <w:tcPr>
+            <w:tcW w:type="dxa" w:w="1300"/>
+            <w:tcBorders>
+              <w:top w:val="single" w:color="A6A6A6" w:sz="4"/>
+              <w:left w:val="single" w:color="A6A6A6" w:sz="4"/>
+              <w:bottom w:val="single" w:color="A6A6A6" w:sz="4"/>
+              <w:right w:val="single" w:color="A6A6A6" w:sz="4"/>
+            </w:tcBorders>
+            <w:shd w:fill="E2EFDA" w:color="auto" w:val="clear"/>
+            <w:tcMar>
+              <w:top w:type="dxa" w:w="60"/>
+              <w:left w:type="dxa" w:w="100"/>
+              <w:bottom w:type="dxa" w:w="60"/>
+              <w:right w:type="dxa" w:w="100"/>
+            </w:tcMar>
+          </w:tcPr>
+          <w:p>
+            <w:r>
+              <w:rPr>
+                <w:sz w:val="19"/>
+                <w:szCs w:val="19"/>
+              </w:rPr>
+              <w:t xml:space="preserve">Ready</w:t>
+            </w:r>
+          </w:p>
+        </w:tc>
+      </w:tr>
+      <w:tr>
+        <w:trPr>
+          <w:cantSplit/>
+        </w:trPr>
+        <w:tc>
+          <w:tcPr>
+            <w:tcW w:type="dxa" w:w="1900"/>
+            <w:tcBorders>
+              <w:top w:val="single" w:color="A6A6A6" w:sz="4"/>
+              <w:left w:val="single" w:color="A6A6A6" w:sz="4"/>
+              <w:bottom w:val="single" w:color="A6A6A6" w:sz="4"/>
+              <w:right w:val="single" w:color="A6A6A6" w:sz="4"/>
+            </w:tcBorders>
+            <w:tcMar>
+              <w:top w:type="dxa" w:w="60"/>
+              <w:left w:type="dxa" w:w="100"/>
+              <w:bottom w:type="dxa" w:w="60"/>
+              <w:right w:type="dxa" w:w="100"/>
+            </w:tcMar>
+          </w:tcPr>
+          <w:p>
+            <w:r>
+              <w:rPr>
+                <w:b/>
+                <w:bCs/>
+                <w:sz w:val="19"/>
+                <w:szCs w:val="19"/>
+              </w:rPr>
+              <w:t xml:space="preserve">report.go</w:t>
+            </w:r>
+          </w:p>
+        </w:tc>
+        <w:tc>
+          <w:tcPr>
+            <w:tcW w:type="dxa" w:w="1900"/>
+            <w:tcBorders>
+              <w:top w:val="single" w:color="A6A6A6" w:sz="4"/>
+              <w:left w:val="single" w:color="A6A6A6" w:sz="4"/>
+              <w:bottom w:val="single" w:color="A6A6A6" w:sz="4"/>
+              <w:right w:val="single" w:color="A6A6A6" w:sz="4"/>
+            </w:tcBorders>
+            <w:tcMar>
+              <w:top w:type="dxa" w:w="60"/>
+              <w:left w:type="dxa" w:w="100"/>
+              <w:bottom w:type="dxa" w:w="60"/>
+              <w:right w:type="dxa" w:w="100"/>
+            </w:tcMar>
+          </w:tcPr>
+          <w:p>
+            <w:r>
+              <w:rPr>
+                <w:sz w:val="19"/>
+                <w:szCs w:val="19"/>
+              </w:rPr>
+              <w:t xml:space="preserve">internal / ingest</w:t>
+            </w:r>
+          </w:p>
+        </w:tc>
+        <w:tc>
+          <w:tcPr>
+            <w:tcW w:type="dxa" w:w="4538"/>
+            <w:tcBorders>
+              <w:top w:val="single" w:color="A6A6A6" w:sz="4"/>
+              <w:left w:val="single" w:color="A6A6A6" w:sz="4"/>
+              <w:bottom w:val="single" w:color="A6A6A6" w:sz="4"/>
+              <w:right w:val="single" w:color="A6A6A6" w:sz="4"/>
+            </w:tcBorders>
+            <w:tcMar>
+              <w:top w:type="dxa" w:w="60"/>
+              <w:left w:type="dxa" w:w="100"/>
+              <w:bottom w:type="dxa" w:w="60"/>
+              <w:right w:type="dxa" w:w="100"/>
+            </w:tcMar>
+          </w:tcPr>
+          <w:p>
+            <w:r>
+              <w:rPr>
+                <w:sz w:val="19"/>
+                <w:szCs w:val="19"/>
+              </w:rPr>
+              <w:t xml:space="preserve">The layout of the check report shown after every upload: which format the file was recognised as, the tax year, whether the PAN matches the client (only the last four characters are ever shown), how many figures and rows were read, what was not read, and any warnings or errors. The format instructions (SPEC-006) fill it in. Its lists are always in the same order, so the same file gives the same report.</w:t>
+            </w:r>
+          </w:p>
+        </w:tc>
+        <w:tc>
+          <w:tcPr>
+            <w:tcW w:type="dxa" w:w="1300"/>
+            <w:tcBorders>
+              <w:top w:val="single" w:color="A6A6A6" w:sz="4"/>
+              <w:left w:val="single" w:color="A6A6A6" w:sz="4"/>
+              <w:bottom w:val="single" w:color="A6A6A6" w:sz="4"/>
+              <w:right w:val="single" w:color="A6A6A6" w:sz="4"/>
+            </w:tcBorders>
+            <w:shd w:fill="E2EFDA" w:color="auto" w:val="clear"/>
+            <w:tcMar>
+              <w:top w:type="dxa" w:w="60"/>
+              <w:left w:type="dxa" w:w="100"/>
+              <w:bottom w:type="dxa" w:w="60"/>
+              <w:right w:type="dxa" w:w="100"/>
+            </w:tcMar>
+          </w:tcPr>
+          <w:p>
+            <w:r>
+              <w:rPr>
+                <w:sz w:val="19"/>
+                <w:szCs w:val="19"/>
+              </w:rPr>
+              <w:t xml:space="preserve">Ready</w:t>
+            </w:r>
+          </w:p>
+        </w:tc>
+      </w:tr>
+      <w:tr>
+        <w:trPr>
+          <w:cantSplit/>
+        </w:trPr>
+        <w:tc>
+          <w:tcPr>
+            <w:tcW w:type="dxa" w:w="1900"/>
+            <w:tcBorders>
+              <w:top w:val="single" w:color="A6A6A6" w:sz="4"/>
+              <w:left w:val="single" w:color="A6A6A6" w:sz="4"/>
+              <w:bottom w:val="single" w:color="A6A6A6" w:sz="4"/>
+              <w:right w:val="single" w:color="A6A6A6" w:sz="4"/>
+            </w:tcBorders>
+            <w:tcMar>
+              <w:top w:type="dxa" w:w="60"/>
+              <w:left w:type="dxa" w:w="100"/>
+              <w:bottom w:type="dxa" w:w="60"/>
+              <w:right w:type="dxa" w:w="100"/>
+            </w:tcMar>
+          </w:tcPr>
+          <w:p>
+            <w:r>
+              <w:rPr>
+                <w:b/>
+                <w:bCs/>
+                <w:sz w:val="19"/>
+                <w:szCs w:val="19"/>
+              </w:rPr>
+              <w:t xml:space="preserve">ingest_test.go</w:t>
+            </w:r>
+          </w:p>
+        </w:tc>
+        <w:tc>
+          <w:tcPr>
+            <w:tcW w:type="dxa" w:w="1900"/>
+            <w:tcBorders>
+              <w:top w:val="single" w:color="A6A6A6" w:sz="4"/>
+              <w:left w:val="single" w:color="A6A6A6" w:sz="4"/>
+              <w:bottom w:val="single" w:color="A6A6A6" w:sz="4"/>
+              <w:right w:val="single" w:color="A6A6A6" w:sz="4"/>
+            </w:tcBorders>
+            <w:tcMar>
+              <w:top w:type="dxa" w:w="60"/>
+              <w:left w:type="dxa" w:w="100"/>
+              <w:bottom w:type="dxa" w:w="60"/>
+              <w:right w:type="dxa" w:w="100"/>
+            </w:tcMar>
+          </w:tcPr>
+          <w:p>
+            <w:r>
+              <w:rPr>
+                <w:sz w:val="19"/>
+                <w:szCs w:val="19"/>
+              </w:rPr>
+              <w:t xml:space="preserve">internal / ingest</w:t>
+            </w:r>
+          </w:p>
+        </w:tc>
+        <w:tc>
+          <w:tcPr>
+            <w:tcW w:type="dxa" w:w="4538"/>
+            <w:tcBorders>
+              <w:top w:val="single" w:color="A6A6A6" w:sz="4"/>
+              <w:left w:val="single" w:color="A6A6A6" w:sz="4"/>
+              <w:bottom w:val="single" w:color="A6A6A6" w:sz="4"/>
+              <w:right w:val="single" w:color="A6A6A6" w:sz="4"/>
+            </w:tcBorders>
+            <w:tcMar>
+              <w:top w:type="dxa" w:w="60"/>
+              <w:left w:type="dxa" w:w="100"/>
+              <w:bottom w:type="dxa" w:w="60"/>
+              <w:right w:type="dxa" w:w="100"/>
+            </w:tcMar>
+          </w:tcPr>
+          <w:p>
+            <w:r>
+              <w:rPr>
+                <w:sz w:val="19"/>
+                <w:szCs w:val="19"/>
+              </w:rPr>
+              <w:t xml:space="preserve">The proof: readers come back in alphabetical order whatever order they were added in; a second reader for the same kind of file is refused; a file no reader recognises, or that two readers claim, is refused; and the problem codes and their wording stay fixed.</w:t>
+            </w:r>
+          </w:p>
+        </w:tc>
+        <w:tc>
+          <w:tcPr>
+            <w:tcW w:type="dxa" w:w="1300"/>
+            <w:tcBorders>
+              <w:top w:val="single" w:color="A6A6A6" w:sz="4"/>
+              <w:left w:val="single" w:color="A6A6A6" w:sz="4"/>
+              <w:bottom w:val="single" w:color="A6A6A6" w:sz="4"/>
+              <w:right w:val="single" w:color="A6A6A6" w:sz="4"/>
+            </w:tcBorders>
+            <w:shd w:fill="E2EFDA" w:color="auto" w:val="clear"/>
+            <w:tcMar>
+              <w:top w:type="dxa" w:w="60"/>
+              <w:left w:type="dxa" w:w="100"/>
+              <w:bottom w:type="dxa" w:w="60"/>
+              <w:right w:type="dxa" w:w="100"/>
+            </w:tcMar>
+          </w:tcPr>
+          <w:p>
+            <w:r>
+              <w:rPr>
+                <w:sz w:val="19"/>
+                <w:szCs w:val="19"/>
+              </w:rPr>
+              <w:t xml:space="preserve">Ready</w:t>
+            </w:r>
+          </w:p>
+        </w:tc>
+      </w:tr>
+    </w:tbl>
+    <w:p>
+      <w:pPr>
+        <w:pStyle w:val="Heading2"/>
+      </w:pPr>
+      <w:r>
+        <w:t xml:space="preserve">The JSON file reader</w:t>
+      </w:r>
+    </w:p>
+    <w:tbl>
+      <w:tblPr>
+        <w:tblW w:type="dxa" w:w="9638"/>
+        <w:tblBorders>
+          <w:top w:val="single" w:color="auto" w:sz="4"/>
+          <w:left w:val="single" w:color="auto" w:sz="4"/>
+          <w:bottom w:val="single" w:color="auto" w:sz="4"/>
+          <w:right w:val="single" w:color="auto" w:sz="4"/>
+          <w:insideH w:val="single" w:color="auto" w:sz="4"/>
+          <w:insideV w:val="single" w:color="auto" w:sz="4"/>
+        </w:tblBorders>
+      </w:tblPr>
+      <w:tblGrid>
+        <w:gridCol w:w="1900"/>
+        <w:gridCol w:w="1900"/>
+        <w:gridCol w:w="4538"/>
+        <w:gridCol w:w="1300"/>
+      </w:tblGrid>
+      <w:tr>
+        <w:trPr>
+          <w:tblHeader/>
+        </w:trPr>
+        <w:tc>
+          <w:tcPr>
+            <w:tcW w:type="dxa" w:w="1900"/>
+            <w:tcBorders>
+              <w:top w:val="single" w:color="A6A6A6" w:sz="4"/>
+              <w:left w:val="single" w:color="A6A6A6" w:sz="4"/>
+              <w:bottom w:val="single" w:color="A6A6A6" w:sz="4"/>
+              <w:right w:val="single" w:color="A6A6A6" w:sz="4"/>
+            </w:tcBorders>
+            <w:shd w:fill="DCE6F1" w:color="auto" w:val="clear"/>
+            <w:tcMar>
+              <w:top w:type="dxa" w:w="60"/>
+              <w:left w:type="dxa" w:w="100"/>
+              <w:bottom w:type="dxa" w:w="60"/>
+              <w:right w:type="dxa" w:w="100"/>
+            </w:tcMar>
+          </w:tcPr>
+          <w:p>
+            <w:r>
+              <w:rPr>
+                <w:b/>
+                <w:bCs/>
+                <w:sz w:val="19"/>
+                <w:szCs w:val="19"/>
+              </w:rPr>
+              <w:t xml:space="preserve">File</w:t>
+            </w:r>
+          </w:p>
+        </w:tc>
+        <w:tc>
+          <w:tcPr>
+            <w:tcW w:type="dxa" w:w="1900"/>
+            <w:tcBorders>
+              <w:top w:val="single" w:color="A6A6A6" w:sz="4"/>
+              <w:left w:val="single" w:color="A6A6A6" w:sz="4"/>
+              <w:bottom w:val="single" w:color="A6A6A6" w:sz="4"/>
+              <w:right w:val="single" w:color="A6A6A6" w:sz="4"/>
+            </w:tcBorders>
+            <w:shd w:fill="DCE6F1" w:color="auto" w:val="clear"/>
+            <w:tcMar>
+              <w:top w:type="dxa" w:w="60"/>
+              <w:left w:type="dxa" w:w="100"/>
+              <w:bottom w:type="dxa" w:w="60"/>
+              <w:right w:type="dxa" w:w="100"/>
+            </w:tcMar>
+          </w:tcPr>
+          <w:p>
+            <w:r>
+              <w:rPr>
+                <w:b/>
+                <w:bCs/>
+                <w:sz w:val="19"/>
+                <w:szCs w:val="19"/>
+              </w:rPr>
+              <w:t xml:space="preserve">Where it is</w:t>
+            </w:r>
+          </w:p>
+        </w:tc>
+        <w:tc>
+          <w:tcPr>
+            <w:tcW w:type="dxa" w:w="4538"/>
+            <w:tcBorders>
+              <w:top w:val="single" w:color="A6A6A6" w:sz="4"/>
+              <w:left w:val="single" w:color="A6A6A6" w:sz="4"/>
+              <w:bottom w:val="single" w:color="A6A6A6" w:sz="4"/>
+              <w:right w:val="single" w:color="A6A6A6" w:sz="4"/>
+            </w:tcBorders>
+            <w:shd w:fill="DCE6F1" w:color="auto" w:val="clear"/>
+            <w:tcMar>
+              <w:top w:type="dxa" w:w="60"/>
+              <w:left w:type="dxa" w:w="100"/>
+              <w:bottom w:type="dxa" w:w="60"/>
+              <w:right w:type="dxa" w:w="100"/>
+            </w:tcMar>
+          </w:tcPr>
+          <w:p>
+            <w:r>
+              <w:rPr>
+                <w:b/>
+                <w:bCs/>
+                <w:sz w:val="19"/>
+                <w:szCs w:val="19"/>
+              </w:rPr>
+              <w:t xml:space="preserve">What happens in this file</w:t>
+            </w:r>
+          </w:p>
+        </w:tc>
+        <w:tc>
+          <w:tcPr>
+            <w:tcW w:type="dxa" w:w="1300"/>
+            <w:tcBorders>
+              <w:top w:val="single" w:color="A6A6A6" w:sz="4"/>
+              <w:left w:val="single" w:color="A6A6A6" w:sz="4"/>
+              <w:bottom w:val="single" w:color="A6A6A6" w:sz="4"/>
+              <w:right w:val="single" w:color="A6A6A6" w:sz="4"/>
+            </w:tcBorders>
+            <w:shd w:fill="DCE6F1" w:color="auto" w:val="clear"/>
+            <w:tcMar>
+              <w:top w:type="dxa" w:w="60"/>
+              <w:left w:type="dxa" w:w="100"/>
+              <w:bottom w:type="dxa" w:w="60"/>
+              <w:right w:type="dxa" w:w="100"/>
+            </w:tcMar>
+          </w:tcPr>
+          <w:p>
+            <w:r>
+              <w:rPr>
+                <w:b/>
+                <w:bCs/>
+                <w:sz w:val="19"/>
+                <w:szCs w:val="19"/>
+              </w:rPr>
+              <w:t xml:space="preserve">Status</w:t>
+            </w:r>
+          </w:p>
+        </w:tc>
+      </w:tr>
+      <w:tr>
+        <w:trPr>
+          <w:cantSplit/>
+        </w:trPr>
+        <w:tc>
+          <w:tcPr>
+            <w:tcW w:type="dxa" w:w="1900"/>
+            <w:tcBorders>
+              <w:top w:val="single" w:color="A6A6A6" w:sz="4"/>
+              <w:left w:val="single" w:color="A6A6A6" w:sz="4"/>
+              <w:bottom w:val="single" w:color="A6A6A6" w:sz="4"/>
+              <w:right w:val="single" w:color="A6A6A6" w:sz="4"/>
+            </w:tcBorders>
+            <w:tcMar>
+              <w:top w:type="dxa" w:w="60"/>
+              <w:left w:type="dxa" w:w="100"/>
+              <w:bottom w:type="dxa" w:w="60"/>
+              <w:right w:type="dxa" w:w="100"/>
+            </w:tcMar>
+          </w:tcPr>
+          <w:p>
+            <w:r>
+              <w:rPr>
+                <w:b/>
+                <w:bCs/>
+                <w:sz w:val="19"/>
+                <w:szCs w:val="19"/>
+              </w:rPr>
+              <w:t xml:space="preserve">adapter.go</w:t>
+            </w:r>
+          </w:p>
+        </w:tc>
+        <w:tc>
+          <w:tcPr>
+            <w:tcW w:type="dxa" w:w="1900"/>
+            <w:tcBorders>
+              <w:top w:val="single" w:color="A6A6A6" w:sz="4"/>
+              <w:left w:val="single" w:color="A6A6A6" w:sz="4"/>
+              <w:bottom w:val="single" w:color="A6A6A6" w:sz="4"/>
+              <w:right w:val="single" w:color="A6A6A6" w:sz="4"/>
+            </w:tcBorders>
+            <w:tcMar>
+              <w:top w:type="dxa" w:w="60"/>
+              <w:left w:type="dxa" w:w="100"/>
+              <w:bottom w:type="dxa" w:w="60"/>
+              <w:right w:type="dxa" w:w="100"/>
+            </w:tcMar>
+          </w:tcPr>
+          <w:p>
+            <w:r>
+              <w:rPr>
+                <w:sz w:val="19"/>
+                <w:szCs w:val="19"/>
+              </w:rPr>
+              <w:t xml:space="preserve">internal / ingest / adapters / json</w:t>
+            </w:r>
+          </w:p>
+        </w:tc>
+        <w:tc>
+          <w:tcPr>
+            <w:tcW w:type="dxa" w:w="4538"/>
+            <w:tcBorders>
+              <w:top w:val="single" w:color="A6A6A6" w:sz="4"/>
+              <w:left w:val="single" w:color="A6A6A6" w:sz="4"/>
+              <w:bottom w:val="single" w:color="A6A6A6" w:sz="4"/>
+              <w:right w:val="single" w:color="A6A6A6" w:sz="4"/>
+            </w:tcBorders>
+            <w:tcMar>
+              <w:top w:type="dxa" w:w="60"/>
+              <w:left w:type="dxa" w:w="100"/>
+              <w:bottom w:type="dxa" w:w="60"/>
+              <w:right w:type="dxa" w:w="100"/>
+            </w:tcMar>
+          </w:tcPr>
+          <w:p>
+            <w:r>
+              <w:rPr>
+                <w:sz w:val="19"/>
+                <w:szCs w:val="19"/>
+              </w:rPr>
+              <w:t xml:space="preserve">Opens a JSON file and finds values in it. Every number is kept exactly as written (112450.50 stays 112450.50, and a long number such as 90071992547409.93 is not altered the way ordinary computer arithmetic would alter it). It refuses, with the line and position of the fault: a damaged file, text in an unreadable character set, the same heading twice in one block (ordinary software would quietly keep only the last one, so a figure could be read from the wrong copy), extra text after the end, and files nested absurdly deep. Files over a size limit (64 MB unless set otherwise) are refused. It can also list every value in a file, so the check report can show what was not read.</w:t>
+            </w:r>
+          </w:p>
+        </w:tc>
+        <w:tc>
+          <w:tcPr>
+            <w:tcW w:type="dxa" w:w="1300"/>
+            <w:tcBorders>
+              <w:top w:val="single" w:color="A6A6A6" w:sz="4"/>
+              <w:left w:val="single" w:color="A6A6A6" w:sz="4"/>
+              <w:bottom w:val="single" w:color="A6A6A6" w:sz="4"/>
+              <w:right w:val="single" w:color="A6A6A6" w:sz="4"/>
+            </w:tcBorders>
+            <w:shd w:fill="E2EFDA" w:color="auto" w:val="clear"/>
+            <w:tcMar>
+              <w:top w:type="dxa" w:w="60"/>
+              <w:left w:type="dxa" w:w="100"/>
+              <w:bottom w:type="dxa" w:w="60"/>
+              <w:right w:type="dxa" w:w="100"/>
+            </w:tcMar>
+          </w:tcPr>
+          <w:p>
+            <w:r>
+              <w:rPr>
+                <w:sz w:val="19"/>
+                <w:szCs w:val="19"/>
+              </w:rPr>
+              <w:t xml:space="preserve">Ready</w:t>
+            </w:r>
+          </w:p>
+        </w:tc>
+      </w:tr>
+      <w:tr>
+        <w:trPr>
+          <w:cantSplit/>
+        </w:trPr>
+        <w:tc>
+          <w:tcPr>
+            <w:tcW w:type="dxa" w:w="1900"/>
+            <w:tcBorders>
+              <w:top w:val="single" w:color="A6A6A6" w:sz="4"/>
+              <w:left w:val="single" w:color="A6A6A6" w:sz="4"/>
+              <w:bottom w:val="single" w:color="A6A6A6" w:sz="4"/>
+              <w:right w:val="single" w:color="A6A6A6" w:sz="4"/>
+            </w:tcBorders>
+            <w:tcMar>
+              <w:top w:type="dxa" w:w="60"/>
+              <w:left w:type="dxa" w:w="100"/>
+              <w:bottom w:type="dxa" w:w="60"/>
+              <w:right w:type="dxa" w:w="100"/>
+            </w:tcMar>
+          </w:tcPr>
+          <w:p>
+            <w:r>
+              <w:rPr>
+                <w:b/>
+                <w:bCs/>
+                <w:sz w:val="19"/>
+                <w:szCs w:val="19"/>
+              </w:rPr>
+              <w:t xml:space="preserve">path.go</w:t>
+            </w:r>
+          </w:p>
+        </w:tc>
+        <w:tc>
+          <w:tcPr>
+            <w:tcW w:type="dxa" w:w="1900"/>
+            <w:tcBorders>
+              <w:top w:val="single" w:color="A6A6A6" w:sz="4"/>
+              <w:left w:val="single" w:color="A6A6A6" w:sz="4"/>
+              <w:bottom w:val="single" w:color="A6A6A6" w:sz="4"/>
+              <w:right w:val="single" w:color="A6A6A6" w:sz="4"/>
+            </w:tcBorders>
+            <w:tcMar>
+              <w:top w:type="dxa" w:w="60"/>
+              <w:left w:type="dxa" w:w="100"/>
+              <w:bottom w:type="dxa" w:w="60"/>
+              <w:right w:type="dxa" w:w="100"/>
+            </w:tcMar>
+          </w:tcPr>
+          <w:p>
+            <w:r>
+              <w:rPr>
+                <w:sz w:val="19"/>
+                <w:szCs w:val="19"/>
+              </w:rPr>
+              <w:t xml:space="preserve">internal / ingest / adapters / json</w:t>
+            </w:r>
+          </w:p>
+        </w:tc>
+        <w:tc>
+          <w:tcPr>
+            <w:tcW w:type="dxa" w:w="4538"/>
+            <w:tcBorders>
+              <w:top w:val="single" w:color="A6A6A6" w:sz="4"/>
+              <w:left w:val="single" w:color="A6A6A6" w:sz="4"/>
+              <w:bottom w:val="single" w:color="A6A6A6" w:sz="4"/>
+              <w:right w:val="single" w:color="A6A6A6" w:sz="4"/>
+            </w:tcBorders>
+            <w:tcMar>
+              <w:top w:type="dxa" w:w="60"/>
+              <w:left w:type="dxa" w:w="100"/>
+              <w:bottom w:type="dxa" w:w="60"/>
+              <w:right w:type="dxa" w:w="100"/>
+            </w:tcMar>
+          </w:tcPr>
+          <w:p>
+            <w:r>
+              <w:rPr>
+                <w:sz w:val="19"/>
+                <w:szCs w:val="19"/>
+              </w:rPr>
+              <w:t xml:space="preserve">Reads the short addresses that format instructions use to point at a value in a JSON file, such as $.business_income.allowed_depreciation or $.rows[3].amount, and $.rows[*] for every row of a list. Only a small, fixed set of address forms is allowed; anything else is refused when the format instructions are loaded, naming the address and the exact character at fault, so a mistake is caught before any client file is read.</w:t>
+            </w:r>
+          </w:p>
+        </w:tc>
+        <w:tc>
+          <w:tcPr>
+            <w:tcW w:type="dxa" w:w="1300"/>
+            <w:tcBorders>
+              <w:top w:val="single" w:color="A6A6A6" w:sz="4"/>
+              <w:left w:val="single" w:color="A6A6A6" w:sz="4"/>
+              <w:bottom w:val="single" w:color="A6A6A6" w:sz="4"/>
+              <w:right w:val="single" w:color="A6A6A6" w:sz="4"/>
+            </w:tcBorders>
+            <w:shd w:fill="E2EFDA" w:color="auto" w:val="clear"/>
+            <w:tcMar>
+              <w:top w:type="dxa" w:w="60"/>
+              <w:left w:type="dxa" w:w="100"/>
+              <w:bottom w:type="dxa" w:w="60"/>
+              <w:right w:type="dxa" w:w="100"/>
+            </w:tcMar>
+          </w:tcPr>
+          <w:p>
+            <w:r>
+              <w:rPr>
+                <w:sz w:val="19"/>
+                <w:szCs w:val="19"/>
+              </w:rPr>
+              <w:t xml:space="preserve">Ready</w:t>
+            </w:r>
+          </w:p>
+        </w:tc>
+      </w:tr>
+      <w:tr>
+        <w:trPr>
+          <w:cantSplit/>
+        </w:trPr>
+        <w:tc>
+          <w:tcPr>
+            <w:tcW w:type="dxa" w:w="1900"/>
+            <w:tcBorders>
+              <w:top w:val="single" w:color="A6A6A6" w:sz="4"/>
+              <w:left w:val="single" w:color="A6A6A6" w:sz="4"/>
+              <w:bottom w:val="single" w:color="A6A6A6" w:sz="4"/>
+              <w:right w:val="single" w:color="A6A6A6" w:sz="4"/>
+            </w:tcBorders>
+            <w:tcMar>
+              <w:top w:type="dxa" w:w="60"/>
+              <w:left w:type="dxa" w:w="100"/>
+              <w:bottom w:type="dxa" w:w="60"/>
+              <w:right w:type="dxa" w:w="100"/>
+            </w:tcMar>
+          </w:tcPr>
+          <w:p>
+            <w:r>
+              <w:rPr>
+                <w:b/>
+                <w:bCs/>
+                <w:sz w:val="19"/>
+                <w:szCs w:val="19"/>
+              </w:rPr>
+              <w:t xml:space="preserve">doc.go</w:t>
+            </w:r>
+          </w:p>
+        </w:tc>
+        <w:tc>
+          <w:tcPr>
+            <w:tcW w:type="dxa" w:w="1900"/>
+            <w:tcBorders>
+              <w:top w:val="single" w:color="A6A6A6" w:sz="4"/>
+              <w:left w:val="single" w:color="A6A6A6" w:sz="4"/>
+              <w:bottom w:val="single" w:color="A6A6A6" w:sz="4"/>
+              <w:right w:val="single" w:color="A6A6A6" w:sz="4"/>
+            </w:tcBorders>
+            <w:tcMar>
+              <w:top w:type="dxa" w:w="60"/>
+              <w:left w:type="dxa" w:w="100"/>
+              <w:bottom w:type="dxa" w:w="60"/>
+              <w:right w:type="dxa" w:w="100"/>
+            </w:tcMar>
+          </w:tcPr>
+          <w:p>
+            <w:r>
+              <w:rPr>
+                <w:sz w:val="19"/>
+                <w:szCs w:val="19"/>
+              </w:rPr>
+              <w:t xml:space="preserve">internal / ingest / adapters / json</w:t>
+            </w:r>
+          </w:p>
+        </w:tc>
+        <w:tc>
+          <w:tcPr>
+            <w:tcW w:type="dxa" w:w="4538"/>
+            <w:tcBorders>
+              <w:top w:val="single" w:color="A6A6A6" w:sz="4"/>
+              <w:left w:val="single" w:color="A6A6A6" w:sz="4"/>
+              <w:bottom w:val="single" w:color="A6A6A6" w:sz="4"/>
+              <w:right w:val="single" w:color="A6A6A6" w:sz="4"/>
+            </w:tcBorders>
+            <w:tcMar>
+              <w:top w:type="dxa" w:w="60"/>
+              <w:left w:type="dxa" w:w="100"/>
+              <w:bottom w:type="dxa" w:w="60"/>
+              <w:right w:type="dxa" w:w="100"/>
+            </w:tcMar>
+          </w:tcPr>
+          <w:p>
+            <w:r>
+              <w:rPr>
+                <w:sz w:val="19"/>
+                <w:szCs w:val="19"/>
+              </w:rPr>
+              <w:t xml:space="preserve">The nameplate of the JSON reader. It now also explains, for whoever writes format instructions, every allowed address form, the forms that are not allowed, and what the reader refuses.</w:t>
+            </w:r>
+          </w:p>
+        </w:tc>
+        <w:tc>
+          <w:tcPr>
+            <w:tcW w:type="dxa" w:w="1300"/>
+            <w:tcBorders>
+              <w:top w:val="single" w:color="A6A6A6" w:sz="4"/>
+              <w:left w:val="single" w:color="A6A6A6" w:sz="4"/>
+              <w:bottom w:val="single" w:color="A6A6A6" w:sz="4"/>
+              <w:right w:val="single" w:color="A6A6A6" w:sz="4"/>
+            </w:tcBorders>
+            <w:shd w:fill="E2EFDA" w:color="auto" w:val="clear"/>
+            <w:tcMar>
+              <w:top w:type="dxa" w:w="60"/>
+              <w:left w:type="dxa" w:w="100"/>
+              <w:bottom w:type="dxa" w:w="60"/>
+              <w:right w:type="dxa" w:w="100"/>
+            </w:tcMar>
+          </w:tcPr>
+          <w:p>
+            <w:r>
+              <w:rPr>
+                <w:sz w:val="19"/>
+                <w:szCs w:val="19"/>
+              </w:rPr>
+              <w:t xml:space="preserve">Ready</w:t>
+            </w:r>
+          </w:p>
+        </w:tc>
+      </w:tr>
+      <w:tr>
+        <w:trPr>
+          <w:cantSplit/>
+        </w:trPr>
+        <w:tc>
+          <w:tcPr>
+            <w:tcW w:type="dxa" w:w="1900"/>
+            <w:tcBorders>
+              <w:top w:val="single" w:color="A6A6A6" w:sz="4"/>
+              <w:left w:val="single" w:color="A6A6A6" w:sz="4"/>
+              <w:bottom w:val="single" w:color="A6A6A6" w:sz="4"/>
+              <w:right w:val="single" w:color="A6A6A6" w:sz="4"/>
+            </w:tcBorders>
+            <w:tcMar>
+              <w:top w:type="dxa" w:w="60"/>
+              <w:left w:type="dxa" w:w="100"/>
+              <w:bottom w:type="dxa" w:w="60"/>
+              <w:right w:type="dxa" w:w="100"/>
+            </w:tcMar>
+          </w:tcPr>
+          <w:p>
+            <w:r>
+              <w:rPr>
+                <w:b/>
+                <w:bCs/>
+                <w:sz w:val="19"/>
+                <w:szCs w:val="19"/>
+              </w:rPr>
+              <w:t xml:space="preserve">adapter_test.go</w:t>
+            </w:r>
+          </w:p>
+        </w:tc>
+        <w:tc>
+          <w:tcPr>
+            <w:tcW w:type="dxa" w:w="1900"/>
+            <w:tcBorders>
+              <w:top w:val="single" w:color="A6A6A6" w:sz="4"/>
+              <w:left w:val="single" w:color="A6A6A6" w:sz="4"/>
+              <w:bottom w:val="single" w:color="A6A6A6" w:sz="4"/>
+              <w:right w:val="single" w:color="A6A6A6" w:sz="4"/>
+            </w:tcBorders>
+            <w:tcMar>
+              <w:top w:type="dxa" w:w="60"/>
+              <w:left w:type="dxa" w:w="100"/>
+              <w:bottom w:type="dxa" w:w="60"/>
+              <w:right w:type="dxa" w:w="100"/>
+            </w:tcMar>
+          </w:tcPr>
+          <w:p>
+            <w:r>
+              <w:rPr>
+                <w:sz w:val="19"/>
+                <w:szCs w:val="19"/>
+              </w:rPr>
+              <w:t xml:space="preserve">internal / ingest / adapters / json</w:t>
+            </w:r>
+          </w:p>
+        </w:tc>
+        <w:tc>
+          <w:tcPr>
+            <w:tcW w:type="dxa" w:w="4538"/>
+            <w:tcBorders>
+              <w:top w:val="single" w:color="A6A6A6" w:sz="4"/>
+              <w:left w:val="single" w:color="A6A6A6" w:sz="4"/>
+              <w:bottom w:val="single" w:color="A6A6A6" w:sz="4"/>
+              <w:right w:val="single" w:color="A6A6A6" w:sz="4"/>
+            </w:tcBorders>
+            <w:tcMar>
+              <w:top w:type="dxa" w:w="60"/>
+              <w:left w:type="dxa" w:w="100"/>
+              <w:bottom w:type="dxa" w:w="60"/>
+              <w:right w:type="dxa" w:w="100"/>
+            </w:tcMar>
+          </w:tcPr>
+          <w:p>
+            <w:r>
+              <w:rPr>
+                <w:sz w:val="19"/>
+                <w:szCs w:val="19"/>
+              </w:rPr>
+              <w:t xml:space="preserve">The proof: numbers come back exactly as written, including ones ordinary arithmetic cannot hold; every allowed address form works and about 27 disallowed ones are refused at the right character; every value carries its full, exact address, which finds the same value again; damaged files are refused at the right line and position; the size limit works; and the same file always gives the same values in the same order.</w:t>
+            </w:r>
+          </w:p>
+        </w:tc>
+        <w:tc>
+          <w:tcPr>
+            <w:tcW w:type="dxa" w:w="1300"/>
+            <w:tcBorders>
+              <w:top w:val="single" w:color="A6A6A6" w:sz="4"/>
+              <w:left w:val="single" w:color="A6A6A6" w:sz="4"/>
+              <w:bottom w:val="single" w:color="A6A6A6" w:sz="4"/>
+              <w:right w:val="single" w:color="A6A6A6" w:sz="4"/>
+            </w:tcBorders>
+            <w:shd w:fill="E2EFDA" w:color="auto" w:val="clear"/>
+            <w:tcMar>
+              <w:top w:type="dxa" w:w="60"/>
+              <w:left w:type="dxa" w:w="100"/>
+              <w:bottom w:type="dxa" w:w="60"/>
+              <w:right w:type="dxa" w:w="100"/>
+            </w:tcMar>
+          </w:tcPr>
+          <w:p>
+            <w:r>
+              <w:rPr>
+                <w:sz w:val="19"/>
+                <w:szCs w:val="19"/>
+              </w:rPr>
+              <w:t xml:space="preserve">Ready</w:t>
+            </w:r>
+          </w:p>
+        </w:tc>
+      </w:tr>
+    </w:tbl>
+    <w:p>
+      <w:pPr>
+        <w:pStyle w:val="Heading1"/>
+      </w:pPr>
+      <w:r>
+        <w:t xml:space="preserve">10. Format instructions: which number is which (SPEC-006)</w:t>
+      </w:r>
+    </w:p>
+    <w:p>
+      <w:pPr>
+        <w:spacing w:after="120"/>
+      </w:pPr>
+      <w:r>
+        <w:t xml:space="preserve">SPEC-006 taught the tool to recognise which software produced a file and which number in it is which. For each file format, and each version of it, there is one small instruction file (a "format profile") that a non-programmer can read. It says how to recognise the format and where each figure sits, and gives each figure its official name from the list in section 8. Supporting a new format, or a new version of one, means adding an instruction file, not changing the program. Every instruction file is tested against sample files whose figures were checked by hand. Until real files from the firm's tax software arrive, the tool uses made-up "generic" formats; every figure, PAN and name in them is invented.</w:t>
+      </w:r>
+    </w:p>
+    <w:p>
+      <w:pPr>
+        <w:pStyle w:val="Heading2"/>
+      </w:pPr>
+      <w:r>
+        <w:t xml:space="preserve">The format instructions and their samples</w:t>
+      </w:r>
+    </w:p>
+    <w:tbl>
+      <w:tblPr>
+        <w:tblW w:type="dxa" w:w="9638"/>
+        <w:tblBorders>
+          <w:top w:val="single" w:color="auto" w:sz="4"/>
+          <w:left w:val="single" w:color="auto" w:sz="4"/>
+          <w:bottom w:val="single" w:color="auto" w:sz="4"/>
+          <w:right w:val="single" w:color="auto" w:sz="4"/>
+          <w:insideH w:val="single" w:color="auto" w:sz="4"/>
+          <w:insideV w:val="single" w:color="auto" w:sz="4"/>
+        </w:tblBorders>
+      </w:tblPr>
+      <w:tblGrid>
+        <w:gridCol w:w="1900"/>
+        <w:gridCol w:w="1900"/>
+        <w:gridCol w:w="4538"/>
+        <w:gridCol w:w="1300"/>
+      </w:tblGrid>
+      <w:tr>
+        <w:trPr>
+          <w:tblHeader/>
+        </w:trPr>
+        <w:tc>
+          <w:tcPr>
+            <w:tcW w:type="dxa" w:w="1900"/>
+            <w:tcBorders>
+              <w:top w:val="single" w:color="A6A6A6" w:sz="4"/>
+              <w:left w:val="single" w:color="A6A6A6" w:sz="4"/>
+              <w:bottom w:val="single" w:color="A6A6A6" w:sz="4"/>
+              <w:right w:val="single" w:color="A6A6A6" w:sz="4"/>
+            </w:tcBorders>
+            <w:shd w:fill="DCE6F1" w:color="auto" w:val="clear"/>
+            <w:tcMar>
+              <w:top w:type="dxa" w:w="60"/>
+              <w:left w:type="dxa" w:w="100"/>
+              <w:bottom w:type="dxa" w:w="60"/>
+              <w:right w:type="dxa" w:w="100"/>
+            </w:tcMar>
+          </w:tcPr>
+          <w:p>
+            <w:r>
+              <w:rPr>
+                <w:b/>
+                <w:bCs/>
+                <w:sz w:val="19"/>
+                <w:szCs w:val="19"/>
+              </w:rPr>
+              <w:t xml:space="preserve">File</w:t>
+            </w:r>
+          </w:p>
+        </w:tc>
+        <w:tc>
+          <w:tcPr>
+            <w:tcW w:type="dxa" w:w="1900"/>
+            <w:tcBorders>
+              <w:top w:val="single" w:color="A6A6A6" w:sz="4"/>
+              <w:left w:val="single" w:color="A6A6A6" w:sz="4"/>
+              <w:bottom w:val="single" w:color="A6A6A6" w:sz="4"/>
+              <w:right w:val="single" w:color="A6A6A6" w:sz="4"/>
+            </w:tcBorders>
+            <w:shd w:fill="DCE6F1" w:color="auto" w:val="clear"/>
+            <w:tcMar>
+              <w:top w:type="dxa" w:w="60"/>
+              <w:left w:type="dxa" w:w="100"/>
+              <w:bottom w:type="dxa" w:w="60"/>
+              <w:right w:type="dxa" w:w="100"/>
+            </w:tcMar>
+          </w:tcPr>
+          <w:p>
+            <w:r>
+              <w:rPr>
+                <w:b/>
+                <w:bCs/>
+                <w:sz w:val="19"/>
+                <w:szCs w:val="19"/>
+              </w:rPr>
+              <w:t xml:space="preserve">Where it is</w:t>
+            </w:r>
+          </w:p>
+        </w:tc>
+        <w:tc>
+          <w:tcPr>
+            <w:tcW w:type="dxa" w:w="4538"/>
+            <w:tcBorders>
+              <w:top w:val="single" w:color="A6A6A6" w:sz="4"/>
+              <w:left w:val="single" w:color="A6A6A6" w:sz="4"/>
+              <w:bottom w:val="single" w:color="A6A6A6" w:sz="4"/>
+              <w:right w:val="single" w:color="A6A6A6" w:sz="4"/>
+            </w:tcBorders>
+            <w:shd w:fill="DCE6F1" w:color="auto" w:val="clear"/>
+            <w:tcMar>
+              <w:top w:type="dxa" w:w="60"/>
+              <w:left w:type="dxa" w:w="100"/>
+              <w:bottom w:type="dxa" w:w="60"/>
+              <w:right w:type="dxa" w:w="100"/>
+            </w:tcMar>
+          </w:tcPr>
+          <w:p>
+            <w:r>
+              <w:rPr>
+                <w:b/>
+                <w:bCs/>
+                <w:sz w:val="19"/>
+                <w:szCs w:val="19"/>
+              </w:rPr>
+              <w:t xml:space="preserve">What happens in this file</w:t>
+            </w:r>
+          </w:p>
+        </w:tc>
+        <w:tc>
+          <w:tcPr>
+            <w:tcW w:type="dxa" w:w="1300"/>
+            <w:tcBorders>
+              <w:top w:val="single" w:color="A6A6A6" w:sz="4"/>
+              <w:left w:val="single" w:color="A6A6A6" w:sz="4"/>
+              <w:bottom w:val="single" w:color="A6A6A6" w:sz="4"/>
+              <w:right w:val="single" w:color="A6A6A6" w:sz="4"/>
+            </w:tcBorders>
+            <w:shd w:fill="DCE6F1" w:color="auto" w:val="clear"/>
+            <w:tcMar>
+              <w:top w:type="dxa" w:w="60"/>
+              <w:left w:type="dxa" w:w="100"/>
+              <w:bottom w:type="dxa" w:w="60"/>
+              <w:right w:type="dxa" w:w="100"/>
+            </w:tcMar>
+          </w:tcPr>
+          <w:p>
+            <w:r>
+              <w:rPr>
+                <w:b/>
+                <w:bCs/>
+                <w:sz w:val="19"/>
+                <w:szCs w:val="19"/>
+              </w:rPr>
+              <w:t xml:space="preserve">Status</w:t>
+            </w:r>
+          </w:p>
+        </w:tc>
+      </w:tr>
+      <w:tr>
+        <w:trPr>
+          <w:cantSplit/>
+        </w:trPr>
+        <w:tc>
+          <w:tcPr>
+            <w:tcW w:type="dxa" w:w="1900"/>
+            <w:tcBorders>
+              <w:top w:val="single" w:color="A6A6A6" w:sz="4"/>
+              <w:left w:val="single" w:color="A6A6A6" w:sz="4"/>
+              <w:bottom w:val="single" w:color="A6A6A6" w:sz="4"/>
+              <w:right w:val="single" w:color="A6A6A6" w:sz="4"/>
+            </w:tcBorders>
+            <w:tcMar>
+              <w:top w:type="dxa" w:w="60"/>
+              <w:left w:type="dxa" w:w="100"/>
+              <w:bottom w:type="dxa" w:w="60"/>
+              <w:right w:type="dxa" w:w="100"/>
+            </w:tcMar>
+          </w:tcPr>
+          <w:p>
+            <w:r>
+              <w:rPr>
+                <w:b/>
+                <w:bCs/>
+                <w:sz w:val="19"/>
+                <w:szCs w:val="19"/>
+              </w:rPr>
+              <w:t xml:space="preserve">profile.yaml</w:t>
+            </w:r>
+          </w:p>
+        </w:tc>
+        <w:tc>
+          <w:tcPr>
+            <w:tcW w:type="dxa" w:w="1900"/>
+            <w:tcBorders>
+              <w:top w:val="single" w:color="A6A6A6" w:sz="4"/>
+              <w:left w:val="single" w:color="A6A6A6" w:sz="4"/>
+              <w:bottom w:val="single" w:color="A6A6A6" w:sz="4"/>
+              <w:right w:val="single" w:color="A6A6A6" w:sz="4"/>
+            </w:tcBorders>
+            <w:tcMar>
+              <w:top w:type="dxa" w:w="60"/>
+              <w:left w:type="dxa" w:w="100"/>
+              <w:bottom w:type="dxa" w:w="60"/>
+              <w:right w:type="dxa" w:w="100"/>
+            </w:tcMar>
+          </w:tcPr>
+          <w:p>
+            <w:r>
+              <w:rPr>
+                <w:sz w:val="19"/>
+                <w:szCs w:val="19"/>
+              </w:rPr>
+              <w:t xml:space="preserve">content / profiles / generic / computation / v1</w:t>
+            </w:r>
+          </w:p>
+        </w:tc>
+        <w:tc>
+          <w:tcPr>
+            <w:tcW w:type="dxa" w:w="4538"/>
+            <w:tcBorders>
+              <w:top w:val="single" w:color="A6A6A6" w:sz="4"/>
+              <w:left w:val="single" w:color="A6A6A6" w:sz="4"/>
+              <w:bottom w:val="single" w:color="A6A6A6" w:sz="4"/>
+              <w:right w:val="single" w:color="A6A6A6" w:sz="4"/>
+            </w:tcBorders>
+            <w:tcMar>
+              <w:top w:type="dxa" w:w="60"/>
+              <w:left w:type="dxa" w:w="100"/>
+              <w:bottom w:type="dxa" w:w="60"/>
+              <w:right w:type="dxa" w:w="100"/>
+            </w:tcMar>
+          </w:tcPr>
+          <w:p>
+            <w:r>
+              <w:rPr>
+                <w:sz w:val="19"/>
+                <w:szCs w:val="19"/>
+              </w:rPr>
+              <w:t xml:space="preserve">Instructions for version 1 of the made-up computation of income. It recognises the file by two labels inside it (the form name and the format version), reads the tax year and PAN, and takes two figures: allowed depreciation and the total of the fixed-asset schedule. Both are required: if either is missing the file is refused, never treated as zero.</w:t>
+            </w:r>
+          </w:p>
+        </w:tc>
+        <w:tc>
+          <w:tcPr>
+            <w:tcW w:type="dxa" w:w="1300"/>
+            <w:tcBorders>
+              <w:top w:val="single" w:color="A6A6A6" w:sz="4"/>
+              <w:left w:val="single" w:color="A6A6A6" w:sz="4"/>
+              <w:bottom w:val="single" w:color="A6A6A6" w:sz="4"/>
+              <w:right w:val="single" w:color="A6A6A6" w:sz="4"/>
+            </w:tcBorders>
+            <w:shd w:fill="E2EFDA" w:color="auto" w:val="clear"/>
+            <w:tcMar>
+              <w:top w:type="dxa" w:w="60"/>
+              <w:left w:type="dxa" w:w="100"/>
+              <w:bottom w:type="dxa" w:w="60"/>
+              <w:right w:type="dxa" w:w="100"/>
+            </w:tcMar>
+          </w:tcPr>
+          <w:p>
+            <w:r>
+              <w:rPr>
+                <w:sz w:val="19"/>
+                <w:szCs w:val="19"/>
+              </w:rPr>
+              <w:t xml:space="preserve">Ready</w:t>
+            </w:r>
+          </w:p>
+        </w:tc>
+      </w:tr>
+      <w:tr>
+        <w:trPr>
+          <w:cantSplit/>
+        </w:trPr>
+        <w:tc>
+          <w:tcPr>
+            <w:tcW w:type="dxa" w:w="1900"/>
+            <w:tcBorders>
+              <w:top w:val="single" w:color="A6A6A6" w:sz="4"/>
+              <w:left w:val="single" w:color="A6A6A6" w:sz="4"/>
+              <w:bottom w:val="single" w:color="A6A6A6" w:sz="4"/>
+              <w:right w:val="single" w:color="A6A6A6" w:sz="4"/>
+            </w:tcBorders>
+            <w:tcMar>
+              <w:top w:type="dxa" w:w="60"/>
+              <w:left w:type="dxa" w:w="100"/>
+              <w:bottom w:type="dxa" w:w="60"/>
+              <w:right w:type="dxa" w:w="100"/>
+            </w:tcMar>
+          </w:tcPr>
+          <w:p>
+            <w:r>
+              <w:rPr>
+                <w:b/>
+                <w:bCs/>
+                <w:sz w:val="19"/>
+                <w:szCs w:val="19"/>
+              </w:rPr>
+              <w:t xml:space="preserve">profile.yaml</w:t>
+            </w:r>
+          </w:p>
+        </w:tc>
+        <w:tc>
+          <w:tcPr>
+            <w:tcW w:type="dxa" w:w="1900"/>
+            <w:tcBorders>
+              <w:top w:val="single" w:color="A6A6A6" w:sz="4"/>
+              <w:left w:val="single" w:color="A6A6A6" w:sz="4"/>
+              <w:bottom w:val="single" w:color="A6A6A6" w:sz="4"/>
+              <w:right w:val="single" w:color="A6A6A6" w:sz="4"/>
+            </w:tcBorders>
+            <w:tcMar>
+              <w:top w:type="dxa" w:w="60"/>
+              <w:left w:type="dxa" w:w="100"/>
+              <w:bottom w:type="dxa" w:w="60"/>
+              <w:right w:type="dxa" w:w="100"/>
+            </w:tcMar>
+          </w:tcPr>
+          <w:p>
+            <w:r>
+              <w:rPr>
+                <w:sz w:val="19"/>
+                <w:szCs w:val="19"/>
+              </w:rPr>
+              <w:t xml:space="preserve">content / profiles / generic / computation / v2</w:t>
+            </w:r>
+          </w:p>
+        </w:tc>
+        <w:tc>
+          <w:tcPr>
+            <w:tcW w:type="dxa" w:w="4538"/>
+            <w:tcBorders>
+              <w:top w:val="single" w:color="A6A6A6" w:sz="4"/>
+              <w:left w:val="single" w:color="A6A6A6" w:sz="4"/>
+              <w:bottom w:val="single" w:color="A6A6A6" w:sz="4"/>
+              <w:right w:val="single" w:color="A6A6A6" w:sz="4"/>
+            </w:tcBorders>
+            <w:tcMar>
+              <w:top w:type="dxa" w:w="60"/>
+              <w:left w:type="dxa" w:w="100"/>
+              <w:bottom w:type="dxa" w:w="60"/>
+              <w:right w:type="dxa" w:w="100"/>
+            </w:tcMar>
+          </w:tcPr>
+          <w:p>
+            <w:r>
+              <w:rPr>
+                <w:sz w:val="19"/>
+                <w:szCs w:val="19"/>
+              </w:rPr>
+              <w:t xml:space="preserve">Instructions for version 2 of the same format, in which the software moved the depreciation figure to a different place. It sits in a new folder beside version 1; no program code changed. This is the proof that a software update only needs a new instruction file.</w:t>
+            </w:r>
+          </w:p>
+        </w:tc>
+        <w:tc>
+          <w:tcPr>
+            <w:tcW w:type="dxa" w:w="1300"/>
+            <w:tcBorders>
+              <w:top w:val="single" w:color="A6A6A6" w:sz="4"/>
+              <w:left w:val="single" w:color="A6A6A6" w:sz="4"/>
+              <w:bottom w:val="single" w:color="A6A6A6" w:sz="4"/>
+              <w:right w:val="single" w:color="A6A6A6" w:sz="4"/>
+            </w:tcBorders>
+            <w:shd w:fill="E2EFDA" w:color="auto" w:val="clear"/>
+            <w:tcMar>
+              <w:top w:type="dxa" w:w="60"/>
+              <w:left w:type="dxa" w:w="100"/>
+              <w:bottom w:type="dxa" w:w="60"/>
+              <w:right w:type="dxa" w:w="100"/>
+            </w:tcMar>
+          </w:tcPr>
+          <w:p>
+            <w:r>
+              <w:rPr>
+                <w:sz w:val="19"/>
+                <w:szCs w:val="19"/>
+              </w:rPr>
+              <w:t xml:space="preserve">Ready</w:t>
+            </w:r>
+          </w:p>
+        </w:tc>
+      </w:tr>
+      <w:tr>
+        <w:trPr>
+          <w:cantSplit/>
+        </w:trPr>
+        <w:tc>
+          <w:tcPr>
+            <w:tcW w:type="dxa" w:w="1900"/>
+            <w:tcBorders>
+              <w:top w:val="single" w:color="A6A6A6" w:sz="4"/>
+              <w:left w:val="single" w:color="A6A6A6" w:sz="4"/>
+              <w:bottom w:val="single" w:color="A6A6A6" w:sz="4"/>
+              <w:right w:val="single" w:color="A6A6A6" w:sz="4"/>
+            </w:tcBorders>
+            <w:tcMar>
+              <w:top w:type="dxa" w:w="60"/>
+              <w:left w:type="dxa" w:w="100"/>
+              <w:bottom w:type="dxa" w:w="60"/>
+              <w:right w:type="dxa" w:w="100"/>
+            </w:tcMar>
+          </w:tcPr>
+          <w:p>
+            <w:r>
+              <w:rPr>
+                <w:b/>
+                <w:bCs/>
+                <w:sz w:val="19"/>
+                <w:szCs w:val="19"/>
+              </w:rPr>
+              <w:t xml:space="preserve">profile.yaml</w:t>
+            </w:r>
+          </w:p>
+        </w:tc>
+        <w:tc>
+          <w:tcPr>
+            <w:tcW w:type="dxa" w:w="1900"/>
+            <w:tcBorders>
+              <w:top w:val="single" w:color="A6A6A6" w:sz="4"/>
+              <w:left w:val="single" w:color="A6A6A6" w:sz="4"/>
+              <w:bottom w:val="single" w:color="A6A6A6" w:sz="4"/>
+              <w:right w:val="single" w:color="A6A6A6" w:sz="4"/>
+            </w:tcBorders>
+            <w:tcMar>
+              <w:top w:type="dxa" w:w="60"/>
+              <w:left w:type="dxa" w:w="100"/>
+              <w:bottom w:type="dxa" w:w="60"/>
+              <w:right w:type="dxa" w:w="100"/>
+            </w:tcMar>
+          </w:tcPr>
+          <w:p>
+            <w:r>
+              <w:rPr>
+                <w:sz w:val="19"/>
+                <w:szCs w:val="19"/>
+              </w:rPr>
+              <w:t xml:space="preserve">content / profiles / generic / tax_audit_report / v1</w:t>
+            </w:r>
+          </w:p>
+        </w:tc>
+        <w:tc>
+          <w:tcPr>
+            <w:tcW w:type="dxa" w:w="4538"/>
+            <w:tcBorders>
+              <w:top w:val="single" w:color="A6A6A6" w:sz="4"/>
+              <w:left w:val="single" w:color="A6A6A6" w:sz="4"/>
+              <w:bottom w:val="single" w:color="A6A6A6" w:sz="4"/>
+              <w:right w:val="single" w:color="A6A6A6" w:sz="4"/>
+            </w:tcBorders>
+            <w:tcMar>
+              <w:top w:type="dxa" w:w="60"/>
+              <w:left w:type="dxa" w:w="100"/>
+              <w:bottom w:type="dxa" w:w="60"/>
+              <w:right w:type="dxa" w:w="100"/>
+            </w:tcMar>
+          </w:tcPr>
+          <w:p>
+            <w:r>
+              <w:rPr>
+                <w:sz w:val="19"/>
+                <w:szCs w:val="19"/>
+              </w:rPr>
+              <w:t xml:space="preserve">Instructions for the made-up tax audit report. It takes the total of the clause 18 depreciation table.</w:t>
+            </w:r>
+          </w:p>
+        </w:tc>
+        <w:tc>
+          <w:tcPr>
+            <w:tcW w:type="dxa" w:w="1300"/>
+            <w:tcBorders>
+              <w:top w:val="single" w:color="A6A6A6" w:sz="4"/>
+              <w:left w:val="single" w:color="A6A6A6" w:sz="4"/>
+              <w:bottom w:val="single" w:color="A6A6A6" w:sz="4"/>
+              <w:right w:val="single" w:color="A6A6A6" w:sz="4"/>
+            </w:tcBorders>
+            <w:shd w:fill="E2EFDA" w:color="auto" w:val="clear"/>
+            <w:tcMar>
+              <w:top w:type="dxa" w:w="60"/>
+              <w:left w:type="dxa" w:w="100"/>
+              <w:bottom w:type="dxa" w:w="60"/>
+              <w:right w:type="dxa" w:w="100"/>
+            </w:tcMar>
+          </w:tcPr>
+          <w:p>
+            <w:r>
+              <w:rPr>
+                <w:sz w:val="19"/>
+                <w:szCs w:val="19"/>
+              </w:rPr>
+              <w:t xml:space="preserve">Ready</w:t>
+            </w:r>
+          </w:p>
+        </w:tc>
+      </w:tr>
+      <w:tr>
+        <w:trPr>
+          <w:cantSplit/>
+        </w:trPr>
+        <w:tc>
+          <w:tcPr>
+            <w:tcW w:type="dxa" w:w="1900"/>
+            <w:tcBorders>
+              <w:top w:val="single" w:color="A6A6A6" w:sz="4"/>
+              <w:left w:val="single" w:color="A6A6A6" w:sz="4"/>
+              <w:bottom w:val="single" w:color="A6A6A6" w:sz="4"/>
+              <w:right w:val="single" w:color="A6A6A6" w:sz="4"/>
+            </w:tcBorders>
+            <w:tcMar>
+              <w:top w:type="dxa" w:w="60"/>
+              <w:left w:type="dxa" w:w="100"/>
+              <w:bottom w:type="dxa" w:w="60"/>
+              <w:right w:type="dxa" w:w="100"/>
+            </w:tcMar>
+          </w:tcPr>
+          <w:p>
+            <w:r>
+              <w:rPr>
+                <w:b/>
+                <w:bCs/>
+                <w:sz w:val="19"/>
+                <w:szCs w:val="19"/>
+              </w:rPr>
+              <w:t xml:space="preserve">samples (6 files)</w:t>
+            </w:r>
+          </w:p>
+        </w:tc>
+        <w:tc>
+          <w:tcPr>
+            <w:tcW w:type="dxa" w:w="1900"/>
+            <w:tcBorders>
+              <w:top w:val="single" w:color="A6A6A6" w:sz="4"/>
+              <w:left w:val="single" w:color="A6A6A6" w:sz="4"/>
+              <w:bottom w:val="single" w:color="A6A6A6" w:sz="4"/>
+              <w:right w:val="single" w:color="A6A6A6" w:sz="4"/>
+            </w:tcBorders>
+            <w:tcMar>
+              <w:top w:type="dxa" w:w="60"/>
+              <w:left w:type="dxa" w:w="100"/>
+              <w:bottom w:type="dxa" w:w="60"/>
+              <w:right w:type="dxa" w:w="100"/>
+            </w:tcMar>
+          </w:tcPr>
+          <w:p>
+            <w:r>
+              <w:rPr>
+                <w:sz w:val="19"/>
+                <w:szCs w:val="19"/>
+              </w:rPr>
+              <w:t xml:space="preserve">content / profiles / generic / … / samples</w:t>
+            </w:r>
+          </w:p>
+        </w:tc>
+        <w:tc>
+          <w:tcPr>
+            <w:tcW w:type="dxa" w:w="4538"/>
+            <w:tcBorders>
+              <w:top w:val="single" w:color="A6A6A6" w:sz="4"/>
+              <w:left w:val="single" w:color="A6A6A6" w:sz="4"/>
+              <w:bottom w:val="single" w:color="A6A6A6" w:sz="4"/>
+              <w:right w:val="single" w:color="A6A6A6" w:sz="4"/>
+            </w:tcBorders>
+            <w:tcMar>
+              <w:top w:type="dxa" w:w="60"/>
+              <w:left w:type="dxa" w:w="100"/>
+              <w:bottom w:type="dxa" w:w="60"/>
+              <w:right w:type="dxa" w:w="100"/>
+            </w:tcMar>
+          </w:tcPr>
+          <w:p>
+            <w:r>
+              <w:rPr>
+                <w:sz w:val="19"/>
+                <w:szCs w:val="19"/>
+              </w:rPr>
+              <w:t xml:space="preserve">Made-up files in each format, two per instruction file. One pair of computation and tax audit report agrees; another has a planted ₹270 difference for the checks built later to find. One sample writes its amounts as text with Indian commas (1,20,000.00), which some software does.</w:t>
+            </w:r>
+          </w:p>
+        </w:tc>
+        <w:tc>
+          <w:tcPr>
+            <w:tcW w:type="dxa" w:w="1300"/>
+            <w:tcBorders>
+              <w:top w:val="single" w:color="A6A6A6" w:sz="4"/>
+              <w:left w:val="single" w:color="A6A6A6" w:sz="4"/>
+              <w:bottom w:val="single" w:color="A6A6A6" w:sz="4"/>
+              <w:right w:val="single" w:color="A6A6A6" w:sz="4"/>
+            </w:tcBorders>
+            <w:shd w:fill="E2EFDA" w:color="auto" w:val="clear"/>
+            <w:tcMar>
+              <w:top w:type="dxa" w:w="60"/>
+              <w:left w:type="dxa" w:w="100"/>
+              <w:bottom w:type="dxa" w:w="60"/>
+              <w:right w:type="dxa" w:w="100"/>
+            </w:tcMar>
+          </w:tcPr>
+          <w:p>
+            <w:r>
+              <w:rPr>
+                <w:sz w:val="19"/>
+                <w:szCs w:val="19"/>
+              </w:rPr>
+              <w:t xml:space="preserve">Ready</w:t>
+            </w:r>
+          </w:p>
+        </w:tc>
+      </w:tr>
+      <w:tr>
+        <w:trPr>
+          <w:cantSplit/>
+        </w:trPr>
+        <w:tc>
+          <w:tcPr>
+            <w:tcW w:type="dxa" w:w="1900"/>
+            <w:tcBorders>
+              <w:top w:val="single" w:color="A6A6A6" w:sz="4"/>
+              <w:left w:val="single" w:color="A6A6A6" w:sz="4"/>
+              <w:bottom w:val="single" w:color="A6A6A6" w:sz="4"/>
+              <w:right w:val="single" w:color="A6A6A6" w:sz="4"/>
+            </w:tcBorders>
+            <w:tcMar>
+              <w:top w:type="dxa" w:w="60"/>
+              <w:left w:type="dxa" w:w="100"/>
+              <w:bottom w:type="dxa" w:w="60"/>
+              <w:right w:type="dxa" w:w="100"/>
+            </w:tcMar>
+          </w:tcPr>
+          <w:p>
+            <w:r>
+              <w:rPr>
+                <w:b/>
+                <w:bCs/>
+                <w:sz w:val="19"/>
+                <w:szCs w:val="19"/>
+              </w:rPr>
+              <w:t xml:space="preserve">expected (6 files)</w:t>
+            </w:r>
+          </w:p>
+        </w:tc>
+        <w:tc>
+          <w:tcPr>
+            <w:tcW w:type="dxa" w:w="1900"/>
+            <w:tcBorders>
+              <w:top w:val="single" w:color="A6A6A6" w:sz="4"/>
+              <w:left w:val="single" w:color="A6A6A6" w:sz="4"/>
+              <w:bottom w:val="single" w:color="A6A6A6" w:sz="4"/>
+              <w:right w:val="single" w:color="A6A6A6" w:sz="4"/>
+            </w:tcBorders>
+            <w:tcMar>
+              <w:top w:type="dxa" w:w="60"/>
+              <w:left w:type="dxa" w:w="100"/>
+              <w:bottom w:type="dxa" w:w="60"/>
+              <w:right w:type="dxa" w:w="100"/>
+            </w:tcMar>
+          </w:tcPr>
+          <w:p>
+            <w:r>
+              <w:rPr>
+                <w:sz w:val="19"/>
+                <w:szCs w:val="19"/>
+              </w:rPr>
+              <w:t xml:space="preserve">content / profiles / generic / … / expected</w:t>
+            </w:r>
+          </w:p>
+        </w:tc>
+        <w:tc>
+          <w:tcPr>
+            <w:tcW w:type="dxa" w:w="4538"/>
+            <w:tcBorders>
+              <w:top w:val="single" w:color="A6A6A6" w:sz="4"/>
+              <w:left w:val="single" w:color="A6A6A6" w:sz="4"/>
+              <w:bottom w:val="single" w:color="A6A6A6" w:sz="4"/>
+              <w:right w:val="single" w:color="A6A6A6" w:sz="4"/>
+            </w:tcBorders>
+            <w:tcMar>
+              <w:top w:type="dxa" w:w="60"/>
+              <w:left w:type="dxa" w:w="100"/>
+              <w:bottom w:type="dxa" w:w="60"/>
+              <w:right w:type="dxa" w:w="100"/>
+            </w:tcMar>
+          </w:tcPr>
+          <w:p>
+            <w:r>
+              <w:rPr>
+                <w:sz w:val="19"/>
+                <w:szCs w:val="19"/>
+              </w:rPr>
+              <w:t xml:space="preserve">For each sample, the hand-checked list of what reading it must give: the tax year, the period, the last four characters of the PAN, and every figure with its exact place in the file. If the tool ever reads a sample differently, the test fails and names the figure.</w:t>
+            </w:r>
+          </w:p>
+        </w:tc>
+        <w:tc>
+          <w:tcPr>
+            <w:tcW w:type="dxa" w:w="1300"/>
+            <w:tcBorders>
+              <w:top w:val="single" w:color="A6A6A6" w:sz="4"/>
+              <w:left w:val="single" w:color="A6A6A6" w:sz="4"/>
+              <w:bottom w:val="single" w:color="A6A6A6" w:sz="4"/>
+              <w:right w:val="single" w:color="A6A6A6" w:sz="4"/>
+            </w:tcBorders>
+            <w:shd w:fill="E2EFDA" w:color="auto" w:val="clear"/>
+            <w:tcMar>
+              <w:top w:type="dxa" w:w="60"/>
+              <w:left w:type="dxa" w:w="100"/>
+              <w:bottom w:type="dxa" w:w="60"/>
+              <w:right w:type="dxa" w:w="100"/>
+            </w:tcMar>
+          </w:tcPr>
+          <w:p>
+            <w:r>
+              <w:rPr>
+                <w:sz w:val="19"/>
+                <w:szCs w:val="19"/>
+              </w:rPr>
+              <w:t xml:space="preserve">Ready</w:t>
+            </w:r>
+          </w:p>
+        </w:tc>
+      </w:tr>
+      <w:tr>
+        <w:trPr>
+          <w:cantSplit/>
+        </w:trPr>
+        <w:tc>
+          <w:tcPr>
+            <w:tcW w:type="dxa" w:w="1900"/>
+            <w:tcBorders>
+              <w:top w:val="single" w:color="A6A6A6" w:sz="4"/>
+              <w:left w:val="single" w:color="A6A6A6" w:sz="4"/>
+              <w:bottom w:val="single" w:color="A6A6A6" w:sz="4"/>
+              <w:right w:val="single" w:color="A6A6A6" w:sz="4"/>
+            </w:tcBorders>
+            <w:tcMar>
+              <w:top w:type="dxa" w:w="60"/>
+              <w:left w:type="dxa" w:w="100"/>
+              <w:bottom w:type="dxa" w:w="60"/>
+              <w:right w:type="dxa" w:w="100"/>
+            </w:tcMar>
+          </w:tcPr>
+          <w:p>
+            <w:r>
+              <w:rPr>
+                <w:b/>
+                <w:bCs/>
+                <w:sz w:val="19"/>
+                <w:szCs w:val="19"/>
+              </w:rPr>
+              <w:t xml:space="preserve">fixtures.md</w:t>
+            </w:r>
+          </w:p>
+        </w:tc>
+        <w:tc>
+          <w:tcPr>
+            <w:tcW w:type="dxa" w:w="1900"/>
+            <w:tcBorders>
+              <w:top w:val="single" w:color="A6A6A6" w:sz="4"/>
+              <w:left w:val="single" w:color="A6A6A6" w:sz="4"/>
+              <w:bottom w:val="single" w:color="A6A6A6" w:sz="4"/>
+              <w:right w:val="single" w:color="A6A6A6" w:sz="4"/>
+            </w:tcBorders>
+            <w:tcMar>
+              <w:top w:type="dxa" w:w="60"/>
+              <w:left w:type="dxa" w:w="100"/>
+              <w:bottom w:type="dxa" w:w="60"/>
+              <w:right w:type="dxa" w:w="100"/>
+            </w:tcMar>
+          </w:tcPr>
+          <w:p>
+            <w:r>
+              <w:rPr>
+                <w:sz w:val="19"/>
+                <w:szCs w:val="19"/>
+              </w:rPr>
+              <w:t xml:space="preserve">docs</w:t>
+            </w:r>
+          </w:p>
+        </w:tc>
+        <w:tc>
+          <w:tcPr>
+            <w:tcW w:type="dxa" w:w="4538"/>
+            <w:tcBorders>
+              <w:top w:val="single" w:color="A6A6A6" w:sz="4"/>
+              <w:left w:val="single" w:color="A6A6A6" w:sz="4"/>
+              <w:bottom w:val="single" w:color="A6A6A6" w:sz="4"/>
+              <w:right w:val="single" w:color="A6A6A6" w:sz="4"/>
+            </w:tcBorders>
+            <w:tcMar>
+              <w:top w:type="dxa" w:w="60"/>
+              <w:left w:type="dxa" w:w="100"/>
+              <w:bottom w:type="dxa" w:w="60"/>
+              <w:right w:type="dxa" w:w="100"/>
+            </w:tcMar>
+          </w:tcPr>
+          <w:p>
+            <w:r>
+              <w:rPr>
+                <w:sz w:val="19"/>
+                <w:szCs w:val="19"/>
+              </w:rPr>
+              <w:t xml:space="preserve">Describes every made-up format field by field: what each field means and whether the tool reads it, plus what each sample is for. It is the reference until real tax-software files arrive.</w:t>
+            </w:r>
+          </w:p>
+        </w:tc>
+        <w:tc>
+          <w:tcPr>
+            <w:tcW w:type="dxa" w:w="1300"/>
+            <w:tcBorders>
+              <w:top w:val="single" w:color="A6A6A6" w:sz="4"/>
+              <w:left w:val="single" w:color="A6A6A6" w:sz="4"/>
+              <w:bottom w:val="single" w:color="A6A6A6" w:sz="4"/>
+              <w:right w:val="single" w:color="A6A6A6" w:sz="4"/>
+            </w:tcBorders>
+            <w:shd w:fill="E2EFDA" w:color="auto" w:val="clear"/>
+            <w:tcMar>
+              <w:top w:type="dxa" w:w="60"/>
+              <w:left w:type="dxa" w:w="100"/>
+              <w:bottom w:type="dxa" w:w="60"/>
+              <w:right w:type="dxa" w:w="100"/>
+            </w:tcMar>
+          </w:tcPr>
+          <w:p>
+            <w:r>
+              <w:rPr>
+                <w:sz w:val="19"/>
+                <w:szCs w:val="19"/>
+              </w:rPr>
+              <w:t xml:space="preserve">Ready</w:t>
+            </w:r>
+          </w:p>
+        </w:tc>
+      </w:tr>
+    </w:tbl>
+    <w:p>
+      <w:pPr>
+        <w:pStyle w:val="Heading2"/>
+      </w:pPr>
+      <w:r>
+        <w:t xml:space="preserve">The program parts that follow the instructions</w:t>
+      </w:r>
+    </w:p>
+    <w:tbl>
+      <w:tblPr>
+        <w:tblW w:type="dxa" w:w="9638"/>
+        <w:tblBorders>
+          <w:top w:val="single" w:color="auto" w:sz="4"/>
+          <w:left w:val="single" w:color="auto" w:sz="4"/>
+          <w:bottom w:val="single" w:color="auto" w:sz="4"/>
+          <w:right w:val="single" w:color="auto" w:sz="4"/>
+          <w:insideH w:val="single" w:color="auto" w:sz="4"/>
+          <w:insideV w:val="single" w:color="auto" w:sz="4"/>
+        </w:tblBorders>
+      </w:tblPr>
+      <w:tblGrid>
+        <w:gridCol w:w="1900"/>
+        <w:gridCol w:w="1900"/>
+        <w:gridCol w:w="4538"/>
+        <w:gridCol w:w="1300"/>
+      </w:tblGrid>
+      <w:tr>
+        <w:trPr>
+          <w:tblHeader/>
+        </w:trPr>
+        <w:tc>
+          <w:tcPr>
+            <w:tcW w:type="dxa" w:w="1900"/>
+            <w:tcBorders>
+              <w:top w:val="single" w:color="A6A6A6" w:sz="4"/>
+              <w:left w:val="single" w:color="A6A6A6" w:sz="4"/>
+              <w:bottom w:val="single" w:color="A6A6A6" w:sz="4"/>
+              <w:right w:val="single" w:color="A6A6A6" w:sz="4"/>
+            </w:tcBorders>
+            <w:shd w:fill="DCE6F1" w:color="auto" w:val="clear"/>
+            <w:tcMar>
+              <w:top w:type="dxa" w:w="60"/>
+              <w:left w:type="dxa" w:w="100"/>
+              <w:bottom w:type="dxa" w:w="60"/>
+              <w:right w:type="dxa" w:w="100"/>
+            </w:tcMar>
+          </w:tcPr>
+          <w:p>
+            <w:r>
+              <w:rPr>
+                <w:b/>
+                <w:bCs/>
+                <w:sz w:val="19"/>
+                <w:szCs w:val="19"/>
+              </w:rPr>
+              <w:t xml:space="preserve">File</w:t>
+            </w:r>
+          </w:p>
+        </w:tc>
+        <w:tc>
+          <w:tcPr>
+            <w:tcW w:type="dxa" w:w="1900"/>
+            <w:tcBorders>
+              <w:top w:val="single" w:color="A6A6A6" w:sz="4"/>
+              <w:left w:val="single" w:color="A6A6A6" w:sz="4"/>
+              <w:bottom w:val="single" w:color="A6A6A6" w:sz="4"/>
+              <w:right w:val="single" w:color="A6A6A6" w:sz="4"/>
+            </w:tcBorders>
+            <w:shd w:fill="DCE6F1" w:color="auto" w:val="clear"/>
+            <w:tcMar>
+              <w:top w:type="dxa" w:w="60"/>
+              <w:left w:type="dxa" w:w="100"/>
+              <w:bottom w:type="dxa" w:w="60"/>
+              <w:right w:type="dxa" w:w="100"/>
+            </w:tcMar>
+          </w:tcPr>
+          <w:p>
+            <w:r>
+              <w:rPr>
+                <w:b/>
+                <w:bCs/>
+                <w:sz w:val="19"/>
+                <w:szCs w:val="19"/>
+              </w:rPr>
+              <w:t xml:space="preserve">Where it is</w:t>
+            </w:r>
+          </w:p>
+        </w:tc>
+        <w:tc>
+          <w:tcPr>
+            <w:tcW w:type="dxa" w:w="4538"/>
+            <w:tcBorders>
+              <w:top w:val="single" w:color="A6A6A6" w:sz="4"/>
+              <w:left w:val="single" w:color="A6A6A6" w:sz="4"/>
+              <w:bottom w:val="single" w:color="A6A6A6" w:sz="4"/>
+              <w:right w:val="single" w:color="A6A6A6" w:sz="4"/>
+            </w:tcBorders>
+            <w:shd w:fill="DCE6F1" w:color="auto" w:val="clear"/>
+            <w:tcMar>
+              <w:top w:type="dxa" w:w="60"/>
+              <w:left w:type="dxa" w:w="100"/>
+              <w:bottom w:type="dxa" w:w="60"/>
+              <w:right w:type="dxa" w:w="100"/>
+            </w:tcMar>
+          </w:tcPr>
+          <w:p>
+            <w:r>
+              <w:rPr>
+                <w:b/>
+                <w:bCs/>
+                <w:sz w:val="19"/>
+                <w:szCs w:val="19"/>
+              </w:rPr>
+              <w:t xml:space="preserve">What happens in this file</w:t>
+            </w:r>
+          </w:p>
+        </w:tc>
+        <w:tc>
+          <w:tcPr>
+            <w:tcW w:type="dxa" w:w="1300"/>
+            <w:tcBorders>
+              <w:top w:val="single" w:color="A6A6A6" w:sz="4"/>
+              <w:left w:val="single" w:color="A6A6A6" w:sz="4"/>
+              <w:bottom w:val="single" w:color="A6A6A6" w:sz="4"/>
+              <w:right w:val="single" w:color="A6A6A6" w:sz="4"/>
+            </w:tcBorders>
+            <w:shd w:fill="DCE6F1" w:color="auto" w:val="clear"/>
+            <w:tcMar>
+              <w:top w:type="dxa" w:w="60"/>
+              <w:left w:type="dxa" w:w="100"/>
+              <w:bottom w:type="dxa" w:w="60"/>
+              <w:right w:type="dxa" w:w="100"/>
+            </w:tcMar>
+          </w:tcPr>
+          <w:p>
+            <w:r>
+              <w:rPr>
+                <w:b/>
+                <w:bCs/>
+                <w:sz w:val="19"/>
+                <w:szCs w:val="19"/>
+              </w:rPr>
+              <w:t xml:space="preserve">Status</w:t>
+            </w:r>
+          </w:p>
+        </w:tc>
+      </w:tr>
+      <w:tr>
+        <w:trPr>
+          <w:cantSplit/>
+        </w:trPr>
+        <w:tc>
+          <w:tcPr>
+            <w:tcW w:type="dxa" w:w="1900"/>
+            <w:tcBorders>
+              <w:top w:val="single" w:color="A6A6A6" w:sz="4"/>
+              <w:left w:val="single" w:color="A6A6A6" w:sz="4"/>
+              <w:bottom w:val="single" w:color="A6A6A6" w:sz="4"/>
+              <w:right w:val="single" w:color="A6A6A6" w:sz="4"/>
+            </w:tcBorders>
+            <w:tcMar>
+              <w:top w:type="dxa" w:w="60"/>
+              <w:left w:type="dxa" w:w="100"/>
+              <w:bottom w:type="dxa" w:w="60"/>
+              <w:right w:type="dxa" w:w="100"/>
+            </w:tcMar>
+          </w:tcPr>
+          <w:p>
+            <w:r>
+              <w:rPr>
+                <w:b/>
+                <w:bCs/>
+                <w:sz w:val="19"/>
+                <w:szCs w:val="19"/>
+              </w:rPr>
+              <w:t xml:space="preserve">schema.go</w:t>
+            </w:r>
+          </w:p>
+        </w:tc>
+        <w:tc>
+          <w:tcPr>
+            <w:tcW w:type="dxa" w:w="1900"/>
+            <w:tcBorders>
+              <w:top w:val="single" w:color="A6A6A6" w:sz="4"/>
+              <w:left w:val="single" w:color="A6A6A6" w:sz="4"/>
+              <w:bottom w:val="single" w:color="A6A6A6" w:sz="4"/>
+              <w:right w:val="single" w:color="A6A6A6" w:sz="4"/>
+            </w:tcBorders>
+            <w:tcMar>
+              <w:top w:type="dxa" w:w="60"/>
+              <w:left w:type="dxa" w:w="100"/>
+              <w:bottom w:type="dxa" w:w="60"/>
+              <w:right w:type="dxa" w:w="100"/>
+            </w:tcMar>
+          </w:tcPr>
+          <w:p>
+            <w:r>
+              <w:rPr>
+                <w:sz w:val="19"/>
+                <w:szCs w:val="19"/>
+              </w:rPr>
+              <w:t xml:space="preserve">internal / profile</w:t>
+            </w:r>
+          </w:p>
+        </w:tc>
+        <w:tc>
+          <w:tcPr>
+            <w:tcW w:type="dxa" w:w="4538"/>
+            <w:tcBorders>
+              <w:top w:val="single" w:color="A6A6A6" w:sz="4"/>
+              <w:left w:val="single" w:color="A6A6A6" w:sz="4"/>
+              <w:bottom w:val="single" w:color="A6A6A6" w:sz="4"/>
+              <w:right w:val="single" w:color="A6A6A6" w:sz="4"/>
+            </w:tcBorders>
+            <w:tcMar>
+              <w:top w:type="dxa" w:w="60"/>
+              <w:left w:type="dxa" w:w="100"/>
+              <w:bottom w:type="dxa" w:w="60"/>
+              <w:right w:type="dxa" w:w="100"/>
+            </w:tcMar>
+          </w:tcPr>
+          <w:p>
+            <w:r>
+              <w:rPr>
+                <w:sz w:val="19"/>
+                <w:szCs w:val="19"/>
+              </w:rPr>
+              <w:t xml:space="preserve">Sets out what an instruction file may contain. Every text value must be in quotes, and any misspelled heading is refused.</w:t>
+            </w:r>
+          </w:p>
+        </w:tc>
+        <w:tc>
+          <w:tcPr>
+            <w:tcW w:type="dxa" w:w="1300"/>
+            <w:tcBorders>
+              <w:top w:val="single" w:color="A6A6A6" w:sz="4"/>
+              <w:left w:val="single" w:color="A6A6A6" w:sz="4"/>
+              <w:bottom w:val="single" w:color="A6A6A6" w:sz="4"/>
+              <w:right w:val="single" w:color="A6A6A6" w:sz="4"/>
+            </w:tcBorders>
+            <w:shd w:fill="E2EFDA" w:color="auto" w:val="clear"/>
+            <w:tcMar>
+              <w:top w:type="dxa" w:w="60"/>
+              <w:left w:type="dxa" w:w="100"/>
+              <w:bottom w:type="dxa" w:w="60"/>
+              <w:right w:type="dxa" w:w="100"/>
+            </w:tcMar>
+          </w:tcPr>
+          <w:p>
+            <w:r>
+              <w:rPr>
+                <w:sz w:val="19"/>
+                <w:szCs w:val="19"/>
+              </w:rPr>
+              <w:t xml:space="preserve">Ready</w:t>
+            </w:r>
+          </w:p>
+        </w:tc>
+      </w:tr>
+      <w:tr>
+        <w:trPr>
+          <w:cantSplit/>
+        </w:trPr>
+        <w:tc>
+          <w:tcPr>
+            <w:tcW w:type="dxa" w:w="1900"/>
+            <w:tcBorders>
+              <w:top w:val="single" w:color="A6A6A6" w:sz="4"/>
+              <w:left w:val="single" w:color="A6A6A6" w:sz="4"/>
+              <w:bottom w:val="single" w:color="A6A6A6" w:sz="4"/>
+              <w:right w:val="single" w:color="A6A6A6" w:sz="4"/>
+            </w:tcBorders>
+            <w:tcMar>
+              <w:top w:type="dxa" w:w="60"/>
+              <w:left w:type="dxa" w:w="100"/>
+              <w:bottom w:type="dxa" w:w="60"/>
+              <w:right w:type="dxa" w:w="100"/>
+            </w:tcMar>
+          </w:tcPr>
+          <w:p>
+            <w:r>
+              <w:rPr>
+                <w:b/>
+                <w:bCs/>
+                <w:sz w:val="19"/>
+                <w:szCs w:val="19"/>
+              </w:rPr>
+              <w:t xml:space="preserve">profile.go</w:t>
+            </w:r>
+          </w:p>
+        </w:tc>
+        <w:tc>
+          <w:tcPr>
+            <w:tcW w:type="dxa" w:w="1900"/>
+            <w:tcBorders>
+              <w:top w:val="single" w:color="A6A6A6" w:sz="4"/>
+              <w:left w:val="single" w:color="A6A6A6" w:sz="4"/>
+              <w:bottom w:val="single" w:color="A6A6A6" w:sz="4"/>
+              <w:right w:val="single" w:color="A6A6A6" w:sz="4"/>
+            </w:tcBorders>
+            <w:tcMar>
+              <w:top w:type="dxa" w:w="60"/>
+              <w:left w:type="dxa" w:w="100"/>
+              <w:bottom w:type="dxa" w:w="60"/>
+              <w:right w:type="dxa" w:w="100"/>
+            </w:tcMar>
+          </w:tcPr>
+          <w:p>
+            <w:r>
+              <w:rPr>
+                <w:sz w:val="19"/>
+                <w:szCs w:val="19"/>
+              </w:rPr>
+              <w:t xml:space="preserve">internal / profile</w:t>
+            </w:r>
+          </w:p>
+        </w:tc>
+        <w:tc>
+          <w:tcPr>
+            <w:tcW w:type="dxa" w:w="4538"/>
+            <w:tcBorders>
+              <w:top w:val="single" w:color="A6A6A6" w:sz="4"/>
+              <w:left w:val="single" w:color="A6A6A6" w:sz="4"/>
+              <w:bottom w:val="single" w:color="A6A6A6" w:sz="4"/>
+              <w:right w:val="single" w:color="A6A6A6" w:sz="4"/>
+            </w:tcBorders>
+            <w:tcMar>
+              <w:top w:type="dxa" w:w="60"/>
+              <w:left w:type="dxa" w:w="100"/>
+              <w:bottom w:type="dxa" w:w="60"/>
+              <w:right w:type="dxa" w:w="100"/>
+            </w:tcMar>
+          </w:tcPr>
+          <w:p>
+            <w:r>
+              <w:rPr>
+                <w:sz w:val="19"/>
+                <w:szCs w:val="19"/>
+              </w:rPr>
+              <w:t xml:space="preserve">Reads and checks every instruction file before it is used, reporting every problem with its file and line. Among other things it refuses: figure names not in the official list, or retired, or belonging to another kind of document; addresses outside the allowed forms; amounts without a stated unit (rupees or paise); an instruction file with no recognition test, so it could never match everything; and a file kept in a folder that does not match its contents.</w:t>
+            </w:r>
+          </w:p>
+        </w:tc>
+        <w:tc>
+          <w:tcPr>
+            <w:tcW w:type="dxa" w:w="1300"/>
+            <w:tcBorders>
+              <w:top w:val="single" w:color="A6A6A6" w:sz="4"/>
+              <w:left w:val="single" w:color="A6A6A6" w:sz="4"/>
+              <w:bottom w:val="single" w:color="A6A6A6" w:sz="4"/>
+              <w:right w:val="single" w:color="A6A6A6" w:sz="4"/>
+            </w:tcBorders>
+            <w:shd w:fill="E2EFDA" w:color="auto" w:val="clear"/>
+            <w:tcMar>
+              <w:top w:type="dxa" w:w="60"/>
+              <w:left w:type="dxa" w:w="100"/>
+              <w:bottom w:type="dxa" w:w="60"/>
+              <w:right w:type="dxa" w:w="100"/>
+            </w:tcMar>
+          </w:tcPr>
+          <w:p>
+            <w:r>
+              <w:rPr>
+                <w:sz w:val="19"/>
+                <w:szCs w:val="19"/>
+              </w:rPr>
+              <w:t xml:space="preserve">Ready</w:t>
+            </w:r>
+          </w:p>
+        </w:tc>
+      </w:tr>
+      <w:tr>
+        <w:trPr>
+          <w:cantSplit/>
+        </w:trPr>
+        <w:tc>
+          <w:tcPr>
+            <w:tcW w:type="dxa" w:w="1900"/>
+            <w:tcBorders>
+              <w:top w:val="single" w:color="A6A6A6" w:sz="4"/>
+              <w:left w:val="single" w:color="A6A6A6" w:sz="4"/>
+              <w:bottom w:val="single" w:color="A6A6A6" w:sz="4"/>
+              <w:right w:val="single" w:color="A6A6A6" w:sz="4"/>
+            </w:tcBorders>
+            <w:tcMar>
+              <w:top w:type="dxa" w:w="60"/>
+              <w:left w:type="dxa" w:w="100"/>
+              <w:bottom w:type="dxa" w:w="60"/>
+              <w:right w:type="dxa" w:w="100"/>
+            </w:tcMar>
+          </w:tcPr>
+          <w:p>
+            <w:r>
+              <w:rPr>
+                <w:b/>
+                <w:bCs/>
+                <w:sz w:val="19"/>
+                <w:szCs w:val="19"/>
+              </w:rPr>
+              <w:t xml:space="preserve">detect.go</w:t>
+            </w:r>
+          </w:p>
+        </w:tc>
+        <w:tc>
+          <w:tcPr>
+            <w:tcW w:type="dxa" w:w="1900"/>
+            <w:tcBorders>
+              <w:top w:val="single" w:color="A6A6A6" w:sz="4"/>
+              <w:left w:val="single" w:color="A6A6A6" w:sz="4"/>
+              <w:bottom w:val="single" w:color="A6A6A6" w:sz="4"/>
+              <w:right w:val="single" w:color="A6A6A6" w:sz="4"/>
+            </w:tcBorders>
+            <w:tcMar>
+              <w:top w:type="dxa" w:w="60"/>
+              <w:left w:type="dxa" w:w="100"/>
+              <w:bottom w:type="dxa" w:w="60"/>
+              <w:right w:type="dxa" w:w="100"/>
+            </w:tcMar>
+          </w:tcPr>
+          <w:p>
+            <w:r>
+              <w:rPr>
+                <w:sz w:val="19"/>
+                <w:szCs w:val="19"/>
+              </w:rPr>
+              <w:t xml:space="preserve">internal / profile</w:t>
+            </w:r>
+          </w:p>
+        </w:tc>
+        <w:tc>
+          <w:tcPr>
+            <w:tcW w:type="dxa" w:w="4538"/>
+            <w:tcBorders>
+              <w:top w:val="single" w:color="A6A6A6" w:sz="4"/>
+              <w:left w:val="single" w:color="A6A6A6" w:sz="4"/>
+              <w:bottom w:val="single" w:color="A6A6A6" w:sz="4"/>
+              <w:right w:val="single" w:color="A6A6A6" w:sz="4"/>
+            </w:tcBorders>
+            <w:tcMar>
+              <w:top w:type="dxa" w:w="60"/>
+              <w:left w:type="dxa" w:w="100"/>
+              <w:bottom w:type="dxa" w:w="60"/>
+              <w:right w:type="dxa" w:w="100"/>
+            </w:tcMar>
+          </w:tcPr>
+          <w:p>
+            <w:r>
+              <w:rPr>
+                <w:sz w:val="19"/>
+                <w:szCs w:val="19"/>
+              </w:rPr>
+              <w:t xml:space="preserve">Decides which format a file is. Every instruction file's recognition tests are tried; exactly one must match. If none matches the file is refused as an unknown format; if two match, it is refused naming both, so the tool never guesses.</w:t>
+            </w:r>
+          </w:p>
+        </w:tc>
+        <w:tc>
+          <w:tcPr>
+            <w:tcW w:type="dxa" w:w="1300"/>
+            <w:tcBorders>
+              <w:top w:val="single" w:color="A6A6A6" w:sz="4"/>
+              <w:left w:val="single" w:color="A6A6A6" w:sz="4"/>
+              <w:bottom w:val="single" w:color="A6A6A6" w:sz="4"/>
+              <w:right w:val="single" w:color="A6A6A6" w:sz="4"/>
+            </w:tcBorders>
+            <w:shd w:fill="E2EFDA" w:color="auto" w:val="clear"/>
+            <w:tcMar>
+              <w:top w:type="dxa" w:w="60"/>
+              <w:left w:type="dxa" w:w="100"/>
+              <w:bottom w:type="dxa" w:w="60"/>
+              <w:right w:type="dxa" w:w="100"/>
+            </w:tcMar>
+          </w:tcPr>
+          <w:p>
+            <w:r>
+              <w:rPr>
+                <w:sz w:val="19"/>
+                <w:szCs w:val="19"/>
+              </w:rPr>
+              <w:t xml:space="preserve">Ready</w:t>
+            </w:r>
+          </w:p>
+        </w:tc>
+      </w:tr>
+      <w:tr>
+        <w:trPr>
+          <w:cantSplit/>
+        </w:trPr>
+        <w:tc>
+          <w:tcPr>
+            <w:tcW w:type="dxa" w:w="1900"/>
+            <w:tcBorders>
+              <w:top w:val="single" w:color="A6A6A6" w:sz="4"/>
+              <w:left w:val="single" w:color="A6A6A6" w:sz="4"/>
+              <w:bottom w:val="single" w:color="A6A6A6" w:sz="4"/>
+              <w:right w:val="single" w:color="A6A6A6" w:sz="4"/>
+            </w:tcBorders>
+            <w:tcMar>
+              <w:top w:type="dxa" w:w="60"/>
+              <w:left w:type="dxa" w:w="100"/>
+              <w:bottom w:type="dxa" w:w="60"/>
+              <w:right w:type="dxa" w:w="100"/>
+            </w:tcMar>
+          </w:tcPr>
+          <w:p>
+            <w:r>
+              <w:rPr>
+                <w:b/>
+                <w:bCs/>
+                <w:sz w:val="19"/>
+                <w:szCs w:val="19"/>
+              </w:rPr>
+              <w:t xml:space="preserve">extract.go</w:t>
+            </w:r>
+          </w:p>
+        </w:tc>
+        <w:tc>
+          <w:tcPr>
+            <w:tcW w:type="dxa" w:w="1900"/>
+            <w:tcBorders>
+              <w:top w:val="single" w:color="A6A6A6" w:sz="4"/>
+              <w:left w:val="single" w:color="A6A6A6" w:sz="4"/>
+              <w:bottom w:val="single" w:color="A6A6A6" w:sz="4"/>
+              <w:right w:val="single" w:color="A6A6A6" w:sz="4"/>
+            </w:tcBorders>
+            <w:tcMar>
+              <w:top w:type="dxa" w:w="60"/>
+              <w:left w:type="dxa" w:w="100"/>
+              <w:bottom w:type="dxa" w:w="60"/>
+              <w:right w:type="dxa" w:w="100"/>
+            </w:tcMar>
+          </w:tcPr>
+          <w:p>
+            <w:r>
+              <w:rPr>
+                <w:sz w:val="19"/>
+                <w:szCs w:val="19"/>
+              </w:rPr>
+              <w:t xml:space="preserve">internal / profile</w:t>
+            </w:r>
+          </w:p>
+        </w:tc>
+        <w:tc>
+          <w:tcPr>
+            <w:tcW w:type="dxa" w:w="4538"/>
+            <w:tcBorders>
+              <w:top w:val="single" w:color="A6A6A6" w:sz="4"/>
+              <w:left w:val="single" w:color="A6A6A6" w:sz="4"/>
+              <w:bottom w:val="single" w:color="A6A6A6" w:sz="4"/>
+              <w:right w:val="single" w:color="A6A6A6" w:sz="4"/>
+            </w:tcBorders>
+            <w:tcMar>
+              <w:top w:type="dxa" w:w="60"/>
+              <w:left w:type="dxa" w:w="100"/>
+              <w:bottom w:type="dxa" w:w="60"/>
+              <w:right w:type="dxa" w:w="100"/>
+            </w:tcMar>
+          </w:tcPr>
+          <w:p>
+            <w:r>
+              <w:rPr>
+                <w:sz w:val="19"/>
+                <w:szCs w:val="19"/>
+              </w:rPr>
+              <w:t xml:space="preserve">Reads the figures using the matched instructions and fills in the check report shown after upload. Amounts are converted to exact paise, never rounded unless the instruction file asks for a named rounding. The PAN is compared with the client's, and a different PAN stops the file. If the same figure appears in two places with different values, neither is used. Anything wrong at all means no figures from that file are used, so a half-read file can never produce findings. The report also lists everything in the file that was not read.</w:t>
+            </w:r>
+          </w:p>
+        </w:tc>
+        <w:tc>
+          <w:tcPr>
+            <w:tcW w:type="dxa" w:w="1300"/>
+            <w:tcBorders>
+              <w:top w:val="single" w:color="A6A6A6" w:sz="4"/>
+              <w:left w:val="single" w:color="A6A6A6" w:sz="4"/>
+              <w:bottom w:val="single" w:color="A6A6A6" w:sz="4"/>
+              <w:right w:val="single" w:color="A6A6A6" w:sz="4"/>
+            </w:tcBorders>
+            <w:shd w:fill="E2EFDA" w:color="auto" w:val="clear"/>
+            <w:tcMar>
+              <w:top w:type="dxa" w:w="60"/>
+              <w:left w:type="dxa" w:w="100"/>
+              <w:bottom w:type="dxa" w:w="60"/>
+              <w:right w:type="dxa" w:w="100"/>
+            </w:tcMar>
+          </w:tcPr>
+          <w:p>
+            <w:r>
+              <w:rPr>
+                <w:sz w:val="19"/>
+                <w:szCs w:val="19"/>
+              </w:rPr>
+              <w:t xml:space="preserve">Ready</w:t>
+            </w:r>
+          </w:p>
+        </w:tc>
+      </w:tr>
+      <w:tr>
+        <w:trPr>
+          <w:cantSplit/>
+        </w:trPr>
+        <w:tc>
+          <w:tcPr>
+            <w:tcW w:type="dxa" w:w="1900"/>
+            <w:tcBorders>
+              <w:top w:val="single" w:color="A6A6A6" w:sz="4"/>
+              <w:left w:val="single" w:color="A6A6A6" w:sz="4"/>
+              <w:bottom w:val="single" w:color="A6A6A6" w:sz="4"/>
+              <w:right w:val="single" w:color="A6A6A6" w:sz="4"/>
+            </w:tcBorders>
+            <w:tcMar>
+              <w:top w:type="dxa" w:w="60"/>
+              <w:left w:type="dxa" w:w="100"/>
+              <w:bottom w:type="dxa" w:w="60"/>
+              <w:right w:type="dxa" w:w="100"/>
+            </w:tcMar>
+          </w:tcPr>
+          <w:p>
+            <w:r>
+              <w:rPr>
+                <w:b/>
+                <w:bCs/>
+                <w:sz w:val="19"/>
+                <w:szCs w:val="19"/>
+              </w:rPr>
+              <w:t xml:space="preserve">samples.go</w:t>
+            </w:r>
+          </w:p>
+        </w:tc>
+        <w:tc>
+          <w:tcPr>
+            <w:tcW w:type="dxa" w:w="1900"/>
+            <w:tcBorders>
+              <w:top w:val="single" w:color="A6A6A6" w:sz="4"/>
+              <w:left w:val="single" w:color="A6A6A6" w:sz="4"/>
+              <w:bottom w:val="single" w:color="A6A6A6" w:sz="4"/>
+              <w:right w:val="single" w:color="A6A6A6" w:sz="4"/>
+            </w:tcBorders>
+            <w:tcMar>
+              <w:top w:type="dxa" w:w="60"/>
+              <w:left w:type="dxa" w:w="100"/>
+              <w:bottom w:type="dxa" w:w="60"/>
+              <w:right w:type="dxa" w:w="100"/>
+            </w:tcMar>
+          </w:tcPr>
+          <w:p>
+            <w:r>
+              <w:rPr>
+                <w:sz w:val="19"/>
+                <w:szCs w:val="19"/>
+              </w:rPr>
+              <w:t xml:space="preserve">internal / profile</w:t>
+            </w:r>
+          </w:p>
+        </w:tc>
+        <w:tc>
+          <w:tcPr>
+            <w:tcW w:type="dxa" w:w="4538"/>
+            <w:tcBorders>
+              <w:top w:val="single" w:color="A6A6A6" w:sz="4"/>
+              <w:left w:val="single" w:color="A6A6A6" w:sz="4"/>
+              <w:bottom w:val="single" w:color="A6A6A6" w:sz="4"/>
+              <w:right w:val="single" w:color="A6A6A6" w:sz="4"/>
+            </w:tcBorders>
+            <w:tcMar>
+              <w:top w:type="dxa" w:w="60"/>
+              <w:left w:type="dxa" w:w="100"/>
+              <w:bottom w:type="dxa" w:w="60"/>
+              <w:right w:type="dxa" w:w="100"/>
+            </w:tcMar>
+          </w:tcPr>
+          <w:p>
+            <w:r>
+              <w:rPr>
+                <w:sz w:val="19"/>
+                <w:szCs w:val="19"/>
+              </w:rPr>
+              <w:t xml:space="preserve">Runs each instruction file against its samples and compares the result with the hand-checked lists. A sample passes only if it is recognised as its own format and no other, reads without problems, and gives exactly the expected figures.</w:t>
+            </w:r>
+          </w:p>
+        </w:tc>
+        <w:tc>
+          <w:tcPr>
+            <w:tcW w:type="dxa" w:w="1300"/>
+            <w:tcBorders>
+              <w:top w:val="single" w:color="A6A6A6" w:sz="4"/>
+              <w:left w:val="single" w:color="A6A6A6" w:sz="4"/>
+              <w:bottom w:val="single" w:color="A6A6A6" w:sz="4"/>
+              <w:right w:val="single" w:color="A6A6A6" w:sz="4"/>
+            </w:tcBorders>
+            <w:shd w:fill="E2EFDA" w:color="auto" w:val="clear"/>
+            <w:tcMar>
+              <w:top w:type="dxa" w:w="60"/>
+              <w:left w:type="dxa" w:w="100"/>
+              <w:bottom w:type="dxa" w:w="60"/>
+              <w:right w:type="dxa" w:w="100"/>
+            </w:tcMar>
+          </w:tcPr>
+          <w:p>
+            <w:r>
+              <w:rPr>
+                <w:sz w:val="19"/>
+                <w:szCs w:val="19"/>
+              </w:rPr>
+              <w:t xml:space="preserve">Ready</w:t>
+            </w:r>
+          </w:p>
+        </w:tc>
+      </w:tr>
+      <w:tr>
+        <w:trPr>
+          <w:cantSplit/>
+        </w:trPr>
+        <w:tc>
+          <w:tcPr>
+            <w:tcW w:type="dxa" w:w="1900"/>
+            <w:tcBorders>
+              <w:top w:val="single" w:color="A6A6A6" w:sz="4"/>
+              <w:left w:val="single" w:color="A6A6A6" w:sz="4"/>
+              <w:bottom w:val="single" w:color="A6A6A6" w:sz="4"/>
+              <w:right w:val="single" w:color="A6A6A6" w:sz="4"/>
+            </w:tcBorders>
+            <w:tcMar>
+              <w:top w:type="dxa" w:w="60"/>
+              <w:left w:type="dxa" w:w="100"/>
+              <w:bottom w:type="dxa" w:w="60"/>
+              <w:right w:type="dxa" w:w="100"/>
+            </w:tcMar>
+          </w:tcPr>
+          <w:p>
+            <w:r>
+              <w:rPr>
+                <w:b/>
+                <w:bCs/>
+                <w:sz w:val="19"/>
+                <w:szCs w:val="19"/>
+              </w:rPr>
+              <w:t xml:space="preserve">profile_test.go</w:t>
+            </w:r>
+          </w:p>
+        </w:tc>
+        <w:tc>
+          <w:tcPr>
+            <w:tcW w:type="dxa" w:w="1900"/>
+            <w:tcBorders>
+              <w:top w:val="single" w:color="A6A6A6" w:sz="4"/>
+              <w:left w:val="single" w:color="A6A6A6" w:sz="4"/>
+              <w:bottom w:val="single" w:color="A6A6A6" w:sz="4"/>
+              <w:right w:val="single" w:color="A6A6A6" w:sz="4"/>
+            </w:tcBorders>
+            <w:tcMar>
+              <w:top w:type="dxa" w:w="60"/>
+              <w:left w:type="dxa" w:w="100"/>
+              <w:bottom w:type="dxa" w:w="60"/>
+              <w:right w:type="dxa" w:w="100"/>
+            </w:tcMar>
+          </w:tcPr>
+          <w:p>
+            <w:r>
+              <w:rPr>
+                <w:sz w:val="19"/>
+                <w:szCs w:val="19"/>
+              </w:rPr>
+              <w:t xml:space="preserve">internal / profile</w:t>
+            </w:r>
+          </w:p>
+        </w:tc>
+        <w:tc>
+          <w:tcPr>
+            <w:tcW w:type="dxa" w:w="4538"/>
+            <w:tcBorders>
+              <w:top w:val="single" w:color="A6A6A6" w:sz="4"/>
+              <w:left w:val="single" w:color="A6A6A6" w:sz="4"/>
+              <w:bottom w:val="single" w:color="A6A6A6" w:sz="4"/>
+              <w:right w:val="single" w:color="A6A6A6" w:sz="4"/>
+            </w:tcBorders>
+            <w:tcMar>
+              <w:top w:type="dxa" w:w="60"/>
+              <w:left w:type="dxa" w:w="100"/>
+              <w:bottom w:type="dxa" w:w="60"/>
+              <w:right w:type="dxa" w:w="100"/>
+            </w:tcMar>
+          </w:tcPr>
+          <w:p>
+            <w:r>
+              <w:rPr>
+                <w:sz w:val="19"/>
+                <w:szCs w:val="19"/>
+              </w:rPr>
+              <w:t xml:space="preserve">The proof: about 45 kinds of mistake in instruction files are each refused at the right line; unknown and doubly-matched files are refused; a missing required figure produces an error and no figure, never a zero; reading the same file twice gives identical results; all the made-up samples pass; and changing one expected figure makes the test fail, naming that figure.</w:t>
+            </w:r>
+          </w:p>
+        </w:tc>
+        <w:tc>
+          <w:tcPr>
+            <w:tcW w:type="dxa" w:w="1300"/>
+            <w:tcBorders>
+              <w:top w:val="single" w:color="A6A6A6" w:sz="4"/>
+              <w:left w:val="single" w:color="A6A6A6" w:sz="4"/>
+              <w:bottom w:val="single" w:color="A6A6A6" w:sz="4"/>
+              <w:right w:val="single" w:color="A6A6A6" w:sz="4"/>
+            </w:tcBorders>
+            <w:shd w:fill="E2EFDA" w:color="auto" w:val="clear"/>
+            <w:tcMar>
+              <w:top w:type="dxa" w:w="60"/>
+              <w:left w:type="dxa" w:w="100"/>
+              <w:bottom w:type="dxa" w:w="60"/>
+              <w:right w:type="dxa" w:w="100"/>
+            </w:tcMar>
+          </w:tcPr>
+          <w:p>
+            <w:r>
+              <w:rPr>
+                <w:sz w:val="19"/>
+                <w:szCs w:val="19"/>
+              </w:rPr>
+              <w:t xml:space="preserve">Ready</w:t>
+            </w:r>
+          </w:p>
+        </w:tc>
+      </w:tr>
+      <w:tr>
+        <w:trPr>
+          <w:cantSplit/>
+        </w:trPr>
+        <w:tc>
+          <w:tcPr>
+            <w:tcW w:type="dxa" w:w="1900"/>
+            <w:tcBorders>
+              <w:top w:val="single" w:color="A6A6A6" w:sz="4"/>
+              <w:left w:val="single" w:color="A6A6A6" w:sz="4"/>
+              <w:bottom w:val="single" w:color="A6A6A6" w:sz="4"/>
+              <w:right w:val="single" w:color="A6A6A6" w:sz="4"/>
+            </w:tcBorders>
+            <w:tcMar>
+              <w:top w:type="dxa" w:w="60"/>
+              <w:left w:type="dxa" w:w="100"/>
+              <w:bottom w:type="dxa" w:w="60"/>
+              <w:right w:type="dxa" w:w="100"/>
+            </w:tcMar>
+          </w:tcPr>
+          <w:p>
+            <w:r>
+              <w:rPr>
+                <w:b/>
+                <w:bCs/>
+                <w:sz w:val="19"/>
+                <w:szCs w:val="19"/>
+              </w:rPr>
+              <w:t xml:space="preserve">profiletest.go</w:t>
+            </w:r>
+          </w:p>
+        </w:tc>
+        <w:tc>
+          <w:tcPr>
+            <w:tcW w:type="dxa" w:w="1900"/>
+            <w:tcBorders>
+              <w:top w:val="single" w:color="A6A6A6" w:sz="4"/>
+              <w:left w:val="single" w:color="A6A6A6" w:sz="4"/>
+              <w:bottom w:val="single" w:color="A6A6A6" w:sz="4"/>
+              <w:right w:val="single" w:color="A6A6A6" w:sz="4"/>
+            </w:tcBorders>
+            <w:tcMar>
+              <w:top w:type="dxa" w:w="60"/>
+              <w:left w:type="dxa" w:w="100"/>
+              <w:bottom w:type="dxa" w:w="60"/>
+              <w:right w:type="dxa" w:w="100"/>
+            </w:tcMar>
+          </w:tcPr>
+          <w:p>
+            <w:r>
+              <w:rPr>
+                <w:sz w:val="19"/>
+                <w:szCs w:val="19"/>
+              </w:rPr>
+              <w:t xml:space="preserve">cmd / recon-dev</w:t>
+            </w:r>
+          </w:p>
+        </w:tc>
+        <w:tc>
+          <w:tcPr>
+            <w:tcW w:type="dxa" w:w="4538"/>
+            <w:tcBorders>
+              <w:top w:val="single" w:color="A6A6A6" w:sz="4"/>
+              <w:left w:val="single" w:color="A6A6A6" w:sz="4"/>
+              <w:bottom w:val="single" w:color="A6A6A6" w:sz="4"/>
+              <w:right w:val="single" w:color="A6A6A6" w:sz="4"/>
+            </w:tcBorders>
+            <w:tcMar>
+              <w:top w:type="dxa" w:w="60"/>
+              <w:left w:type="dxa" w:w="100"/>
+              <w:bottom w:type="dxa" w:w="60"/>
+              <w:right w:type="dxa" w:w="100"/>
+            </w:tcMar>
+          </w:tcPr>
+          <w:p>
+            <w:r>
+              <w:rPr>
+                <w:sz w:val="19"/>
+                <w:szCs w:val="19"/>
+              </w:rPr>
+              <w:t xml:space="preserve">The developer tool "profile-test". It runs every instruction file against its samples and prints PASS or FAIL for each, with every difference spelled out. The same check runs automatically on GitHub.</w:t>
+            </w:r>
+          </w:p>
+        </w:tc>
+        <w:tc>
+          <w:tcPr>
+            <w:tcW w:type="dxa" w:w="1300"/>
+            <w:tcBorders>
+              <w:top w:val="single" w:color="A6A6A6" w:sz="4"/>
+              <w:left w:val="single" w:color="A6A6A6" w:sz="4"/>
+              <w:bottom w:val="single" w:color="A6A6A6" w:sz="4"/>
+              <w:right w:val="single" w:color="A6A6A6" w:sz="4"/>
+            </w:tcBorders>
+            <w:shd w:fill="E2EFDA" w:color="auto" w:val="clear"/>
+            <w:tcMar>
+              <w:top w:type="dxa" w:w="60"/>
+              <w:left w:type="dxa" w:w="100"/>
+              <w:bottom w:type="dxa" w:w="60"/>
+              <w:right w:type="dxa" w:w="100"/>
+            </w:tcMar>
+          </w:tcPr>
+          <w:p>
+            <w:r>
+              <w:rPr>
+                <w:sz w:val="19"/>
+                <w:szCs w:val="19"/>
+              </w:rPr>
+              <w:t xml:space="preserve">Ready</w:t>
+            </w:r>
+          </w:p>
+        </w:tc>
+      </w:tr>
+    </w:tbl>
+    <w:p>
+      <w:pPr>
+        <w:pStyle w:val="Heading1"/>
+      </w:pPr>
+      <w:r>
+        <w:t xml:space="preserve">11. Building blocks for the database, Excel, PDFs and screens (14 October 2026)</w:t>
+      </w:r>
+    </w:p>
+    <w:p>
+      <w:pPr>
+        <w:spacing w:after="120"/>
+      </w:pPr>
+      <w:r>
+        <w:t xml:space="preserve">The tool needs two ready-made building blocks: one to store figures (the SQLite database reader) and one to read Excel files (excelize). The old security check refused both, because each lists a part from the network family. Looking inside showed they use those parts only to read web-style text or as a label, never to go online. The security guard now also inspects the finished engine program and fails if it finds any code that can connect to the internet, so the proof is stronger than before. Neither building block is used by the engine yet; SPEC-010 (database) and SPEC-018 (Excel) put them to work.</w:t>
+      </w:r>
+    </w:p>
+    <w:p>
+      <w:pPr>
+        <w:spacing w:after="120"/>
+      </w:pPr>
+      <w:r>
+        <w:t xml:space="preserve">Later the same day three more pieces were set up. The database is now encrypted: without the key the file is unreadable. This uses the database reader's own AES-256 encryption instead of SQLCipher, so no extra compiler is needed; unlike SQLCipher it cannot by itself tell if someone altered the file, so other safeguards cover that. The PDF text reader (Poppler pdftotext) is bundled; it keeps table columns in their places, and its GPL licence was accepted by the project owner. The screens staff use are now built into the server program when it is built for release.</w:t>
+      </w:r>
+    </w:p>
+    <w:p>
+      <w:pPr>
+        <w:pStyle w:val="Heading2"/>
+      </w:pPr>
+      <w:r>
+        <w:t xml:space="preserve">The new building blocks and the decision record</w:t>
+      </w:r>
+    </w:p>
+    <w:tbl>
+      <w:tblPr>
+        <w:tblW w:type="dxa" w:w="9638"/>
+        <w:tblBorders>
+          <w:top w:val="single" w:color="auto" w:sz="4"/>
+          <w:left w:val="single" w:color="auto" w:sz="4"/>
+          <w:bottom w:val="single" w:color="auto" w:sz="4"/>
+          <w:right w:val="single" w:color="auto" w:sz="4"/>
+          <w:insideH w:val="single" w:color="auto" w:sz="4"/>
+          <w:insideV w:val="single" w:color="auto" w:sz="4"/>
+        </w:tblBorders>
+      </w:tblPr>
+      <w:tblGrid>
+        <w:gridCol w:w="1900"/>
+        <w:gridCol w:w="1900"/>
+        <w:gridCol w:w="4538"/>
+        <w:gridCol w:w="1300"/>
+      </w:tblGrid>
+      <w:tr>
+        <w:trPr>
+          <w:tblHeader/>
+        </w:trPr>
+        <w:tc>
+          <w:tcPr>
+            <w:tcW w:type="dxa" w:w="1900"/>
+            <w:tcBorders>
+              <w:top w:val="single" w:color="A6A6A6" w:sz="4"/>
+              <w:left w:val="single" w:color="A6A6A6" w:sz="4"/>
+              <w:bottom w:val="single" w:color="A6A6A6" w:sz="4"/>
+              <w:right w:val="single" w:color="A6A6A6" w:sz="4"/>
+            </w:tcBorders>
+            <w:shd w:fill="DCE6F1" w:color="auto" w:val="clear"/>
+            <w:tcMar>
+              <w:top w:type="dxa" w:w="60"/>
+              <w:left w:type="dxa" w:w="100"/>
+              <w:bottom w:type="dxa" w:w="60"/>
+              <w:right w:type="dxa" w:w="100"/>
+            </w:tcMar>
+          </w:tcPr>
+          <w:p>
+            <w:r>
+              <w:rPr>
+                <w:b/>
+                <w:bCs/>
+                <w:sz w:val="19"/>
+                <w:szCs w:val="19"/>
+              </w:rPr>
+              <w:t xml:space="preserve">File</w:t>
+            </w:r>
+          </w:p>
+        </w:tc>
+        <w:tc>
+          <w:tcPr>
+            <w:tcW w:type="dxa" w:w="1900"/>
+            <w:tcBorders>
+              <w:top w:val="single" w:color="A6A6A6" w:sz="4"/>
+              <w:left w:val="single" w:color="A6A6A6" w:sz="4"/>
+              <w:bottom w:val="single" w:color="A6A6A6" w:sz="4"/>
+              <w:right w:val="single" w:color="A6A6A6" w:sz="4"/>
+            </w:tcBorders>
+            <w:shd w:fill="DCE6F1" w:color="auto" w:val="clear"/>
+            <w:tcMar>
+              <w:top w:type="dxa" w:w="60"/>
+              <w:left w:type="dxa" w:w="100"/>
+              <w:bottom w:type="dxa" w:w="60"/>
+              <w:right w:type="dxa" w:w="100"/>
+            </w:tcMar>
+          </w:tcPr>
+          <w:p>
+            <w:r>
+              <w:rPr>
+                <w:b/>
+                <w:bCs/>
+                <w:sz w:val="19"/>
+                <w:szCs w:val="19"/>
+              </w:rPr>
+              <w:t xml:space="preserve">Where it is</w:t>
+            </w:r>
+          </w:p>
+        </w:tc>
+        <w:tc>
+          <w:tcPr>
+            <w:tcW w:type="dxa" w:w="4538"/>
+            <w:tcBorders>
+              <w:top w:val="single" w:color="A6A6A6" w:sz="4"/>
+              <w:left w:val="single" w:color="A6A6A6" w:sz="4"/>
+              <w:bottom w:val="single" w:color="A6A6A6" w:sz="4"/>
+              <w:right w:val="single" w:color="A6A6A6" w:sz="4"/>
+            </w:tcBorders>
+            <w:shd w:fill="DCE6F1" w:color="auto" w:val="clear"/>
+            <w:tcMar>
+              <w:top w:type="dxa" w:w="60"/>
+              <w:left w:type="dxa" w:w="100"/>
+              <w:bottom w:type="dxa" w:w="60"/>
+              <w:right w:type="dxa" w:w="100"/>
+            </w:tcMar>
+          </w:tcPr>
+          <w:p>
+            <w:r>
+              <w:rPr>
+                <w:b/>
+                <w:bCs/>
+                <w:sz w:val="19"/>
+                <w:szCs w:val="19"/>
+              </w:rPr>
+              <w:t xml:space="preserve">What happens in this file</w:t>
+            </w:r>
+          </w:p>
+        </w:tc>
+        <w:tc>
+          <w:tcPr>
+            <w:tcW w:type="dxa" w:w="1300"/>
+            <w:tcBorders>
+              <w:top w:val="single" w:color="A6A6A6" w:sz="4"/>
+              <w:left w:val="single" w:color="A6A6A6" w:sz="4"/>
+              <w:bottom w:val="single" w:color="A6A6A6" w:sz="4"/>
+              <w:right w:val="single" w:color="A6A6A6" w:sz="4"/>
+            </w:tcBorders>
+            <w:shd w:fill="DCE6F1" w:color="auto" w:val="clear"/>
+            <w:tcMar>
+              <w:top w:type="dxa" w:w="60"/>
+              <w:left w:type="dxa" w:w="100"/>
+              <w:bottom w:type="dxa" w:w="60"/>
+              <w:right w:type="dxa" w:w="100"/>
+            </w:tcMar>
+          </w:tcPr>
+          <w:p>
+            <w:r>
+              <w:rPr>
+                <w:b/>
+                <w:bCs/>
+                <w:sz w:val="19"/>
+                <w:szCs w:val="19"/>
+              </w:rPr>
+              <w:t xml:space="preserve">Status</w:t>
+            </w:r>
+          </w:p>
+        </w:tc>
+      </w:tr>
+      <w:tr>
+        <w:trPr>
+          <w:cantSplit/>
+        </w:trPr>
+        <w:tc>
+          <w:tcPr>
+            <w:tcW w:type="dxa" w:w="1900"/>
+            <w:tcBorders>
+              <w:top w:val="single" w:color="A6A6A6" w:sz="4"/>
+              <w:left w:val="single" w:color="A6A6A6" w:sz="4"/>
+              <w:bottom w:val="single" w:color="A6A6A6" w:sz="4"/>
+              <w:right w:val="single" w:color="A6A6A6" w:sz="4"/>
+            </w:tcBorders>
+            <w:tcMar>
+              <w:top w:type="dxa" w:w="60"/>
+              <w:left w:type="dxa" w:w="100"/>
+              <w:bottom w:type="dxa" w:w="60"/>
+              <w:right w:type="dxa" w:w="100"/>
+            </w:tcMar>
+          </w:tcPr>
+          <w:p>
+            <w:r>
+              <w:rPr>
+                <w:b/>
+                <w:bCs/>
+                <w:sz w:val="19"/>
+                <w:szCs w:val="19"/>
+              </w:rPr>
+              <w:t xml:space="preserve">driver.go</w:t>
+            </w:r>
+          </w:p>
+        </w:tc>
+        <w:tc>
+          <w:tcPr>
+            <w:tcW w:type="dxa" w:w="1900"/>
+            <w:tcBorders>
+              <w:top w:val="single" w:color="A6A6A6" w:sz="4"/>
+              <w:left w:val="single" w:color="A6A6A6" w:sz="4"/>
+              <w:bottom w:val="single" w:color="A6A6A6" w:sz="4"/>
+              <w:right w:val="single" w:color="A6A6A6" w:sz="4"/>
+            </w:tcBorders>
+            <w:tcMar>
+              <w:top w:type="dxa" w:w="60"/>
+              <w:left w:type="dxa" w:w="100"/>
+              <w:bottom w:type="dxa" w:w="60"/>
+              <w:right w:type="dxa" w:w="100"/>
+            </w:tcMar>
+          </w:tcPr>
+          <w:p>
+            <w:r>
+              <w:rPr>
+                <w:sz w:val="19"/>
+                <w:szCs w:val="19"/>
+              </w:rPr>
+              <w:t xml:space="preserve">internal / store</w:t>
+            </w:r>
+          </w:p>
+        </w:tc>
+        <w:tc>
+          <w:tcPr>
+            <w:tcW w:type="dxa" w:w="4538"/>
+            <w:tcBorders>
+              <w:top w:val="single" w:color="A6A6A6" w:sz="4"/>
+              <w:left w:val="single" w:color="A6A6A6" w:sz="4"/>
+              <w:bottom w:val="single" w:color="A6A6A6" w:sz="4"/>
+              <w:right w:val="single" w:color="A6A6A6" w:sz="4"/>
+            </w:tcBorders>
+            <w:tcMar>
+              <w:top w:type="dxa" w:w="60"/>
+              <w:left w:type="dxa" w:w="100"/>
+              <w:bottom w:type="dxa" w:w="60"/>
+              <w:right w:type="dxa" w:w="100"/>
+            </w:tcMar>
+          </w:tcPr>
+          <w:p>
+            <w:r>
+              <w:rPr>
+                <w:sz w:val="19"/>
+                <w:szCs w:val="19"/>
+              </w:rPr>
+              <w:t xml:space="preserve">Plugs the SQLite database reader into the tool, and switches on its encryption: the database file is scrambled with AES-256 and cannot be opened without the key (see 0002 below). This is the part that will store the figures read from client files (built in SPEC-010). It runs inside Go, with no extra installation, and was chosen because it brings in the fewest network-family parts.</w:t>
+            </w:r>
+          </w:p>
+        </w:tc>
+        <w:tc>
+          <w:tcPr>
+            <w:tcW w:type="dxa" w:w="1300"/>
+            <w:tcBorders>
+              <w:top w:val="single" w:color="A6A6A6" w:sz="4"/>
+              <w:left w:val="single" w:color="A6A6A6" w:sz="4"/>
+              <w:bottom w:val="single" w:color="A6A6A6" w:sz="4"/>
+              <w:right w:val="single" w:color="A6A6A6" w:sz="4"/>
+            </w:tcBorders>
+            <w:shd w:fill="E2EFDA" w:color="auto" w:val="clear"/>
+            <w:tcMar>
+              <w:top w:type="dxa" w:w="60"/>
+              <w:left w:type="dxa" w:w="100"/>
+              <w:bottom w:type="dxa" w:w="60"/>
+              <w:right w:type="dxa" w:w="100"/>
+            </w:tcMar>
+          </w:tcPr>
+          <w:p>
+            <w:r>
+              <w:rPr>
+                <w:sz w:val="19"/>
+                <w:szCs w:val="19"/>
+              </w:rPr>
+              <w:t xml:space="preserve">Ready</w:t>
+            </w:r>
+          </w:p>
+        </w:tc>
+      </w:tr>
+      <w:tr>
+        <w:trPr>
+          <w:cantSplit/>
+        </w:trPr>
+        <w:tc>
+          <w:tcPr>
+            <w:tcW w:type="dxa" w:w="1900"/>
+            <w:tcBorders>
+              <w:top w:val="single" w:color="A6A6A6" w:sz="4"/>
+              <w:left w:val="single" w:color="A6A6A6" w:sz="4"/>
+              <w:bottom w:val="single" w:color="A6A6A6" w:sz="4"/>
+              <w:right w:val="single" w:color="A6A6A6" w:sz="4"/>
+            </w:tcBorders>
+            <w:tcMar>
+              <w:top w:type="dxa" w:w="60"/>
+              <w:left w:type="dxa" w:w="100"/>
+              <w:bottom w:type="dxa" w:w="60"/>
+              <w:right w:type="dxa" w:w="100"/>
+            </w:tcMar>
+          </w:tcPr>
+          <w:p>
+            <w:r>
+              <w:rPr>
+                <w:b/>
+                <w:bCs/>
+                <w:sz w:val="19"/>
+                <w:szCs w:val="19"/>
+              </w:rPr>
+              <w:t xml:space="preserve">excelize.go</w:t>
+            </w:r>
+          </w:p>
+        </w:tc>
+        <w:tc>
+          <w:tcPr>
+            <w:tcW w:type="dxa" w:w="1900"/>
+            <w:tcBorders>
+              <w:top w:val="single" w:color="A6A6A6" w:sz="4"/>
+              <w:left w:val="single" w:color="A6A6A6" w:sz="4"/>
+              <w:bottom w:val="single" w:color="A6A6A6" w:sz="4"/>
+              <w:right w:val="single" w:color="A6A6A6" w:sz="4"/>
+            </w:tcBorders>
+            <w:tcMar>
+              <w:top w:type="dxa" w:w="60"/>
+              <w:left w:type="dxa" w:w="100"/>
+              <w:bottom w:type="dxa" w:w="60"/>
+              <w:right w:type="dxa" w:w="100"/>
+            </w:tcMar>
+          </w:tcPr>
+          <w:p>
+            <w:r>
+              <w:rPr>
+                <w:sz w:val="19"/>
+                <w:szCs w:val="19"/>
+              </w:rPr>
+              <w:t xml:space="preserve">internal / ingest / adapters / xlsx</w:t>
+            </w:r>
+          </w:p>
+        </w:tc>
+        <w:tc>
+          <w:tcPr>
+            <w:tcW w:type="dxa" w:w="4538"/>
+            <w:tcBorders>
+              <w:top w:val="single" w:color="A6A6A6" w:sz="4"/>
+              <w:left w:val="single" w:color="A6A6A6" w:sz="4"/>
+              <w:bottom w:val="single" w:color="A6A6A6" w:sz="4"/>
+              <w:right w:val="single" w:color="A6A6A6" w:sz="4"/>
+            </w:tcBorders>
+            <w:tcMar>
+              <w:top w:type="dxa" w:w="60"/>
+              <w:left w:type="dxa" w:w="100"/>
+              <w:bottom w:type="dxa" w:w="60"/>
+              <w:right w:type="dxa" w:w="100"/>
+            </w:tcMar>
+          </w:tcPr>
+          <w:p>
+            <w:r>
+              <w:rPr>
+                <w:sz w:val="19"/>
+                <w:szCs w:val="19"/>
+              </w:rPr>
+              <w:t xml:space="preserve">Plugs the Excel reader into the tool, so the security guard checks it from now on. The reader that actually opens client Excel files is built in SPEC-018.</w:t>
+            </w:r>
+          </w:p>
+        </w:tc>
+        <w:tc>
+          <w:tcPr>
+            <w:tcW w:type="dxa" w:w="1300"/>
+            <w:tcBorders>
+              <w:top w:val="single" w:color="A6A6A6" w:sz="4"/>
+              <w:left w:val="single" w:color="A6A6A6" w:sz="4"/>
+              <w:bottom w:val="single" w:color="A6A6A6" w:sz="4"/>
+              <w:right w:val="single" w:color="A6A6A6" w:sz="4"/>
+            </w:tcBorders>
+            <w:shd w:fill="E2EFDA" w:color="auto" w:val="clear"/>
+            <w:tcMar>
+              <w:top w:type="dxa" w:w="60"/>
+              <w:left w:type="dxa" w:w="100"/>
+              <w:bottom w:type="dxa" w:w="60"/>
+              <w:right w:type="dxa" w:w="100"/>
+            </w:tcMar>
+          </w:tcPr>
+          <w:p>
+            <w:r>
+              <w:rPr>
+                <w:sz w:val="19"/>
+                <w:szCs w:val="19"/>
+              </w:rPr>
+              <w:t xml:space="preserve">Ready</w:t>
+            </w:r>
+          </w:p>
+        </w:tc>
+      </w:tr>
+      <w:tr>
+        <w:trPr>
+          <w:cantSplit/>
+        </w:trPr>
+        <w:tc>
+          <w:tcPr>
+            <w:tcW w:type="dxa" w:w="1900"/>
+            <w:tcBorders>
+              <w:top w:val="single" w:color="A6A6A6" w:sz="4"/>
+              <w:left w:val="single" w:color="A6A6A6" w:sz="4"/>
+              <w:bottom w:val="single" w:color="A6A6A6" w:sz="4"/>
+              <w:right w:val="single" w:color="A6A6A6" w:sz="4"/>
+            </w:tcBorders>
+            <w:tcMar>
+              <w:top w:type="dxa" w:w="60"/>
+              <w:left w:type="dxa" w:w="100"/>
+              <w:bottom w:type="dxa" w:w="60"/>
+              <w:right w:type="dxa" w:w="100"/>
+            </w:tcMar>
+          </w:tcPr>
+          <w:p>
+            <w:r>
+              <w:rPr>
+                <w:b/>
+                <w:bCs/>
+                <w:sz w:val="19"/>
+                <w:szCs w:val="19"/>
+              </w:rPr>
+              <w:t xml:space="preserve">0001-engine-network-proof.md</w:t>
+            </w:r>
+          </w:p>
+        </w:tc>
+        <w:tc>
+          <w:tcPr>
+            <w:tcW w:type="dxa" w:w="1900"/>
+            <w:tcBorders>
+              <w:top w:val="single" w:color="A6A6A6" w:sz="4"/>
+              <w:left w:val="single" w:color="A6A6A6" w:sz="4"/>
+              <w:bottom w:val="single" w:color="A6A6A6" w:sz="4"/>
+              <w:right w:val="single" w:color="A6A6A6" w:sz="4"/>
+            </w:tcBorders>
+            <w:tcMar>
+              <w:top w:type="dxa" w:w="60"/>
+              <w:left w:type="dxa" w:w="100"/>
+              <w:bottom w:type="dxa" w:w="60"/>
+              <w:right w:type="dxa" w:w="100"/>
+            </w:tcMar>
+          </w:tcPr>
+          <w:p>
+            <w:r>
+              <w:rPr>
+                <w:sz w:val="19"/>
+                <w:szCs w:val="19"/>
+              </w:rPr>
+              <w:t xml:space="preserve">docs / adr</w:t>
+            </w:r>
+          </w:p>
+        </w:tc>
+        <w:tc>
+          <w:tcPr>
+            <w:tcW w:type="dxa" w:w="4538"/>
+            <w:tcBorders>
+              <w:top w:val="single" w:color="A6A6A6" w:sz="4"/>
+              <w:left w:val="single" w:color="A6A6A6" w:sz="4"/>
+              <w:bottom w:val="single" w:color="A6A6A6" w:sz="4"/>
+              <w:right w:val="single" w:color="A6A6A6" w:sz="4"/>
+            </w:tcBorders>
+            <w:tcMar>
+              <w:top w:type="dxa" w:w="60"/>
+              <w:left w:type="dxa" w:w="100"/>
+              <w:bottom w:type="dxa" w:w="60"/>
+              <w:right w:type="dxa" w:w="100"/>
+            </w:tcMar>
+          </w:tcPr>
+          <w:p>
+            <w:r>
+              <w:rPr>
+                <w:sz w:val="19"/>
+                <w:szCs w:val="19"/>
+              </w:rPr>
+              <w:t xml:space="preserve">The written decision explaining why these two building blocks are allowed: they mention network-family parts only to read web-style text and labels, never to go online. It records the evidence and how the guard now proves the engine cannot go online by checking the finished program.</w:t>
+            </w:r>
+          </w:p>
+        </w:tc>
+        <w:tc>
+          <w:tcPr>
+            <w:tcW w:type="dxa" w:w="1300"/>
+            <w:tcBorders>
+              <w:top w:val="single" w:color="A6A6A6" w:sz="4"/>
+              <w:left w:val="single" w:color="A6A6A6" w:sz="4"/>
+              <w:bottom w:val="single" w:color="A6A6A6" w:sz="4"/>
+              <w:right w:val="single" w:color="A6A6A6" w:sz="4"/>
+            </w:tcBorders>
+            <w:shd w:fill="E2EFDA" w:color="auto" w:val="clear"/>
+            <w:tcMar>
+              <w:top w:type="dxa" w:w="60"/>
+              <w:left w:type="dxa" w:w="100"/>
+              <w:bottom w:type="dxa" w:w="60"/>
+              <w:right w:type="dxa" w:w="100"/>
+            </w:tcMar>
+          </w:tcPr>
+          <w:p>
+            <w:r>
+              <w:rPr>
+                <w:sz w:val="19"/>
+                <w:szCs w:val="19"/>
+              </w:rPr>
+              <w:t xml:space="preserve">Ready</w:t>
+            </w:r>
+          </w:p>
+        </w:tc>
+      </w:tr>
+      <w:tr>
+        <w:trPr>
+          <w:cantSplit/>
+        </w:trPr>
+        <w:tc>
+          <w:tcPr>
+            <w:tcW w:type="dxa" w:w="1900"/>
+            <w:tcBorders>
+              <w:top w:val="single" w:color="A6A6A6" w:sz="4"/>
+              <w:left w:val="single" w:color="A6A6A6" w:sz="4"/>
+              <w:bottom w:val="single" w:color="A6A6A6" w:sz="4"/>
+              <w:right w:val="single" w:color="A6A6A6" w:sz="4"/>
+            </w:tcBorders>
+            <w:tcMar>
+              <w:top w:type="dxa" w:w="60"/>
+              <w:left w:type="dxa" w:w="100"/>
+              <w:bottom w:type="dxa" w:w="60"/>
+              <w:right w:type="dxa" w:w="100"/>
+            </w:tcMar>
+          </w:tcPr>
+          <w:p>
+            <w:r>
+              <w:rPr>
+                <w:b/>
+                <w:bCs/>
+                <w:sz w:val="19"/>
+                <w:szCs w:val="19"/>
+              </w:rPr>
+              <w:t xml:space="preserve">encryption_test.go</w:t>
+            </w:r>
+          </w:p>
+        </w:tc>
+        <w:tc>
+          <w:tcPr>
+            <w:tcW w:type="dxa" w:w="1900"/>
+            <w:tcBorders>
+              <w:top w:val="single" w:color="A6A6A6" w:sz="4"/>
+              <w:left w:val="single" w:color="A6A6A6" w:sz="4"/>
+              <w:bottom w:val="single" w:color="A6A6A6" w:sz="4"/>
+              <w:right w:val="single" w:color="A6A6A6" w:sz="4"/>
+            </w:tcBorders>
+            <w:tcMar>
+              <w:top w:type="dxa" w:w="60"/>
+              <w:left w:type="dxa" w:w="100"/>
+              <w:bottom w:type="dxa" w:w="60"/>
+              <w:right w:type="dxa" w:w="100"/>
+            </w:tcMar>
+          </w:tcPr>
+          <w:p>
+            <w:r>
+              <w:rPr>
+                <w:sz w:val="19"/>
+                <w:szCs w:val="19"/>
+              </w:rPr>
+              <w:t xml:space="preserve">internal / store</w:t>
+            </w:r>
+          </w:p>
+        </w:tc>
+        <w:tc>
+          <w:tcPr>
+            <w:tcW w:type="dxa" w:w="4538"/>
+            <w:tcBorders>
+              <w:top w:val="single" w:color="A6A6A6" w:sz="4"/>
+              <w:left w:val="single" w:color="A6A6A6" w:sz="4"/>
+              <w:bottom w:val="single" w:color="A6A6A6" w:sz="4"/>
+              <w:right w:val="single" w:color="A6A6A6" w:sz="4"/>
+            </w:tcBorders>
+            <w:tcMar>
+              <w:top w:type="dxa" w:w="60"/>
+              <w:left w:type="dxa" w:w="100"/>
+              <w:bottom w:type="dxa" w:w="60"/>
+              <w:right w:type="dxa" w:w="100"/>
+            </w:tcMar>
+          </w:tcPr>
+          <w:p>
+            <w:r>
+              <w:rPr>
+                <w:sz w:val="19"/>
+                <w:szCs w:val="19"/>
+              </w:rPr>
+              <w:t xml:space="preserve">The proof that encryption works: it writes an invented client name into a new database, then checks that the name cannot be found in the file, that the file opens with the key, and that without the key, or with the wrong key, it is refused as "not a database".</w:t>
+            </w:r>
+          </w:p>
+        </w:tc>
+        <w:tc>
+          <w:tcPr>
+            <w:tcW w:type="dxa" w:w="1300"/>
+            <w:tcBorders>
+              <w:top w:val="single" w:color="A6A6A6" w:sz="4"/>
+              <w:left w:val="single" w:color="A6A6A6" w:sz="4"/>
+              <w:bottom w:val="single" w:color="A6A6A6" w:sz="4"/>
+              <w:right w:val="single" w:color="A6A6A6" w:sz="4"/>
+            </w:tcBorders>
+            <w:shd w:fill="E2EFDA" w:color="auto" w:val="clear"/>
+            <w:tcMar>
+              <w:top w:type="dxa" w:w="60"/>
+              <w:left w:type="dxa" w:w="100"/>
+              <w:bottom w:type="dxa" w:w="60"/>
+              <w:right w:type="dxa" w:w="100"/>
+            </w:tcMar>
+          </w:tcPr>
+          <w:p>
+            <w:r>
+              <w:rPr>
+                <w:sz w:val="19"/>
+                <w:szCs w:val="19"/>
+              </w:rPr>
+              <w:t xml:space="preserve">Ready</w:t>
+            </w:r>
+          </w:p>
+        </w:tc>
+      </w:tr>
+      <w:tr>
+        <w:trPr>
+          <w:cantSplit/>
+        </w:trPr>
+        <w:tc>
+          <w:tcPr>
+            <w:tcW w:type="dxa" w:w="1900"/>
+            <w:tcBorders>
+              <w:top w:val="single" w:color="A6A6A6" w:sz="4"/>
+              <w:left w:val="single" w:color="A6A6A6" w:sz="4"/>
+              <w:bottom w:val="single" w:color="A6A6A6" w:sz="4"/>
+              <w:right w:val="single" w:color="A6A6A6" w:sz="4"/>
+            </w:tcBorders>
+            <w:tcMar>
+              <w:top w:type="dxa" w:w="60"/>
+              <w:left w:type="dxa" w:w="100"/>
+              <w:bottom w:type="dxa" w:w="60"/>
+              <w:right w:type="dxa" w:w="100"/>
+            </w:tcMar>
+          </w:tcPr>
+          <w:p>
+            <w:r>
+              <w:rPr>
+                <w:b/>
+                <w:bCs/>
+                <w:sz w:val="19"/>
+                <w:szCs w:val="19"/>
+              </w:rPr>
+              <w:t xml:space="preserve">0002-database-encryption.md</w:t>
+            </w:r>
+          </w:p>
+        </w:tc>
+        <w:tc>
+          <w:tcPr>
+            <w:tcW w:type="dxa" w:w="1900"/>
+            <w:tcBorders>
+              <w:top w:val="single" w:color="A6A6A6" w:sz="4"/>
+              <w:left w:val="single" w:color="A6A6A6" w:sz="4"/>
+              <w:bottom w:val="single" w:color="A6A6A6" w:sz="4"/>
+              <w:right w:val="single" w:color="A6A6A6" w:sz="4"/>
+            </w:tcBorders>
+            <w:tcMar>
+              <w:top w:type="dxa" w:w="60"/>
+              <w:left w:type="dxa" w:w="100"/>
+              <w:bottom w:type="dxa" w:w="60"/>
+              <w:right w:type="dxa" w:w="100"/>
+            </w:tcMar>
+          </w:tcPr>
+          <w:p>
+            <w:r>
+              <w:rPr>
+                <w:sz w:val="19"/>
+                <w:szCs w:val="19"/>
+              </w:rPr>
+              <w:t xml:space="preserve">docs / adr</w:t>
+            </w:r>
+          </w:p>
+        </w:tc>
+        <w:tc>
+          <w:tcPr>
+            <w:tcW w:type="dxa" w:w="4538"/>
+            <w:tcBorders>
+              <w:top w:val="single" w:color="A6A6A6" w:sz="4"/>
+              <w:left w:val="single" w:color="A6A6A6" w:sz="4"/>
+              <w:bottom w:val="single" w:color="A6A6A6" w:sz="4"/>
+              <w:right w:val="single" w:color="A6A6A6" w:sz="4"/>
+            </w:tcBorders>
+            <w:tcMar>
+              <w:top w:type="dxa" w:w="60"/>
+              <w:left w:type="dxa" w:w="100"/>
+              <w:bottom w:type="dxa" w:w="60"/>
+              <w:right w:type="dxa" w:w="100"/>
+            </w:tcMar>
+          </w:tcPr>
+          <w:p>
+            <w:r>
+              <w:rPr>
+                <w:sz w:val="19"/>
+                <w:szCs w:val="19"/>
+              </w:rPr>
+              <w:t xml:space="preserve">The written decision to encrypt the database with the reader's own AES-256 encryption instead of SQLCipher: why, how the key must be given, and what it does not do (it does not notice tampering, so the audit trail, signed backups and a start-up check cover that).</w:t>
+            </w:r>
+          </w:p>
+        </w:tc>
+        <w:tc>
+          <w:tcPr>
+            <w:tcW w:type="dxa" w:w="1300"/>
+            <w:tcBorders>
+              <w:top w:val="single" w:color="A6A6A6" w:sz="4"/>
+              <w:left w:val="single" w:color="A6A6A6" w:sz="4"/>
+              <w:bottom w:val="single" w:color="A6A6A6" w:sz="4"/>
+              <w:right w:val="single" w:color="A6A6A6" w:sz="4"/>
+            </w:tcBorders>
+            <w:shd w:fill="E2EFDA" w:color="auto" w:val="clear"/>
+            <w:tcMar>
+              <w:top w:type="dxa" w:w="60"/>
+              <w:left w:type="dxa" w:w="100"/>
+              <w:bottom w:type="dxa" w:w="60"/>
+              <w:right w:type="dxa" w:w="100"/>
+            </w:tcMar>
+          </w:tcPr>
+          <w:p>
+            <w:r>
+              <w:rPr>
+                <w:sz w:val="19"/>
+                <w:szCs w:val="19"/>
+              </w:rPr>
+              <w:t xml:space="preserve">Ready</w:t>
+            </w:r>
+          </w:p>
+        </w:tc>
+      </w:tr>
+      <w:tr>
+        <w:trPr>
+          <w:cantSplit/>
+        </w:trPr>
+        <w:tc>
+          <w:tcPr>
+            <w:tcW w:type="dxa" w:w="1900"/>
+            <w:tcBorders>
+              <w:top w:val="single" w:color="A6A6A6" w:sz="4"/>
+              <w:left w:val="single" w:color="A6A6A6" w:sz="4"/>
+              <w:bottom w:val="single" w:color="A6A6A6" w:sz="4"/>
+              <w:right w:val="single" w:color="A6A6A6" w:sz="4"/>
+            </w:tcBorders>
+            <w:tcMar>
+              <w:top w:type="dxa" w:w="60"/>
+              <w:left w:type="dxa" w:w="100"/>
+              <w:bottom w:type="dxa" w:w="60"/>
+              <w:right w:type="dxa" w:w="100"/>
+            </w:tcMar>
+          </w:tcPr>
+          <w:p>
+            <w:r>
+              <w:rPr>
+                <w:b/>
+                <w:bCs/>
+                <w:sz w:val="19"/>
+                <w:szCs w:val="19"/>
+              </w:rPr>
+              <w:t xml:space="preserve">pdftotext.exe and 32 DLL files</w:t>
+            </w:r>
+          </w:p>
+        </w:tc>
+        <w:tc>
+          <w:tcPr>
+            <w:tcW w:type="dxa" w:w="1900"/>
+            <w:tcBorders>
+              <w:top w:val="single" w:color="A6A6A6" w:sz="4"/>
+              <w:left w:val="single" w:color="A6A6A6" w:sz="4"/>
+              <w:bottom w:val="single" w:color="A6A6A6" w:sz="4"/>
+              <w:right w:val="single" w:color="A6A6A6" w:sz="4"/>
+            </w:tcBorders>
+            <w:tcMar>
+              <w:top w:type="dxa" w:w="60"/>
+              <w:left w:type="dxa" w:w="100"/>
+              <w:bottom w:type="dxa" w:w="60"/>
+              <w:right w:type="dxa" w:w="100"/>
+            </w:tcMar>
+          </w:tcPr>
+          <w:p>
+            <w:r>
+              <w:rPr>
+                <w:sz w:val="19"/>
+                <w:szCs w:val="19"/>
+              </w:rPr>
+              <w:t xml:space="preserve">third_party / poppler / bin</w:t>
+            </w:r>
+          </w:p>
+        </w:tc>
+        <w:tc>
+          <w:tcPr>
+            <w:tcW w:type="dxa" w:w="4538"/>
+            <w:tcBorders>
+              <w:top w:val="single" w:color="A6A6A6" w:sz="4"/>
+              <w:left w:val="single" w:color="A6A6A6" w:sz="4"/>
+              <w:bottom w:val="single" w:color="A6A6A6" w:sz="4"/>
+              <w:right w:val="single" w:color="A6A6A6" w:sz="4"/>
+            </w:tcBorders>
+            <w:tcMar>
+              <w:top w:type="dxa" w:w="60"/>
+              <w:left w:type="dxa" w:w="100"/>
+              <w:bottom w:type="dxa" w:w="60"/>
+              <w:right w:type="dxa" w:w="100"/>
+            </w:tcMar>
+          </w:tcPr>
+          <w:p>
+            <w:r>
+              <w:rPr>
+                <w:sz w:val="19"/>
+                <w:szCs w:val="19"/>
+              </w:rPr>
+              <w:t xml:space="preserve">The PDF text reader and the helper files it loads, copied unchanged from the official Windows build of Poppler 26.09.0. The tool runs it as a separate program on a PDF already saved in the tool and reads the text it prints, with each table row kept on one line.</w:t>
+            </w:r>
+          </w:p>
+        </w:tc>
+        <w:tc>
+          <w:tcPr>
+            <w:tcW w:type="dxa" w:w="1300"/>
+            <w:tcBorders>
+              <w:top w:val="single" w:color="A6A6A6" w:sz="4"/>
+              <w:left w:val="single" w:color="A6A6A6" w:sz="4"/>
+              <w:bottom w:val="single" w:color="A6A6A6" w:sz="4"/>
+              <w:right w:val="single" w:color="A6A6A6" w:sz="4"/>
+            </w:tcBorders>
+            <w:shd w:fill="E2EFDA" w:color="auto" w:val="clear"/>
+            <w:tcMar>
+              <w:top w:type="dxa" w:w="60"/>
+              <w:left w:type="dxa" w:w="100"/>
+              <w:bottom w:type="dxa" w:w="60"/>
+              <w:right w:type="dxa" w:w="100"/>
+            </w:tcMar>
+          </w:tcPr>
+          <w:p>
+            <w:r>
+              <w:rPr>
+                <w:sz w:val="19"/>
+                <w:szCs w:val="19"/>
+              </w:rPr>
+              <w:t xml:space="preserve">Ready</w:t>
+            </w:r>
+          </w:p>
+        </w:tc>
+      </w:tr>
+      <w:tr>
+        <w:trPr>
+          <w:cantSplit/>
+        </w:trPr>
+        <w:tc>
+          <w:tcPr>
+            <w:tcW w:type="dxa" w:w="1900"/>
+            <w:tcBorders>
+              <w:top w:val="single" w:color="A6A6A6" w:sz="4"/>
+              <w:left w:val="single" w:color="A6A6A6" w:sz="4"/>
+              <w:bottom w:val="single" w:color="A6A6A6" w:sz="4"/>
+              <w:right w:val="single" w:color="A6A6A6" w:sz="4"/>
+            </w:tcBorders>
+            <w:tcMar>
+              <w:top w:type="dxa" w:w="60"/>
+              <w:left w:type="dxa" w:w="100"/>
+              <w:bottom w:type="dxa" w:w="60"/>
+              <w:right w:type="dxa" w:w="100"/>
+            </w:tcMar>
+          </w:tcPr>
+          <w:p>
+            <w:r>
+              <w:rPr>
+                <w:b/>
+                <w:bCs/>
+                <w:sz w:val="19"/>
+                <w:szCs w:val="19"/>
+              </w:rPr>
+              <w:t xml:space="preserve">README.md</w:t>
+            </w:r>
+          </w:p>
+        </w:tc>
+        <w:tc>
+          <w:tcPr>
+            <w:tcW w:type="dxa" w:w="1900"/>
+            <w:tcBorders>
+              <w:top w:val="single" w:color="A6A6A6" w:sz="4"/>
+              <w:left w:val="single" w:color="A6A6A6" w:sz="4"/>
+              <w:bottom w:val="single" w:color="A6A6A6" w:sz="4"/>
+              <w:right w:val="single" w:color="A6A6A6" w:sz="4"/>
+            </w:tcBorders>
+            <w:tcMar>
+              <w:top w:type="dxa" w:w="60"/>
+              <w:left w:type="dxa" w:w="100"/>
+              <w:bottom w:type="dxa" w:w="60"/>
+              <w:right w:type="dxa" w:w="100"/>
+            </w:tcMar>
+          </w:tcPr>
+          <w:p>
+            <w:r>
+              <w:rPr>
+                <w:sz w:val="19"/>
+                <w:szCs w:val="19"/>
+              </w:rPr>
+              <w:t xml:space="preserve">third_party / poppler</w:t>
+            </w:r>
+          </w:p>
+        </w:tc>
+        <w:tc>
+          <w:tcPr>
+            <w:tcW w:type="dxa" w:w="4538"/>
+            <w:tcBorders>
+              <w:top w:val="single" w:color="A6A6A6" w:sz="4"/>
+              <w:left w:val="single" w:color="A6A6A6" w:sz="4"/>
+              <w:bottom w:val="single" w:color="A6A6A6" w:sz="4"/>
+              <w:right w:val="single" w:color="A6A6A6" w:sz="4"/>
+            </w:tcBorders>
+            <w:tcMar>
+              <w:top w:type="dxa" w:w="60"/>
+              <w:left w:type="dxa" w:w="100"/>
+              <w:bottom w:type="dxa" w:w="60"/>
+              <w:right w:type="dxa" w:w="100"/>
+            </w:tcMar>
+          </w:tcPr>
+          <w:p>
+            <w:r>
+              <w:rPr>
+                <w:sz w:val="19"/>
+                <w:szCs w:val="19"/>
+              </w:rPr>
+              <w:t xml:space="preserve">Where the PDF reader came from, its fingerprints, where anyone can get its source code (a GPL requirement), and the licence of every helper file. It also notes that three helper files can reach the internet if given a web address, which the tool never does.</w:t>
+            </w:r>
+          </w:p>
+        </w:tc>
+        <w:tc>
+          <w:tcPr>
+            <w:tcW w:type="dxa" w:w="1300"/>
+            <w:tcBorders>
+              <w:top w:val="single" w:color="A6A6A6" w:sz="4"/>
+              <w:left w:val="single" w:color="A6A6A6" w:sz="4"/>
+              <w:bottom w:val="single" w:color="A6A6A6" w:sz="4"/>
+              <w:right w:val="single" w:color="A6A6A6" w:sz="4"/>
+            </w:tcBorders>
+            <w:shd w:fill="E2EFDA" w:color="auto" w:val="clear"/>
+            <w:tcMar>
+              <w:top w:type="dxa" w:w="60"/>
+              <w:left w:type="dxa" w:w="100"/>
+              <w:bottom w:type="dxa" w:w="60"/>
+              <w:right w:type="dxa" w:w="100"/>
+            </w:tcMar>
+          </w:tcPr>
+          <w:p>
+            <w:r>
+              <w:rPr>
+                <w:sz w:val="19"/>
+                <w:szCs w:val="19"/>
+              </w:rPr>
+              <w:t xml:space="preserve">Ready</w:t>
+            </w:r>
+          </w:p>
+        </w:tc>
+      </w:tr>
+      <w:tr>
+        <w:trPr>
+          <w:cantSplit/>
+        </w:trPr>
+        <w:tc>
+          <w:tcPr>
+            <w:tcW w:type="dxa" w:w="1900"/>
+            <w:tcBorders>
+              <w:top w:val="single" w:color="A6A6A6" w:sz="4"/>
+              <w:left w:val="single" w:color="A6A6A6" w:sz="4"/>
+              <w:bottom w:val="single" w:color="A6A6A6" w:sz="4"/>
+              <w:right w:val="single" w:color="A6A6A6" w:sz="4"/>
+            </w:tcBorders>
+            <w:tcMar>
+              <w:top w:type="dxa" w:w="60"/>
+              <w:left w:type="dxa" w:w="100"/>
+              <w:bottom w:type="dxa" w:w="60"/>
+              <w:right w:type="dxa" w:w="100"/>
+            </w:tcMar>
+          </w:tcPr>
+          <w:p>
+            <w:r>
+              <w:rPr>
+                <w:b/>
+                <w:bCs/>
+                <w:sz w:val="19"/>
+                <w:szCs w:val="19"/>
+              </w:rPr>
+              <w:t xml:space="preserve">COPYING, COPYING3</w:t>
+            </w:r>
+          </w:p>
+        </w:tc>
+        <w:tc>
+          <w:tcPr>
+            <w:tcW w:type="dxa" w:w="1900"/>
+            <w:tcBorders>
+              <w:top w:val="single" w:color="A6A6A6" w:sz="4"/>
+              <w:left w:val="single" w:color="A6A6A6" w:sz="4"/>
+              <w:bottom w:val="single" w:color="A6A6A6" w:sz="4"/>
+              <w:right w:val="single" w:color="A6A6A6" w:sz="4"/>
+            </w:tcBorders>
+            <w:tcMar>
+              <w:top w:type="dxa" w:w="60"/>
+              <w:left w:type="dxa" w:w="100"/>
+              <w:bottom w:type="dxa" w:w="60"/>
+              <w:right w:type="dxa" w:w="100"/>
+            </w:tcMar>
+          </w:tcPr>
+          <w:p>
+            <w:r>
+              <w:rPr>
+                <w:sz w:val="19"/>
+                <w:szCs w:val="19"/>
+              </w:rPr>
+              <w:t xml:space="preserve">third_party / poppler</w:t>
+            </w:r>
+          </w:p>
+        </w:tc>
+        <w:tc>
+          <w:tcPr>
+            <w:tcW w:type="dxa" w:w="4538"/>
+            <w:tcBorders>
+              <w:top w:val="single" w:color="A6A6A6" w:sz="4"/>
+              <w:left w:val="single" w:color="A6A6A6" w:sz="4"/>
+              <w:bottom w:val="single" w:color="A6A6A6" w:sz="4"/>
+              <w:right w:val="single" w:color="A6A6A6" w:sz="4"/>
+            </w:tcBorders>
+            <w:tcMar>
+              <w:top w:type="dxa" w:w="60"/>
+              <w:left w:type="dxa" w:w="100"/>
+              <w:bottom w:type="dxa" w:w="60"/>
+              <w:right w:type="dxa" w:w="100"/>
+            </w:tcMar>
+          </w:tcPr>
+          <w:p>
+            <w:r>
+              <w:rPr>
+                <w:sz w:val="19"/>
+                <w:szCs w:val="19"/>
+              </w:rPr>
+              <w:t xml:space="preserve">The GPL licence texts (versions 2 and 3) that must travel with the PDF reader.</w:t>
+            </w:r>
+          </w:p>
+        </w:tc>
+        <w:tc>
+          <w:tcPr>
+            <w:tcW w:type="dxa" w:w="1300"/>
+            <w:tcBorders>
+              <w:top w:val="single" w:color="A6A6A6" w:sz="4"/>
+              <w:left w:val="single" w:color="A6A6A6" w:sz="4"/>
+              <w:bottom w:val="single" w:color="A6A6A6" w:sz="4"/>
+              <w:right w:val="single" w:color="A6A6A6" w:sz="4"/>
+            </w:tcBorders>
+            <w:shd w:fill="E2EFDA" w:color="auto" w:val="clear"/>
+            <w:tcMar>
+              <w:top w:type="dxa" w:w="60"/>
+              <w:left w:type="dxa" w:w="100"/>
+              <w:bottom w:type="dxa" w:w="60"/>
+              <w:right w:type="dxa" w:w="100"/>
+            </w:tcMar>
+          </w:tcPr>
+          <w:p>
+            <w:r>
+              <w:rPr>
+                <w:sz w:val="19"/>
+                <w:szCs w:val="19"/>
+              </w:rPr>
+              <w:t xml:space="preserve">Ready</w:t>
+            </w:r>
+          </w:p>
+        </w:tc>
+      </w:tr>
+      <w:tr>
+        <w:trPr>
+          <w:cantSplit/>
+        </w:trPr>
+        <w:tc>
+          <w:tcPr>
+            <w:tcW w:type="dxa" w:w="1900"/>
+            <w:tcBorders>
+              <w:top w:val="single" w:color="A6A6A6" w:sz="4"/>
+              <w:left w:val="single" w:color="A6A6A6" w:sz="4"/>
+              <w:bottom w:val="single" w:color="A6A6A6" w:sz="4"/>
+              <w:right w:val="single" w:color="A6A6A6" w:sz="4"/>
+            </w:tcBorders>
+            <w:tcMar>
+              <w:top w:type="dxa" w:w="60"/>
+              <w:left w:type="dxa" w:w="100"/>
+              <w:bottom w:type="dxa" w:w="60"/>
+              <w:right w:type="dxa" w:w="100"/>
+            </w:tcMar>
+          </w:tcPr>
+          <w:p>
+            <w:r>
+              <w:rPr>
+                <w:b/>
+                <w:bCs/>
+                <w:sz w:val="19"/>
+                <w:szCs w:val="19"/>
+              </w:rPr>
+              <w:t xml:space="preserve">SHA256SUMS</w:t>
+            </w:r>
+          </w:p>
+        </w:tc>
+        <w:tc>
+          <w:tcPr>
+            <w:tcW w:type="dxa" w:w="1900"/>
+            <w:tcBorders>
+              <w:top w:val="single" w:color="A6A6A6" w:sz="4"/>
+              <w:left w:val="single" w:color="A6A6A6" w:sz="4"/>
+              <w:bottom w:val="single" w:color="A6A6A6" w:sz="4"/>
+              <w:right w:val="single" w:color="A6A6A6" w:sz="4"/>
+            </w:tcBorders>
+            <w:tcMar>
+              <w:top w:type="dxa" w:w="60"/>
+              <w:left w:type="dxa" w:w="100"/>
+              <w:bottom w:type="dxa" w:w="60"/>
+              <w:right w:type="dxa" w:w="100"/>
+            </w:tcMar>
+          </w:tcPr>
+          <w:p>
+            <w:r>
+              <w:rPr>
+                <w:sz w:val="19"/>
+                <w:szCs w:val="19"/>
+              </w:rPr>
+              <w:t xml:space="preserve">third_party / poppler</w:t>
+            </w:r>
+          </w:p>
+        </w:tc>
+        <w:tc>
+          <w:tcPr>
+            <w:tcW w:type="dxa" w:w="4538"/>
+            <w:tcBorders>
+              <w:top w:val="single" w:color="A6A6A6" w:sz="4"/>
+              <w:left w:val="single" w:color="A6A6A6" w:sz="4"/>
+              <w:bottom w:val="single" w:color="A6A6A6" w:sz="4"/>
+              <w:right w:val="single" w:color="A6A6A6" w:sz="4"/>
+            </w:tcBorders>
+            <w:tcMar>
+              <w:top w:type="dxa" w:w="60"/>
+              <w:left w:type="dxa" w:w="100"/>
+              <w:bottom w:type="dxa" w:w="60"/>
+              <w:right w:type="dxa" w:w="100"/>
+            </w:tcMar>
+          </w:tcPr>
+          <w:p>
+            <w:r>
+              <w:rPr>
+                <w:sz w:val="19"/>
+                <w:szCs w:val="19"/>
+              </w:rPr>
+              <w:t xml:space="preserve">A fingerprint for each of the 33 files in bin, so a swapped or damaged file can be spotted.</w:t>
+            </w:r>
+          </w:p>
+        </w:tc>
+        <w:tc>
+          <w:tcPr>
+            <w:tcW w:type="dxa" w:w="1300"/>
+            <w:tcBorders>
+              <w:top w:val="single" w:color="A6A6A6" w:sz="4"/>
+              <w:left w:val="single" w:color="A6A6A6" w:sz="4"/>
+              <w:bottom w:val="single" w:color="A6A6A6" w:sz="4"/>
+              <w:right w:val="single" w:color="A6A6A6" w:sz="4"/>
+            </w:tcBorders>
+            <w:shd w:fill="E2EFDA" w:color="auto" w:val="clear"/>
+            <w:tcMar>
+              <w:top w:type="dxa" w:w="60"/>
+              <w:left w:type="dxa" w:w="100"/>
+              <w:bottom w:type="dxa" w:w="60"/>
+              <w:right w:type="dxa" w:w="100"/>
+            </w:tcMar>
+          </w:tcPr>
+          <w:p>
+            <w:r>
+              <w:rPr>
+                <w:sz w:val="19"/>
+                <w:szCs w:val="19"/>
+              </w:rPr>
+              <w:t xml:space="preserve">Ready</w:t>
+            </w:r>
+          </w:p>
+        </w:tc>
+      </w:tr>
+      <w:tr>
+        <w:trPr>
+          <w:cantSplit/>
+        </w:trPr>
+        <w:tc>
+          <w:tcPr>
+            <w:tcW w:type="dxa" w:w="1900"/>
+            <w:tcBorders>
+              <w:top w:val="single" w:color="A6A6A6" w:sz="4"/>
+              <w:left w:val="single" w:color="A6A6A6" w:sz="4"/>
+              <w:bottom w:val="single" w:color="A6A6A6" w:sz="4"/>
+              <w:right w:val="single" w:color="A6A6A6" w:sz="4"/>
+            </w:tcBorders>
+            <w:tcMar>
+              <w:top w:type="dxa" w:w="60"/>
+              <w:left w:type="dxa" w:w="100"/>
+              <w:bottom w:type="dxa" w:w="60"/>
+              <w:right w:type="dxa" w:w="100"/>
+            </w:tcMar>
+          </w:tcPr>
+          <w:p>
+            <w:r>
+              <w:rPr>
+                <w:b/>
+                <w:bCs/>
+                <w:sz w:val="19"/>
+                <w:szCs w:val="19"/>
+              </w:rPr>
+              <w:t xml:space="preserve">poppler_test.go</w:t>
+            </w:r>
+          </w:p>
+        </w:tc>
+        <w:tc>
+          <w:tcPr>
+            <w:tcW w:type="dxa" w:w="1900"/>
+            <w:tcBorders>
+              <w:top w:val="single" w:color="A6A6A6" w:sz="4"/>
+              <w:left w:val="single" w:color="A6A6A6" w:sz="4"/>
+              <w:bottom w:val="single" w:color="A6A6A6" w:sz="4"/>
+              <w:right w:val="single" w:color="A6A6A6" w:sz="4"/>
+            </w:tcBorders>
+            <w:tcMar>
+              <w:top w:type="dxa" w:w="60"/>
+              <w:left w:type="dxa" w:w="100"/>
+              <w:bottom w:type="dxa" w:w="60"/>
+              <w:right w:type="dxa" w:w="100"/>
+            </w:tcMar>
+          </w:tcPr>
+          <w:p>
+            <w:r>
+              <w:rPr>
+                <w:sz w:val="19"/>
+                <w:szCs w:val="19"/>
+              </w:rPr>
+              <w:t xml:space="preserve">internal / ingest / adapters / pdftext</w:t>
+            </w:r>
+          </w:p>
+        </w:tc>
+        <w:tc>
+          <w:tcPr>
+            <w:tcW w:type="dxa" w:w="4538"/>
+            <w:tcBorders>
+              <w:top w:val="single" w:color="A6A6A6" w:sz="4"/>
+              <w:left w:val="single" w:color="A6A6A6" w:sz="4"/>
+              <w:bottom w:val="single" w:color="A6A6A6" w:sz="4"/>
+              <w:right w:val="single" w:color="A6A6A6" w:sz="4"/>
+            </w:tcBorders>
+            <w:tcMar>
+              <w:top w:type="dxa" w:w="60"/>
+              <w:left w:type="dxa" w:w="100"/>
+              <w:bottom w:type="dxa" w:w="60"/>
+              <w:right w:type="dxa" w:w="100"/>
+            </w:tcMar>
+          </w:tcPr>
+          <w:p>
+            <w:r>
+              <w:rPr>
+                <w:sz w:val="19"/>
+                <w:szCs w:val="19"/>
+              </w:rPr>
+              <w:t xml:space="preserve">The proof that the PDF reader works and keeps columns in order: it makes a small PDF table whose amounts are drawn before their labels, and checks every row comes out as label then amount. It runs on Windows only.</w:t>
+            </w:r>
+          </w:p>
+        </w:tc>
+        <w:tc>
+          <w:tcPr>
+            <w:tcW w:type="dxa" w:w="1300"/>
+            <w:tcBorders>
+              <w:top w:val="single" w:color="A6A6A6" w:sz="4"/>
+              <w:left w:val="single" w:color="A6A6A6" w:sz="4"/>
+              <w:bottom w:val="single" w:color="A6A6A6" w:sz="4"/>
+              <w:right w:val="single" w:color="A6A6A6" w:sz="4"/>
+            </w:tcBorders>
+            <w:shd w:fill="E2EFDA" w:color="auto" w:val="clear"/>
+            <w:tcMar>
+              <w:top w:type="dxa" w:w="60"/>
+              <w:left w:type="dxa" w:w="100"/>
+              <w:bottom w:type="dxa" w:w="60"/>
+              <w:right w:type="dxa" w:w="100"/>
+            </w:tcMar>
+          </w:tcPr>
+          <w:p>
+            <w:r>
+              <w:rPr>
+                <w:sz w:val="19"/>
+                <w:szCs w:val="19"/>
+              </w:rPr>
+              <w:t xml:space="preserve">Ready</w:t>
+            </w:r>
+          </w:p>
+        </w:tc>
+      </w:tr>
+      <w:tr>
+        <w:trPr>
+          <w:cantSplit/>
+        </w:trPr>
+        <w:tc>
+          <w:tcPr>
+            <w:tcW w:type="dxa" w:w="1900"/>
+            <w:tcBorders>
+              <w:top w:val="single" w:color="A6A6A6" w:sz="4"/>
+              <w:left w:val="single" w:color="A6A6A6" w:sz="4"/>
+              <w:bottom w:val="single" w:color="A6A6A6" w:sz="4"/>
+              <w:right w:val="single" w:color="A6A6A6" w:sz="4"/>
+            </w:tcBorders>
+            <w:tcMar>
+              <w:top w:type="dxa" w:w="60"/>
+              <w:left w:type="dxa" w:w="100"/>
+              <w:bottom w:type="dxa" w:w="60"/>
+              <w:right w:type="dxa" w:w="100"/>
+            </w:tcMar>
+          </w:tcPr>
+          <w:p>
+            <w:r>
+              <w:rPr>
+                <w:b/>
+                <w:bCs/>
+                <w:sz w:val="19"/>
+                <w:szCs w:val="19"/>
+              </w:rPr>
+              <w:t xml:space="preserve">0003-bundle-poppler.md</w:t>
+            </w:r>
+          </w:p>
+        </w:tc>
+        <w:tc>
+          <w:tcPr>
+            <w:tcW w:type="dxa" w:w="1900"/>
+            <w:tcBorders>
+              <w:top w:val="single" w:color="A6A6A6" w:sz="4"/>
+              <w:left w:val="single" w:color="A6A6A6" w:sz="4"/>
+              <w:bottom w:val="single" w:color="A6A6A6" w:sz="4"/>
+              <w:right w:val="single" w:color="A6A6A6" w:sz="4"/>
+            </w:tcBorders>
+            <w:tcMar>
+              <w:top w:type="dxa" w:w="60"/>
+              <w:left w:type="dxa" w:w="100"/>
+              <w:bottom w:type="dxa" w:w="60"/>
+              <w:right w:type="dxa" w:w="100"/>
+            </w:tcMar>
+          </w:tcPr>
+          <w:p>
+            <w:r>
+              <w:rPr>
+                <w:sz w:val="19"/>
+                <w:szCs w:val="19"/>
+              </w:rPr>
+              <w:t xml:space="preserve">docs / adr</w:t>
+            </w:r>
+          </w:p>
+        </w:tc>
+        <w:tc>
+          <w:tcPr>
+            <w:tcW w:type="dxa" w:w="4538"/>
+            <w:tcBorders>
+              <w:top w:val="single" w:color="A6A6A6" w:sz="4"/>
+              <w:left w:val="single" w:color="A6A6A6" w:sz="4"/>
+              <w:bottom w:val="single" w:color="A6A6A6" w:sz="4"/>
+              <w:right w:val="single" w:color="A6A6A6" w:sz="4"/>
+            </w:tcBorders>
+            <w:tcMar>
+              <w:top w:type="dxa" w:w="60"/>
+              <w:left w:type="dxa" w:w="100"/>
+              <w:bottom w:type="dxa" w:w="60"/>
+              <w:right w:type="dxa" w:w="100"/>
+            </w:tcMar>
+          </w:tcPr>
+          <w:p>
+            <w:r>
+              <w:rPr>
+                <w:sz w:val="19"/>
+                <w:szCs w:val="19"/>
+              </w:rPr>
+              <w:t xml:space="preserve">The written decision to ship the PDF reader under its GPL licence: why our own code stays private, what must ship with it, and what is still open before the first release to a firm (full licence texts, a build without internet parts).</w:t>
+            </w:r>
+          </w:p>
+        </w:tc>
+        <w:tc>
+          <w:tcPr>
+            <w:tcW w:type="dxa" w:w="1300"/>
+            <w:tcBorders>
+              <w:top w:val="single" w:color="A6A6A6" w:sz="4"/>
+              <w:left w:val="single" w:color="A6A6A6" w:sz="4"/>
+              <w:bottom w:val="single" w:color="A6A6A6" w:sz="4"/>
+              <w:right w:val="single" w:color="A6A6A6" w:sz="4"/>
+            </w:tcBorders>
+            <w:shd w:fill="E2EFDA" w:color="auto" w:val="clear"/>
+            <w:tcMar>
+              <w:top w:type="dxa" w:w="60"/>
+              <w:left w:type="dxa" w:w="100"/>
+              <w:bottom w:type="dxa" w:w="60"/>
+              <w:right w:type="dxa" w:w="100"/>
+            </w:tcMar>
+          </w:tcPr>
+          <w:p>
+            <w:r>
+              <w:rPr>
+                <w:sz w:val="19"/>
+                <w:szCs w:val="19"/>
+              </w:rPr>
+              <w:t xml:space="preserve">Ready</w:t>
+            </w:r>
+          </w:p>
+        </w:tc>
+      </w:tr>
+      <w:tr>
+        <w:trPr>
+          <w:cantSplit/>
+        </w:trPr>
+        <w:tc>
+          <w:tcPr>
+            <w:tcW w:type="dxa" w:w="1900"/>
+            <w:tcBorders>
+              <w:top w:val="single" w:color="A6A6A6" w:sz="4"/>
+              <w:left w:val="single" w:color="A6A6A6" w:sz="4"/>
+              <w:bottom w:val="single" w:color="A6A6A6" w:sz="4"/>
+              <w:right w:val="single" w:color="A6A6A6" w:sz="4"/>
+            </w:tcBorders>
+            <w:tcMar>
+              <w:top w:type="dxa" w:w="60"/>
+              <w:left w:type="dxa" w:w="100"/>
+              <w:bottom w:type="dxa" w:w="60"/>
+              <w:right w:type="dxa" w:w="100"/>
+            </w:tcMar>
+          </w:tcPr>
+          <w:p>
+            <w:r>
+              <w:rPr>
+                <w:b/>
+                <w:bCs/>
+                <w:sz w:val="19"/>
+                <w:szCs w:val="19"/>
+              </w:rPr>
+              <w:t xml:space="preserve">web.go</w:t>
+            </w:r>
+          </w:p>
+        </w:tc>
+        <w:tc>
+          <w:tcPr>
+            <w:tcW w:type="dxa" w:w="1900"/>
+            <w:tcBorders>
+              <w:top w:val="single" w:color="A6A6A6" w:sz="4"/>
+              <w:left w:val="single" w:color="A6A6A6" w:sz="4"/>
+              <w:bottom w:val="single" w:color="A6A6A6" w:sz="4"/>
+              <w:right w:val="single" w:color="A6A6A6" w:sz="4"/>
+            </w:tcBorders>
+            <w:tcMar>
+              <w:top w:type="dxa" w:w="60"/>
+              <w:left w:type="dxa" w:w="100"/>
+              <w:bottom w:type="dxa" w:w="60"/>
+              <w:right w:type="dxa" w:w="100"/>
+            </w:tcMar>
+          </w:tcPr>
+          <w:p>
+            <w:r>
+              <w:rPr>
+                <w:sz w:val="19"/>
+                <w:szCs w:val="19"/>
+              </w:rPr>
+              <w:t xml:space="preserve">web</w:t>
+            </w:r>
+          </w:p>
+        </w:tc>
+        <w:tc>
+          <w:tcPr>
+            <w:tcW w:type="dxa" w:w="4538"/>
+            <w:tcBorders>
+              <w:top w:val="single" w:color="A6A6A6" w:sz="4"/>
+              <w:left w:val="single" w:color="A6A6A6" w:sz="4"/>
+              <w:bottom w:val="single" w:color="A6A6A6" w:sz="4"/>
+              <w:right w:val="single" w:color="A6A6A6" w:sz="4"/>
+            </w:tcBorders>
+            <w:tcMar>
+              <w:top w:type="dxa" w:w="60"/>
+              <w:left w:type="dxa" w:w="100"/>
+              <w:bottom w:type="dxa" w:w="60"/>
+              <w:right w:type="dxa" w:w="100"/>
+            </w:tcMar>
+          </w:tcPr>
+          <w:p>
+            <w:r>
+              <w:rPr>
+                <w:sz w:val="19"/>
+                <w:szCs w:val="19"/>
+              </w:rPr>
+              <w:t xml:space="preserve">Introduces the screens package and the message shown when a program was built without the screens.</w:t>
+            </w:r>
+          </w:p>
+        </w:tc>
+        <w:tc>
+          <w:tcPr>
+            <w:tcW w:type="dxa" w:w="1300"/>
+            <w:tcBorders>
+              <w:top w:val="single" w:color="A6A6A6" w:sz="4"/>
+              <w:left w:val="single" w:color="A6A6A6" w:sz="4"/>
+              <w:bottom w:val="single" w:color="A6A6A6" w:sz="4"/>
+              <w:right w:val="single" w:color="A6A6A6" w:sz="4"/>
+            </w:tcBorders>
+            <w:shd w:fill="E2EFDA" w:color="auto" w:val="clear"/>
+            <w:tcMar>
+              <w:top w:type="dxa" w:w="60"/>
+              <w:left w:type="dxa" w:w="100"/>
+              <w:bottom w:type="dxa" w:w="60"/>
+              <w:right w:type="dxa" w:w="100"/>
+            </w:tcMar>
+          </w:tcPr>
+          <w:p>
+            <w:r>
+              <w:rPr>
+                <w:sz w:val="19"/>
+                <w:szCs w:val="19"/>
+              </w:rPr>
+              <w:t xml:space="preserve">Ready</w:t>
+            </w:r>
+          </w:p>
+        </w:tc>
+      </w:tr>
+      <w:tr>
+        <w:trPr>
+          <w:cantSplit/>
+        </w:trPr>
+        <w:tc>
+          <w:tcPr>
+            <w:tcW w:type="dxa" w:w="1900"/>
+            <w:tcBorders>
+              <w:top w:val="single" w:color="A6A6A6" w:sz="4"/>
+              <w:left w:val="single" w:color="A6A6A6" w:sz="4"/>
+              <w:bottom w:val="single" w:color="A6A6A6" w:sz="4"/>
+              <w:right w:val="single" w:color="A6A6A6" w:sz="4"/>
+            </w:tcBorders>
+            <w:tcMar>
+              <w:top w:type="dxa" w:w="60"/>
+              <w:left w:type="dxa" w:w="100"/>
+              <w:bottom w:type="dxa" w:w="60"/>
+              <w:right w:type="dxa" w:w="100"/>
+            </w:tcMar>
+          </w:tcPr>
+          <w:p>
+            <w:r>
+              <w:rPr>
+                <w:b/>
+                <w:bCs/>
+                <w:sz w:val="19"/>
+                <w:szCs w:val="19"/>
+              </w:rPr>
+              <w:t xml:space="preserve">embed_ui.go</w:t>
+            </w:r>
+          </w:p>
+        </w:tc>
+        <w:tc>
+          <w:tcPr>
+            <w:tcW w:type="dxa" w:w="1900"/>
+            <w:tcBorders>
+              <w:top w:val="single" w:color="A6A6A6" w:sz="4"/>
+              <w:left w:val="single" w:color="A6A6A6" w:sz="4"/>
+              <w:bottom w:val="single" w:color="A6A6A6" w:sz="4"/>
+              <w:right w:val="single" w:color="A6A6A6" w:sz="4"/>
+            </w:tcBorders>
+            <w:tcMar>
+              <w:top w:type="dxa" w:w="60"/>
+              <w:left w:type="dxa" w:w="100"/>
+              <w:bottom w:type="dxa" w:w="60"/>
+              <w:right w:type="dxa" w:w="100"/>
+            </w:tcMar>
+          </w:tcPr>
+          <w:p>
+            <w:r>
+              <w:rPr>
+                <w:sz w:val="19"/>
+                <w:szCs w:val="19"/>
+              </w:rPr>
+              <w:t xml:space="preserve">web</w:t>
+            </w:r>
+          </w:p>
+        </w:tc>
+        <w:tc>
+          <w:tcPr>
+            <w:tcW w:type="dxa" w:w="4538"/>
+            <w:tcBorders>
+              <w:top w:val="single" w:color="A6A6A6" w:sz="4"/>
+              <w:left w:val="single" w:color="A6A6A6" w:sz="4"/>
+              <w:bottom w:val="single" w:color="A6A6A6" w:sz="4"/>
+              <w:right w:val="single" w:color="A6A6A6" w:sz="4"/>
+            </w:tcBorders>
+            <w:tcMar>
+              <w:top w:type="dxa" w:w="60"/>
+              <w:left w:type="dxa" w:w="100"/>
+              <w:bottom w:type="dxa" w:w="60"/>
+              <w:right w:type="dxa" w:w="100"/>
+            </w:tcMar>
+          </w:tcPr>
+          <w:p>
+            <w:r>
+              <w:rPr>
+                <w:sz w:val="19"/>
+                <w:szCs w:val="19"/>
+              </w:rPr>
+              <w:t xml:space="preserve">Used in release builds only: packs the finished screens (the web / dist folder made by npm run build) into the server program.</w:t>
+            </w:r>
+          </w:p>
+        </w:tc>
+        <w:tc>
+          <w:tcPr>
+            <w:tcW w:type="dxa" w:w="1300"/>
+            <w:tcBorders>
+              <w:top w:val="single" w:color="A6A6A6" w:sz="4"/>
+              <w:left w:val="single" w:color="A6A6A6" w:sz="4"/>
+              <w:bottom w:val="single" w:color="A6A6A6" w:sz="4"/>
+              <w:right w:val="single" w:color="A6A6A6" w:sz="4"/>
+            </w:tcBorders>
+            <w:shd w:fill="E2EFDA" w:color="auto" w:val="clear"/>
+            <w:tcMar>
+              <w:top w:type="dxa" w:w="60"/>
+              <w:left w:type="dxa" w:w="100"/>
+              <w:bottom w:type="dxa" w:w="60"/>
+              <w:right w:type="dxa" w:w="100"/>
+            </w:tcMar>
+          </w:tcPr>
+          <w:p>
+            <w:r>
+              <w:rPr>
+                <w:sz w:val="19"/>
+                <w:szCs w:val="19"/>
+              </w:rPr>
+              <w:t xml:space="preserve">Ready</w:t>
+            </w:r>
+          </w:p>
+        </w:tc>
+      </w:tr>
+      <w:tr>
+        <w:trPr>
+          <w:cantSplit/>
+        </w:trPr>
+        <w:tc>
+          <w:tcPr>
+            <w:tcW w:type="dxa" w:w="1900"/>
+            <w:tcBorders>
+              <w:top w:val="single" w:color="A6A6A6" w:sz="4"/>
+              <w:left w:val="single" w:color="A6A6A6" w:sz="4"/>
+              <w:bottom w:val="single" w:color="A6A6A6" w:sz="4"/>
+              <w:right w:val="single" w:color="A6A6A6" w:sz="4"/>
+            </w:tcBorders>
+            <w:tcMar>
+              <w:top w:type="dxa" w:w="60"/>
+              <w:left w:type="dxa" w:w="100"/>
+              <w:bottom w:type="dxa" w:w="60"/>
+              <w:right w:type="dxa" w:w="100"/>
+            </w:tcMar>
+          </w:tcPr>
+          <w:p>
+            <w:r>
+              <w:rPr>
+                <w:b/>
+                <w:bCs/>
+                <w:sz w:val="19"/>
+                <w:szCs w:val="19"/>
+              </w:rPr>
+              <w:t xml:space="preserve">embed_none.go</w:t>
+            </w:r>
+          </w:p>
+        </w:tc>
+        <w:tc>
+          <w:tcPr>
+            <w:tcW w:type="dxa" w:w="1900"/>
+            <w:tcBorders>
+              <w:top w:val="single" w:color="A6A6A6" w:sz="4"/>
+              <w:left w:val="single" w:color="A6A6A6" w:sz="4"/>
+              <w:bottom w:val="single" w:color="A6A6A6" w:sz="4"/>
+              <w:right w:val="single" w:color="A6A6A6" w:sz="4"/>
+            </w:tcBorders>
+            <w:tcMar>
+              <w:top w:type="dxa" w:w="60"/>
+              <w:left w:type="dxa" w:w="100"/>
+              <w:bottom w:type="dxa" w:w="60"/>
+              <w:right w:type="dxa" w:w="100"/>
+            </w:tcMar>
+          </w:tcPr>
+          <w:p>
+            <w:r>
+              <w:rPr>
+                <w:sz w:val="19"/>
+                <w:szCs w:val="19"/>
+              </w:rPr>
+              <w:t xml:space="preserve">web</w:t>
+            </w:r>
+          </w:p>
+        </w:tc>
+        <w:tc>
+          <w:tcPr>
+            <w:tcW w:type="dxa" w:w="4538"/>
+            <w:tcBorders>
+              <w:top w:val="single" w:color="A6A6A6" w:sz="4"/>
+              <w:left w:val="single" w:color="A6A6A6" w:sz="4"/>
+              <w:bottom w:val="single" w:color="A6A6A6" w:sz="4"/>
+              <w:right w:val="single" w:color="A6A6A6" w:sz="4"/>
+            </w:tcBorders>
+            <w:tcMar>
+              <w:top w:type="dxa" w:w="60"/>
+              <w:left w:type="dxa" w:w="100"/>
+              <w:bottom w:type="dxa" w:w="60"/>
+              <w:right w:type="dxa" w:w="100"/>
+            </w:tcMar>
+          </w:tcPr>
+          <w:p>
+            <w:r>
+              <w:rPr>
+                <w:sz w:val="19"/>
+                <w:szCs w:val="19"/>
+              </w:rPr>
+              <w:t xml:space="preserve">Used in everyday builds: reports that the screens are not included, so the program and its tests work even before the screens are built.</w:t>
+            </w:r>
+          </w:p>
+        </w:tc>
+        <w:tc>
+          <w:tcPr>
+            <w:tcW w:type="dxa" w:w="1300"/>
+            <w:tcBorders>
+              <w:top w:val="single" w:color="A6A6A6" w:sz="4"/>
+              <w:left w:val="single" w:color="A6A6A6" w:sz="4"/>
+              <w:bottom w:val="single" w:color="A6A6A6" w:sz="4"/>
+              <w:right w:val="single" w:color="A6A6A6" w:sz="4"/>
+            </w:tcBorders>
+            <w:shd w:fill="E2EFDA" w:color="auto" w:val="clear"/>
+            <w:tcMar>
+              <w:top w:type="dxa" w:w="60"/>
+              <w:left w:type="dxa" w:w="100"/>
+              <w:bottom w:type="dxa" w:w="60"/>
+              <w:right w:type="dxa" w:w="100"/>
+            </w:tcMar>
+          </w:tcPr>
+          <w:p>
+            <w:r>
+              <w:rPr>
+                <w:sz w:val="19"/>
+                <w:szCs w:val="19"/>
+              </w:rPr>
+              <w:t xml:space="preserve">Ready</w:t>
+            </w:r>
+          </w:p>
+        </w:tc>
+      </w:tr>
+      <w:tr>
+        <w:trPr>
+          <w:cantSplit/>
+        </w:trPr>
+        <w:tc>
+          <w:tcPr>
+            <w:tcW w:type="dxa" w:w="1900"/>
+            <w:tcBorders>
+              <w:top w:val="single" w:color="A6A6A6" w:sz="4"/>
+              <w:left w:val="single" w:color="A6A6A6" w:sz="4"/>
+              <w:bottom w:val="single" w:color="A6A6A6" w:sz="4"/>
+              <w:right w:val="single" w:color="A6A6A6" w:sz="4"/>
+            </w:tcBorders>
+            <w:tcMar>
+              <w:top w:type="dxa" w:w="60"/>
+              <w:left w:type="dxa" w:w="100"/>
+              <w:bottom w:type="dxa" w:w="60"/>
+              <w:right w:type="dxa" w:w="100"/>
+            </w:tcMar>
+          </w:tcPr>
+          <w:p>
+            <w:r>
+              <w:rPr>
+                <w:b/>
+                <w:bCs/>
+                <w:sz w:val="19"/>
+                <w:szCs w:val="19"/>
+              </w:rPr>
+              <w:t xml:space="preserve">web_test.go</w:t>
+            </w:r>
+          </w:p>
+        </w:tc>
+        <w:tc>
+          <w:tcPr>
+            <w:tcW w:type="dxa" w:w="1900"/>
+            <w:tcBorders>
+              <w:top w:val="single" w:color="A6A6A6" w:sz="4"/>
+              <w:left w:val="single" w:color="A6A6A6" w:sz="4"/>
+              <w:bottom w:val="single" w:color="A6A6A6" w:sz="4"/>
+              <w:right w:val="single" w:color="A6A6A6" w:sz="4"/>
+            </w:tcBorders>
+            <w:tcMar>
+              <w:top w:type="dxa" w:w="60"/>
+              <w:left w:type="dxa" w:w="100"/>
+              <w:bottom w:type="dxa" w:w="60"/>
+              <w:right w:type="dxa" w:w="100"/>
+            </w:tcMar>
+          </w:tcPr>
+          <w:p>
+            <w:r>
+              <w:rPr>
+                <w:sz w:val="19"/>
+                <w:szCs w:val="19"/>
+              </w:rPr>
+              <w:t xml:space="preserve">web</w:t>
+            </w:r>
+          </w:p>
+        </w:tc>
+        <w:tc>
+          <w:tcPr>
+            <w:tcW w:type="dxa" w:w="4538"/>
+            <w:tcBorders>
+              <w:top w:val="single" w:color="A6A6A6" w:sz="4"/>
+              <w:left w:val="single" w:color="A6A6A6" w:sz="4"/>
+              <w:bottom w:val="single" w:color="A6A6A6" w:sz="4"/>
+              <w:right w:val="single" w:color="A6A6A6" w:sz="4"/>
+            </w:tcBorders>
+            <w:tcMar>
+              <w:top w:type="dxa" w:w="60"/>
+              <w:left w:type="dxa" w:w="100"/>
+              <w:bottom w:type="dxa" w:w="60"/>
+              <w:right w:type="dxa" w:w="100"/>
+            </w:tcMar>
+          </w:tcPr>
+          <w:p>
+            <w:r>
+              <w:rPr>
+                <w:sz w:val="19"/>
+                <w:szCs w:val="19"/>
+              </w:rPr>
+              <w:t xml:space="preserve">The proof for both kinds of build: without the screens it reports that clearly; with them, the main page is present and loads nothing from the internet.</w:t>
+            </w:r>
+          </w:p>
+        </w:tc>
+        <w:tc>
+          <w:tcPr>
+            <w:tcW w:type="dxa" w:w="1300"/>
+            <w:tcBorders>
+              <w:top w:val="single" w:color="A6A6A6" w:sz="4"/>
+              <w:left w:val="single" w:color="A6A6A6" w:sz="4"/>
+              <w:bottom w:val="single" w:color="A6A6A6" w:sz="4"/>
+              <w:right w:val="single" w:color="A6A6A6" w:sz="4"/>
+            </w:tcBorders>
+            <w:shd w:fill="E2EFDA" w:color="auto" w:val="clear"/>
+            <w:tcMar>
+              <w:top w:type="dxa" w:w="60"/>
+              <w:left w:type="dxa" w:w="100"/>
+              <w:bottom w:type="dxa" w:w="60"/>
+              <w:right w:type="dxa" w:w="100"/>
+            </w:tcMar>
+          </w:tcPr>
+          <w:p>
+            <w:r>
+              <w:rPr>
+                <w:sz w:val="19"/>
+                <w:szCs w:val="19"/>
+              </w:rPr>
+              <w:t xml:space="preserve">Ready</w:t>
+            </w:r>
+          </w:p>
+        </w:tc>
+      </w:tr>
+    </w:tbl>
+    <w:p>
+      <w:pPr>
+        <w:pStyle w:val="Heading1"/>
+      </w:pPr>
+      <w:r>
+        <w:t xml:space="preserve">12. The YAML rule store (SPEC-001)</w:t>
+      </w:r>
+    </w:p>
+    <w:p>
+      <w:pPr>
+        <w:spacing w:after="120"/>
+      </w:pPr>
+      <w:r>
+        <w:t xml:space="preserve">The firm's rule book, converted into one YAML file per rule. Every rule has the same shape, and the rules are grouped by kind (reconciliation or statutory) and by subject. This is the single place where rules are written and reviewed.</w:t>
+      </w:r>
+    </w:p>
+    <w:tbl>
+      <w:tblPr>
+        <w:tblW w:type="dxa" w:w="9638"/>
+        <w:tblBorders>
+          <w:top w:val="single" w:color="auto" w:sz="4"/>
+          <w:left w:val="single" w:color="auto" w:sz="4"/>
+          <w:bottom w:val="single" w:color="auto" w:sz="4"/>
+          <w:right w:val="single" w:color="auto" w:sz="4"/>
+          <w:insideH w:val="single" w:color="auto" w:sz="4"/>
+          <w:insideV w:val="single" w:color="auto" w:sz="4"/>
+        </w:tblBorders>
+      </w:tblPr>
+      <w:tblGrid>
+        <w:gridCol w:w="1900"/>
+        <w:gridCol w:w="1900"/>
+        <w:gridCol w:w="4538"/>
+        <w:gridCol w:w="1300"/>
+      </w:tblGrid>
+      <w:tr>
+        <w:trPr>
+          <w:tblHeader/>
+        </w:trPr>
+        <w:tc>
+          <w:tcPr>
+            <w:tcW w:type="dxa" w:w="1900"/>
+            <w:tcBorders>
+              <w:top w:val="single" w:color="A6A6A6" w:sz="4"/>
+              <w:left w:val="single" w:color="A6A6A6" w:sz="4"/>
+              <w:bottom w:val="single" w:color="A6A6A6" w:sz="4"/>
+              <w:right w:val="single" w:color="A6A6A6" w:sz="4"/>
+            </w:tcBorders>
+            <w:shd w:fill="DCE6F1" w:color="auto" w:val="clear"/>
+            <w:tcMar>
+              <w:top w:type="dxa" w:w="60"/>
+              <w:left w:type="dxa" w:w="100"/>
+              <w:bottom w:type="dxa" w:w="60"/>
+              <w:right w:type="dxa" w:w="100"/>
+            </w:tcMar>
+          </w:tcPr>
+          <w:p>
+            <w:r>
+              <w:rPr>
+                <w:b/>
+                <w:bCs/>
+                <w:sz w:val="19"/>
+                <w:szCs w:val="19"/>
+              </w:rPr>
+              <w:t xml:space="preserve">File</w:t>
+            </w:r>
+          </w:p>
+        </w:tc>
+        <w:tc>
+          <w:tcPr>
+            <w:tcW w:type="dxa" w:w="1900"/>
+            <w:tcBorders>
+              <w:top w:val="single" w:color="A6A6A6" w:sz="4"/>
+              <w:left w:val="single" w:color="A6A6A6" w:sz="4"/>
+              <w:bottom w:val="single" w:color="A6A6A6" w:sz="4"/>
+              <w:right w:val="single" w:color="A6A6A6" w:sz="4"/>
+            </w:tcBorders>
+            <w:shd w:fill="DCE6F1" w:color="auto" w:val="clear"/>
+            <w:tcMar>
+              <w:top w:type="dxa" w:w="60"/>
+              <w:left w:type="dxa" w:w="100"/>
+              <w:bottom w:type="dxa" w:w="60"/>
+              <w:right w:type="dxa" w:w="100"/>
+            </w:tcMar>
+          </w:tcPr>
+          <w:p>
+            <w:r>
+              <w:rPr>
+                <w:b/>
+                <w:bCs/>
+                <w:sz w:val="19"/>
+                <w:szCs w:val="19"/>
+              </w:rPr>
+              <w:t xml:space="preserve">Where it is</w:t>
+            </w:r>
+          </w:p>
+        </w:tc>
+        <w:tc>
+          <w:tcPr>
+            <w:tcW w:type="dxa" w:w="4538"/>
+            <w:tcBorders>
+              <w:top w:val="single" w:color="A6A6A6" w:sz="4"/>
+              <w:left w:val="single" w:color="A6A6A6" w:sz="4"/>
+              <w:bottom w:val="single" w:color="A6A6A6" w:sz="4"/>
+              <w:right w:val="single" w:color="A6A6A6" w:sz="4"/>
+            </w:tcBorders>
+            <w:shd w:fill="DCE6F1" w:color="auto" w:val="clear"/>
+            <w:tcMar>
+              <w:top w:type="dxa" w:w="60"/>
+              <w:left w:type="dxa" w:w="100"/>
+              <w:bottom w:type="dxa" w:w="60"/>
+              <w:right w:type="dxa" w:w="100"/>
+            </w:tcMar>
+          </w:tcPr>
+          <w:p>
+            <w:r>
+              <w:rPr>
+                <w:b/>
+                <w:bCs/>
+                <w:sz w:val="19"/>
+                <w:szCs w:val="19"/>
+              </w:rPr>
+              <w:t xml:space="preserve">What happens in this file</w:t>
+            </w:r>
+          </w:p>
+        </w:tc>
+        <w:tc>
+          <w:tcPr>
+            <w:tcW w:type="dxa" w:w="1300"/>
+            <w:tcBorders>
+              <w:top w:val="single" w:color="A6A6A6" w:sz="4"/>
+              <w:left w:val="single" w:color="A6A6A6" w:sz="4"/>
+              <w:bottom w:val="single" w:color="A6A6A6" w:sz="4"/>
+              <w:right w:val="single" w:color="A6A6A6" w:sz="4"/>
+            </w:tcBorders>
+            <w:shd w:fill="DCE6F1" w:color="auto" w:val="clear"/>
+            <w:tcMar>
+              <w:top w:type="dxa" w:w="60"/>
+              <w:left w:type="dxa" w:w="100"/>
+              <w:bottom w:type="dxa" w:w="60"/>
+              <w:right w:type="dxa" w:w="100"/>
+            </w:tcMar>
+          </w:tcPr>
+          <w:p>
+            <w:r>
+              <w:rPr>
+                <w:b/>
+                <w:bCs/>
+                <w:sz w:val="19"/>
+                <w:szCs w:val="19"/>
+              </w:rPr>
+              <w:t xml:space="preserve">Status</w:t>
+            </w:r>
+          </w:p>
+        </w:tc>
+      </w:tr>
+      <w:tr>
+        <w:trPr>
+          <w:cantSplit/>
+        </w:trPr>
+        <w:tc>
+          <w:tcPr>
+            <w:tcW w:type="dxa" w:w="1900"/>
+            <w:tcBorders>
+              <w:top w:val="single" w:color="A6A6A6" w:sz="4"/>
+              <w:left w:val="single" w:color="A6A6A6" w:sz="4"/>
+              <w:bottom w:val="single" w:color="A6A6A6" w:sz="4"/>
+              <w:right w:val="single" w:color="A6A6A6" w:sz="4"/>
+            </w:tcBorders>
+            <w:tcMar>
+              <w:top w:type="dxa" w:w="60"/>
+              <w:left w:type="dxa" w:w="100"/>
+              <w:bottom w:type="dxa" w:w="60"/>
+              <w:right w:type="dxa" w:w="100"/>
+            </w:tcMar>
+          </w:tcPr>
+          <w:p>
+            <w:r>
+              <w:rPr>
+                <w:b/>
+                <w:bCs/>
+                <w:sz w:val="19"/>
+                <w:szCs w:val="19"/>
+              </w:rPr>
+              <w:t xml:space="preserve">README.md</w:t>
+            </w:r>
+          </w:p>
+        </w:tc>
+        <w:tc>
+          <w:tcPr>
+            <w:tcW w:type="dxa" w:w="1900"/>
+            <w:tcBorders>
+              <w:top w:val="single" w:color="A6A6A6" w:sz="4"/>
+              <w:left w:val="single" w:color="A6A6A6" w:sz="4"/>
+              <w:bottom w:val="single" w:color="A6A6A6" w:sz="4"/>
+              <w:right w:val="single" w:color="A6A6A6" w:sz="4"/>
+            </w:tcBorders>
+            <w:tcMar>
+              <w:top w:type="dxa" w:w="60"/>
+              <w:left w:type="dxa" w:w="100"/>
+              <w:bottom w:type="dxa" w:w="60"/>
+              <w:right w:type="dxa" w:w="100"/>
+            </w:tcMar>
+          </w:tcPr>
+          <w:p>
+            <w:r>
+              <w:rPr>
+                <w:sz w:val="19"/>
+                <w:szCs w:val="19"/>
+              </w:rPr>
+              <w:t xml:space="preserve">docs / Recon_Tool_YAML_Rule_Store / recon_yaml</w:t>
+            </w:r>
+          </w:p>
+        </w:tc>
+        <w:tc>
+          <w:tcPr>
+            <w:tcW w:type="dxa" w:w="4538"/>
+            <w:tcBorders>
+              <w:top w:val="single" w:color="A6A6A6" w:sz="4"/>
+              <w:left w:val="single" w:color="A6A6A6" w:sz="4"/>
+              <w:bottom w:val="single" w:color="A6A6A6" w:sz="4"/>
+              <w:right w:val="single" w:color="A6A6A6" w:sz="4"/>
+            </w:tcBorders>
+            <w:tcMar>
+              <w:top w:type="dxa" w:w="60"/>
+              <w:left w:type="dxa" w:w="100"/>
+              <w:bottom w:type="dxa" w:w="60"/>
+              <w:right w:type="dxa" w:w="100"/>
+            </w:tcMar>
+          </w:tcPr>
+          <w:p>
+            <w:r>
+              <w:rPr>
+                <w:sz w:val="19"/>
+                <w:szCs w:val="19"/>
+              </w:rPr>
+              <w:t xml:space="preserve">Explains the rule store: the folder layout, the commands to rebuild and check it, and the points to know (all rules start switched off; law changes make a new version).</w:t>
+            </w:r>
+          </w:p>
+        </w:tc>
+        <w:tc>
+          <w:tcPr>
+            <w:tcW w:type="dxa" w:w="1300"/>
+            <w:tcBorders>
+              <w:top w:val="single" w:color="A6A6A6" w:sz="4"/>
+              <w:left w:val="single" w:color="A6A6A6" w:sz="4"/>
+              <w:bottom w:val="single" w:color="A6A6A6" w:sz="4"/>
+              <w:right w:val="single" w:color="A6A6A6" w:sz="4"/>
+            </w:tcBorders>
+            <w:shd w:fill="E2EFDA" w:color="auto" w:val="clear"/>
+            <w:tcMar>
+              <w:top w:type="dxa" w:w="60"/>
+              <w:left w:type="dxa" w:w="100"/>
+              <w:bottom w:type="dxa" w:w="60"/>
+              <w:right w:type="dxa" w:w="100"/>
+            </w:tcMar>
+          </w:tcPr>
+          <w:p>
+            <w:r>
+              <w:rPr>
+                <w:sz w:val="19"/>
+                <w:szCs w:val="19"/>
+              </w:rPr>
+              <w:t xml:space="preserve">Ready</w:t>
+            </w:r>
+          </w:p>
+        </w:tc>
+      </w:tr>
+      <w:tr>
+        <w:trPr>
+          <w:cantSplit/>
+        </w:trPr>
+        <w:tc>
+          <w:tcPr>
+            <w:tcW w:type="dxa" w:w="1900"/>
+            <w:tcBorders>
+              <w:top w:val="single" w:color="A6A6A6" w:sz="4"/>
+              <w:left w:val="single" w:color="A6A6A6" w:sz="4"/>
+              <w:bottom w:val="single" w:color="A6A6A6" w:sz="4"/>
+              <w:right w:val="single" w:color="A6A6A6" w:sz="4"/>
+            </w:tcBorders>
+            <w:tcMar>
+              <w:top w:type="dxa" w:w="60"/>
+              <w:left w:type="dxa" w:w="100"/>
+              <w:bottom w:type="dxa" w:w="60"/>
+              <w:right w:type="dxa" w:w="100"/>
+            </w:tcMar>
+          </w:tcPr>
+          <w:p>
+            <w:r>
+              <w:rPr>
+                <w:b/>
+                <w:bCs/>
+                <w:sz w:val="19"/>
+                <w:szCs w:val="19"/>
+              </w:rPr>
+              <w:t xml:space="preserve">RULE_TEMPLATE.yaml</w:t>
+            </w:r>
+          </w:p>
+        </w:tc>
+        <w:tc>
+          <w:tcPr>
+            <w:tcW w:type="dxa" w:w="1900"/>
+            <w:tcBorders>
+              <w:top w:val="single" w:color="A6A6A6" w:sz="4"/>
+              <w:left w:val="single" w:color="A6A6A6" w:sz="4"/>
+              <w:bottom w:val="single" w:color="A6A6A6" w:sz="4"/>
+              <w:right w:val="single" w:color="A6A6A6" w:sz="4"/>
+            </w:tcBorders>
+            <w:tcMar>
+              <w:top w:type="dxa" w:w="60"/>
+              <w:left w:type="dxa" w:w="100"/>
+              <w:bottom w:type="dxa" w:w="60"/>
+              <w:right w:type="dxa" w:w="100"/>
+            </w:tcMar>
+          </w:tcPr>
+          <w:p>
+            <w:r>
+              <w:rPr>
+                <w:sz w:val="19"/>
+                <w:szCs w:val="19"/>
+              </w:rPr>
+              <w:t xml:space="preserve">docs / Recon_Tool_YAML_Rule_Store / recon_yaml</w:t>
+            </w:r>
+          </w:p>
+        </w:tc>
+        <w:tc>
+          <w:tcPr>
+            <w:tcW w:type="dxa" w:w="4538"/>
+            <w:tcBorders>
+              <w:top w:val="single" w:color="A6A6A6" w:sz="4"/>
+              <w:left w:val="single" w:color="A6A6A6" w:sz="4"/>
+              <w:bottom w:val="single" w:color="A6A6A6" w:sz="4"/>
+              <w:right w:val="single" w:color="A6A6A6" w:sz="4"/>
+            </w:tcBorders>
+            <w:tcMar>
+              <w:top w:type="dxa" w:w="60"/>
+              <w:left w:type="dxa" w:w="100"/>
+              <w:bottom w:type="dxa" w:w="60"/>
+              <w:right w:type="dxa" w:w="100"/>
+            </w:tcMar>
+          </w:tcPr>
+          <w:p>
+            <w:r>
+              <w:rPr>
+                <w:sz w:val="19"/>
+                <w:szCs w:val="19"/>
+              </w:rPr>
+              <w:t xml:space="preserve">The common shape every rule file follows, with a note on each line: the rule's identity, who approved it, the dates it applies, the law behind it, which documents it needs, how records are paired and compared, the numbers a CA may change, the possible results with their severity, test examples, and sources.</w:t>
+            </w:r>
+          </w:p>
+        </w:tc>
+        <w:tc>
+          <w:tcPr>
+            <w:tcW w:type="dxa" w:w="1300"/>
+            <w:tcBorders>
+              <w:top w:val="single" w:color="A6A6A6" w:sz="4"/>
+              <w:left w:val="single" w:color="A6A6A6" w:sz="4"/>
+              <w:bottom w:val="single" w:color="A6A6A6" w:sz="4"/>
+              <w:right w:val="single" w:color="A6A6A6" w:sz="4"/>
+            </w:tcBorders>
+            <w:shd w:fill="E2EFDA" w:color="auto" w:val="clear"/>
+            <w:tcMar>
+              <w:top w:type="dxa" w:w="60"/>
+              <w:left w:type="dxa" w:w="100"/>
+              <w:bottom w:type="dxa" w:w="60"/>
+              <w:right w:type="dxa" w:w="100"/>
+            </w:tcMar>
+          </w:tcPr>
+          <w:p>
+            <w:r>
+              <w:rPr>
+                <w:sz w:val="19"/>
+                <w:szCs w:val="19"/>
+              </w:rPr>
+              <w:t xml:space="preserve">Ready</w:t>
+            </w:r>
+          </w:p>
+        </w:tc>
+      </w:tr>
+      <w:tr>
+        <w:trPr>
+          <w:cantSplit/>
+        </w:trPr>
+        <w:tc>
+          <w:tcPr>
+            <w:tcW w:type="dxa" w:w="1900"/>
+            <w:tcBorders>
+              <w:top w:val="single" w:color="A6A6A6" w:sz="4"/>
+              <w:left w:val="single" w:color="A6A6A6" w:sz="4"/>
+              <w:bottom w:val="single" w:color="A6A6A6" w:sz="4"/>
+              <w:right w:val="single" w:color="A6A6A6" w:sz="4"/>
+            </w:tcBorders>
+            <w:tcMar>
+              <w:top w:type="dxa" w:w="60"/>
+              <w:left w:type="dxa" w:w="100"/>
+              <w:bottom w:type="dxa" w:w="60"/>
+              <w:right w:type="dxa" w:w="100"/>
+            </w:tcMar>
+          </w:tcPr>
+          <w:p>
+            <w:r>
+              <w:rPr>
+                <w:b/>
+                <w:bCs/>
+                <w:sz w:val="19"/>
+                <w:szCs w:val="19"/>
+              </w:rPr>
+              <w:t xml:space="preserve">DOCUMENT_TEMPLATE.yaml</w:t>
+            </w:r>
+          </w:p>
+        </w:tc>
+        <w:tc>
+          <w:tcPr>
+            <w:tcW w:type="dxa" w:w="1900"/>
+            <w:tcBorders>
+              <w:top w:val="single" w:color="A6A6A6" w:sz="4"/>
+              <w:left w:val="single" w:color="A6A6A6" w:sz="4"/>
+              <w:bottom w:val="single" w:color="A6A6A6" w:sz="4"/>
+              <w:right w:val="single" w:color="A6A6A6" w:sz="4"/>
+            </w:tcBorders>
+            <w:tcMar>
+              <w:top w:type="dxa" w:w="60"/>
+              <w:left w:type="dxa" w:w="100"/>
+              <w:bottom w:type="dxa" w:w="60"/>
+              <w:right w:type="dxa" w:w="100"/>
+            </w:tcMar>
+          </w:tcPr>
+          <w:p>
+            <w:r>
+              <w:rPr>
+                <w:sz w:val="19"/>
+                <w:szCs w:val="19"/>
+              </w:rPr>
+              <w:t xml:space="preserve">docs / Recon_Tool_YAML_Rule_Store / recon_yaml</w:t>
+            </w:r>
+          </w:p>
+        </w:tc>
+        <w:tc>
+          <w:tcPr>
+            <w:tcW w:type="dxa" w:w="4538"/>
+            <w:tcBorders>
+              <w:top w:val="single" w:color="A6A6A6" w:sz="4"/>
+              <w:left w:val="single" w:color="A6A6A6" w:sz="4"/>
+              <w:bottom w:val="single" w:color="A6A6A6" w:sz="4"/>
+              <w:right w:val="single" w:color="A6A6A6" w:sz="4"/>
+            </w:tcBorders>
+            <w:tcMar>
+              <w:top w:type="dxa" w:w="60"/>
+              <w:left w:type="dxa" w:w="100"/>
+              <w:bottom w:type="dxa" w:w="60"/>
+              <w:right w:type="dxa" w:w="100"/>
+            </w:tcMar>
+          </w:tcPr>
+          <w:p>
+            <w:r>
+              <w:rPr>
+                <w:sz w:val="19"/>
+                <w:szCs w:val="19"/>
+              </w:rPr>
+              <w:t xml:space="preserve">The common shape of a document definition: what the document is, who issues it, how to get it, and every field in it.</w:t>
+            </w:r>
+          </w:p>
+        </w:tc>
+        <w:tc>
+          <w:tcPr>
+            <w:tcW w:type="dxa" w:w="1300"/>
+            <w:tcBorders>
+              <w:top w:val="single" w:color="A6A6A6" w:sz="4"/>
+              <w:left w:val="single" w:color="A6A6A6" w:sz="4"/>
+              <w:bottom w:val="single" w:color="A6A6A6" w:sz="4"/>
+              <w:right w:val="single" w:color="A6A6A6" w:sz="4"/>
+            </w:tcBorders>
+            <w:shd w:fill="E2EFDA" w:color="auto" w:val="clear"/>
+            <w:tcMar>
+              <w:top w:type="dxa" w:w="60"/>
+              <w:left w:type="dxa" w:w="100"/>
+              <w:bottom w:type="dxa" w:w="60"/>
+              <w:right w:type="dxa" w:w="100"/>
+            </w:tcMar>
+          </w:tcPr>
+          <w:p>
+            <w:r>
+              <w:rPr>
+                <w:sz w:val="19"/>
+                <w:szCs w:val="19"/>
+              </w:rPr>
+              <w:t xml:space="preserve">Ready</w:t>
+            </w:r>
+          </w:p>
+        </w:tc>
+      </w:tr>
+      <w:tr>
+        <w:trPr>
+          <w:cantSplit/>
+        </w:trPr>
+        <w:tc>
+          <w:tcPr>
+            <w:tcW w:type="dxa" w:w="1900"/>
+            <w:tcBorders>
+              <w:top w:val="single" w:color="A6A6A6" w:sz="4"/>
+              <w:left w:val="single" w:color="A6A6A6" w:sz="4"/>
+              <w:bottom w:val="single" w:color="A6A6A6" w:sz="4"/>
+              <w:right w:val="single" w:color="A6A6A6" w:sz="4"/>
+            </w:tcBorders>
+            <w:tcMar>
+              <w:top w:type="dxa" w:w="60"/>
+              <w:left w:type="dxa" w:w="100"/>
+              <w:bottom w:type="dxa" w:w="60"/>
+              <w:right w:type="dxa" w:w="100"/>
+            </w:tcMar>
+          </w:tcPr>
+          <w:p>
+            <w:r>
+              <w:rPr>
+                <w:b/>
+                <w:bCs/>
+                <w:sz w:val="19"/>
+                <w:szCs w:val="19"/>
+              </w:rPr>
+              <w:t xml:space="preserve">rules (304 files)</w:t>
+            </w:r>
+          </w:p>
+        </w:tc>
+        <w:tc>
+          <w:tcPr>
+            <w:tcW w:type="dxa" w:w="1900"/>
+            <w:tcBorders>
+              <w:top w:val="single" w:color="A6A6A6" w:sz="4"/>
+              <w:left w:val="single" w:color="A6A6A6" w:sz="4"/>
+              <w:bottom w:val="single" w:color="A6A6A6" w:sz="4"/>
+              <w:right w:val="single" w:color="A6A6A6" w:sz="4"/>
+            </w:tcBorders>
+            <w:tcMar>
+              <w:top w:type="dxa" w:w="60"/>
+              <w:left w:type="dxa" w:w="100"/>
+              <w:bottom w:type="dxa" w:w="60"/>
+              <w:right w:type="dxa" w:w="100"/>
+            </w:tcMar>
+          </w:tcPr>
+          <w:p>
+            <w:r>
+              <w:rPr>
+                <w:sz w:val="19"/>
+                <w:szCs w:val="19"/>
+              </w:rPr>
+              <w:t xml:space="preserve">docs / Recon_Tool_YAML_Rule_Store / recon_yaml / rules / &lt;type&gt; / &lt;subject&gt;</w:t>
+            </w:r>
+          </w:p>
+        </w:tc>
+        <w:tc>
+          <w:tcPr>
+            <w:tcW w:type="dxa" w:w="4538"/>
+            <w:tcBorders>
+              <w:top w:val="single" w:color="A6A6A6" w:sz="4"/>
+              <w:left w:val="single" w:color="A6A6A6" w:sz="4"/>
+              <w:bottom w:val="single" w:color="A6A6A6" w:sz="4"/>
+              <w:right w:val="single" w:color="A6A6A6" w:sz="4"/>
+            </w:tcBorders>
+            <w:tcMar>
+              <w:top w:type="dxa" w:w="60"/>
+              <w:left w:type="dxa" w:w="100"/>
+              <w:bottom w:type="dxa" w:w="60"/>
+              <w:right w:type="dxa" w:w="100"/>
+            </w:tcMar>
+          </w:tcPr>
+          <w:p>
+            <w:r>
+              <w:rPr>
+                <w:sz w:val="19"/>
+                <w:szCs w:val="19"/>
+              </w:rPr>
+              <w:t xml:space="preserve">One file per rule, named after its rule ID. Reconciliation rules (90, IDs starting RC-) compare one document with another; statutory rules (214) check law, rates, thresholds and computations. Subjects include GST, TDS/TCS, income tax, payroll, bank and accounting. index.yaml lists them all. Every rule starts switched off and can be switched on only after a CA has reviewed and approved it.</w:t>
+            </w:r>
+          </w:p>
+        </w:tc>
+        <w:tc>
+          <w:tcPr>
+            <w:tcW w:type="dxa" w:w="1300"/>
+            <w:tcBorders>
+              <w:top w:val="single" w:color="A6A6A6" w:sz="4"/>
+              <w:left w:val="single" w:color="A6A6A6" w:sz="4"/>
+              <w:bottom w:val="single" w:color="A6A6A6" w:sz="4"/>
+              <w:right w:val="single" w:color="A6A6A6" w:sz="4"/>
+            </w:tcBorders>
+            <w:shd w:fill="E2EFDA" w:color="auto" w:val="clear"/>
+            <w:tcMar>
+              <w:top w:type="dxa" w:w="60"/>
+              <w:left w:type="dxa" w:w="100"/>
+              <w:bottom w:type="dxa" w:w="60"/>
+              <w:right w:type="dxa" w:w="100"/>
+            </w:tcMar>
+          </w:tcPr>
+          <w:p>
+            <w:r>
+              <w:rPr>
+                <w:sz w:val="19"/>
+                <w:szCs w:val="19"/>
+              </w:rPr>
+              <w:t xml:space="preserve">Ready</w:t>
+            </w:r>
+          </w:p>
+        </w:tc>
+      </w:tr>
+      <w:tr>
+        <w:trPr>
+          <w:cantSplit/>
+        </w:trPr>
+        <w:tc>
+          <w:tcPr>
+            <w:tcW w:type="dxa" w:w="1900"/>
+            <w:tcBorders>
+              <w:top w:val="single" w:color="A6A6A6" w:sz="4"/>
+              <w:left w:val="single" w:color="A6A6A6" w:sz="4"/>
+              <w:bottom w:val="single" w:color="A6A6A6" w:sz="4"/>
+              <w:right w:val="single" w:color="A6A6A6" w:sz="4"/>
+            </w:tcBorders>
+            <w:tcMar>
+              <w:top w:type="dxa" w:w="60"/>
+              <w:left w:type="dxa" w:w="100"/>
+              <w:bottom w:type="dxa" w:w="60"/>
+              <w:right w:type="dxa" w:w="100"/>
+            </w:tcMar>
+          </w:tcPr>
+          <w:p>
+            <w:r>
+              <w:rPr>
+                <w:b/>
+                <w:bCs/>
+                <w:sz w:val="19"/>
+                <w:szCs w:val="19"/>
+              </w:rPr>
+              <w:t xml:space="preserve">documents (63 files)</w:t>
+            </w:r>
+          </w:p>
+        </w:tc>
+        <w:tc>
+          <w:tcPr>
+            <w:tcW w:type="dxa" w:w="1900"/>
+            <w:tcBorders>
+              <w:top w:val="single" w:color="A6A6A6" w:sz="4"/>
+              <w:left w:val="single" w:color="A6A6A6" w:sz="4"/>
+              <w:bottom w:val="single" w:color="A6A6A6" w:sz="4"/>
+              <w:right w:val="single" w:color="A6A6A6" w:sz="4"/>
+            </w:tcBorders>
+            <w:tcMar>
+              <w:top w:type="dxa" w:w="60"/>
+              <w:left w:type="dxa" w:w="100"/>
+              <w:bottom w:type="dxa" w:w="60"/>
+              <w:right w:type="dxa" w:w="100"/>
+            </w:tcMar>
+          </w:tcPr>
+          <w:p>
+            <w:r>
+              <w:rPr>
+                <w:sz w:val="19"/>
+                <w:szCs w:val="19"/>
+              </w:rPr>
+              <w:t xml:space="preserve">docs / Recon_Tool_YAML_Rule_Store / recon_yaml / documents</w:t>
+            </w:r>
+          </w:p>
+        </w:tc>
+        <w:tc>
+          <w:tcPr>
+            <w:tcW w:type="dxa" w:w="4538"/>
+            <w:tcBorders>
+              <w:top w:val="single" w:color="A6A6A6" w:sz="4"/>
+              <w:left w:val="single" w:color="A6A6A6" w:sz="4"/>
+              <w:bottom w:val="single" w:color="A6A6A6" w:sz="4"/>
+              <w:right w:val="single" w:color="A6A6A6" w:sz="4"/>
+            </w:tcBorders>
+            <w:tcMar>
+              <w:top w:type="dxa" w:w="60"/>
+              <w:left w:type="dxa" w:w="100"/>
+              <w:bottom w:type="dxa" w:w="60"/>
+              <w:right w:type="dxa" w:w="100"/>
+            </w:tcMar>
+          </w:tcPr>
+          <w:p>
+            <w:r>
+              <w:rPr>
+                <w:sz w:val="19"/>
+                <w:szCs w:val="19"/>
+              </w:rPr>
+              <w:t xml:space="preserve">One file per kind of document (GST returns, challans, bank statements, registers and so on) with every field in it. index.yaml lists them all.</w:t>
+            </w:r>
+          </w:p>
+        </w:tc>
+        <w:tc>
+          <w:tcPr>
+            <w:tcW w:type="dxa" w:w="1300"/>
+            <w:tcBorders>
+              <w:top w:val="single" w:color="A6A6A6" w:sz="4"/>
+              <w:left w:val="single" w:color="A6A6A6" w:sz="4"/>
+              <w:bottom w:val="single" w:color="A6A6A6" w:sz="4"/>
+              <w:right w:val="single" w:color="A6A6A6" w:sz="4"/>
+            </w:tcBorders>
+            <w:shd w:fill="E2EFDA" w:color="auto" w:val="clear"/>
+            <w:tcMar>
+              <w:top w:type="dxa" w:w="60"/>
+              <w:left w:type="dxa" w:w="100"/>
+              <w:bottom w:type="dxa" w:w="60"/>
+              <w:right w:type="dxa" w:w="100"/>
+            </w:tcMar>
+          </w:tcPr>
+          <w:p>
+            <w:r>
+              <w:rPr>
+                <w:sz w:val="19"/>
+                <w:szCs w:val="19"/>
+              </w:rPr>
+              <w:t xml:space="preserve">Ready</w:t>
+            </w:r>
+          </w:p>
+        </w:tc>
+      </w:tr>
+      <w:tr>
+        <w:trPr>
+          <w:cantSplit/>
+        </w:trPr>
+        <w:tc>
+          <w:tcPr>
+            <w:tcW w:type="dxa" w:w="1900"/>
+            <w:tcBorders>
+              <w:top w:val="single" w:color="A6A6A6" w:sz="4"/>
+              <w:left w:val="single" w:color="A6A6A6" w:sz="4"/>
+              <w:bottom w:val="single" w:color="A6A6A6" w:sz="4"/>
+              <w:right w:val="single" w:color="A6A6A6" w:sz="4"/>
+            </w:tcBorders>
+            <w:tcMar>
+              <w:top w:type="dxa" w:w="60"/>
+              <w:left w:type="dxa" w:w="100"/>
+              <w:bottom w:type="dxa" w:w="60"/>
+              <w:right w:type="dxa" w:w="100"/>
+            </w:tcMar>
+          </w:tcPr>
+          <w:p>
+            <w:r>
+              <w:rPr>
+                <w:b/>
+                <w:bCs/>
+                <w:sz w:val="19"/>
+                <w:szCs w:val="19"/>
+              </w:rPr>
+              <w:t xml:space="preserve">rulestore_import.go</w:t>
+            </w:r>
+          </w:p>
+        </w:tc>
+        <w:tc>
+          <w:tcPr>
+            <w:tcW w:type="dxa" w:w="1900"/>
+            <w:tcBorders>
+              <w:top w:val="single" w:color="A6A6A6" w:sz="4"/>
+              <w:left w:val="single" w:color="A6A6A6" w:sz="4"/>
+              <w:bottom w:val="single" w:color="A6A6A6" w:sz="4"/>
+              <w:right w:val="single" w:color="A6A6A6" w:sz="4"/>
+            </w:tcBorders>
+            <w:tcMar>
+              <w:top w:type="dxa" w:w="60"/>
+              <w:left w:type="dxa" w:w="100"/>
+              <w:bottom w:type="dxa" w:w="60"/>
+              <w:right w:type="dxa" w:w="100"/>
+            </w:tcMar>
+          </w:tcPr>
+          <w:p>
+            <w:r>
+              <w:rPr>
+                <w:sz w:val="19"/>
+                <w:szCs w:val="19"/>
+              </w:rPr>
+              <w:t xml:space="preserve">cmd / recon-dev</w:t>
+            </w:r>
+          </w:p>
+        </w:tc>
+        <w:tc>
+          <w:tcPr>
+            <w:tcW w:type="dxa" w:w="4538"/>
+            <w:tcBorders>
+              <w:top w:val="single" w:color="A6A6A6" w:sz="4"/>
+              <w:left w:val="single" w:color="A6A6A6" w:sz="4"/>
+              <w:bottom w:val="single" w:color="A6A6A6" w:sz="4"/>
+              <w:right w:val="single" w:color="A6A6A6" w:sz="4"/>
+            </w:tcBorders>
+            <w:tcMar>
+              <w:top w:type="dxa" w:w="60"/>
+              <w:left w:type="dxa" w:w="100"/>
+              <w:bottom w:type="dxa" w:w="60"/>
+              <w:right w:type="dxa" w:w="100"/>
+            </w:tcMar>
+          </w:tcPr>
+          <w:p>
+            <w:r>
+              <w:rPr>
+                <w:sz w:val="19"/>
+                <w:szCs w:val="19"/>
+              </w:rPr>
+              <w:t xml:space="preserve">The developer tool "rulestore-import". It reads the rule book workbook and writes every rule file, every document file and the two lists, with every text value in quotes. Before saving each file it reads it back with the strict reader to make sure nothing changed. It replaces the old Python script.</w:t>
+            </w:r>
+          </w:p>
+        </w:tc>
+        <w:tc>
+          <w:tcPr>
+            <w:tcW w:type="dxa" w:w="1300"/>
+            <w:tcBorders>
+              <w:top w:val="single" w:color="A6A6A6" w:sz="4"/>
+              <w:left w:val="single" w:color="A6A6A6" w:sz="4"/>
+              <w:bottom w:val="single" w:color="A6A6A6" w:sz="4"/>
+              <w:right w:val="single" w:color="A6A6A6" w:sz="4"/>
+            </w:tcBorders>
+            <w:shd w:fill="E2EFDA" w:color="auto" w:val="clear"/>
+            <w:tcMar>
+              <w:top w:type="dxa" w:w="60"/>
+              <w:left w:type="dxa" w:w="100"/>
+              <w:bottom w:type="dxa" w:w="60"/>
+              <w:right w:type="dxa" w:w="100"/>
+            </w:tcMar>
+          </w:tcPr>
+          <w:p>
+            <w:r>
+              <w:rPr>
+                <w:sz w:val="19"/>
+                <w:szCs w:val="19"/>
+              </w:rPr>
+              <w:t xml:space="preserve">Ready</w:t>
+            </w:r>
+          </w:p>
+        </w:tc>
+      </w:tr>
+      <w:tr>
+        <w:trPr>
+          <w:cantSplit/>
+        </w:trPr>
+        <w:tc>
+          <w:tcPr>
+            <w:tcW w:type="dxa" w:w="1900"/>
+            <w:tcBorders>
+              <w:top w:val="single" w:color="A6A6A6" w:sz="4"/>
+              <w:left w:val="single" w:color="A6A6A6" w:sz="4"/>
+              <w:bottom w:val="single" w:color="A6A6A6" w:sz="4"/>
+              <w:right w:val="single" w:color="A6A6A6" w:sz="4"/>
+            </w:tcBorders>
+            <w:tcMar>
+              <w:top w:type="dxa" w:w="60"/>
+              <w:left w:type="dxa" w:w="100"/>
+              <w:bottom w:type="dxa" w:w="60"/>
+              <w:right w:type="dxa" w:w="100"/>
+            </w:tcMar>
+          </w:tcPr>
+          <w:p>
+            <w:r>
+              <w:rPr>
+                <w:b/>
+                <w:bCs/>
+                <w:sz w:val="19"/>
+                <w:szCs w:val="19"/>
+              </w:rPr>
+              <w:t xml:space="preserve">rulestore_check.go</w:t>
+            </w:r>
+          </w:p>
+        </w:tc>
+        <w:tc>
+          <w:tcPr>
+            <w:tcW w:type="dxa" w:w="1900"/>
+            <w:tcBorders>
+              <w:top w:val="single" w:color="A6A6A6" w:sz="4"/>
+              <w:left w:val="single" w:color="A6A6A6" w:sz="4"/>
+              <w:bottom w:val="single" w:color="A6A6A6" w:sz="4"/>
+              <w:right w:val="single" w:color="A6A6A6" w:sz="4"/>
+            </w:tcBorders>
+            <w:tcMar>
+              <w:top w:type="dxa" w:w="60"/>
+              <w:left w:type="dxa" w:w="100"/>
+              <w:bottom w:type="dxa" w:w="60"/>
+              <w:right w:type="dxa" w:w="100"/>
+            </w:tcMar>
+          </w:tcPr>
+          <w:p>
+            <w:r>
+              <w:rPr>
+                <w:sz w:val="19"/>
+                <w:szCs w:val="19"/>
+              </w:rPr>
+              <w:t xml:space="preserve">cmd / recon-dev</w:t>
+            </w:r>
+          </w:p>
+        </w:tc>
+        <w:tc>
+          <w:tcPr>
+            <w:tcW w:type="dxa" w:w="4538"/>
+            <w:tcBorders>
+              <w:top w:val="single" w:color="A6A6A6" w:sz="4"/>
+              <w:left w:val="single" w:color="A6A6A6" w:sz="4"/>
+              <w:bottom w:val="single" w:color="A6A6A6" w:sz="4"/>
+              <w:right w:val="single" w:color="A6A6A6" w:sz="4"/>
+            </w:tcBorders>
+            <w:tcMar>
+              <w:top w:type="dxa" w:w="60"/>
+              <w:left w:type="dxa" w:w="100"/>
+              <w:bottom w:type="dxa" w:w="60"/>
+              <w:right w:type="dxa" w:w="100"/>
+            </w:tcMar>
+          </w:tcPr>
+          <w:p>
+            <w:r>
+              <w:rPr>
+                <w:sz w:val="19"/>
+                <w:szCs w:val="19"/>
+              </w:rPr>
+              <w:t xml:space="preserve">The developer tool "rulestore-check". It checks every rule and document file: it loads with the strict reader (all text in quotes, no misspelled headings), the file name matches the rule ID, the rule is in the right folder, no ID repeats, every document and field a rule uses exists, numbers are within their limits (compared exactly, never rounded), and no rule is switched on without CA approval. It replaces the old Python checker and its two schema files.</w:t>
+            </w:r>
+          </w:p>
+        </w:tc>
+        <w:tc>
+          <w:tcPr>
+            <w:tcW w:type="dxa" w:w="1300"/>
+            <w:tcBorders>
+              <w:top w:val="single" w:color="A6A6A6" w:sz="4"/>
+              <w:left w:val="single" w:color="A6A6A6" w:sz="4"/>
+              <w:bottom w:val="single" w:color="A6A6A6" w:sz="4"/>
+              <w:right w:val="single" w:color="A6A6A6" w:sz="4"/>
+            </w:tcBorders>
+            <w:shd w:fill="E2EFDA" w:color="auto" w:val="clear"/>
+            <w:tcMar>
+              <w:top w:type="dxa" w:w="60"/>
+              <w:left w:type="dxa" w:w="100"/>
+              <w:bottom w:type="dxa" w:w="60"/>
+              <w:right w:type="dxa" w:w="100"/>
+            </w:tcMar>
+          </w:tcPr>
+          <w:p>
+            <w:r>
+              <w:rPr>
+                <w:sz w:val="19"/>
+                <w:szCs w:val="19"/>
+              </w:rPr>
+              <w:t xml:space="preserve">Ready</w:t>
+            </w:r>
+          </w:p>
+        </w:tc>
+      </w:tr>
+      <w:tr>
+        <w:trPr>
+          <w:cantSplit/>
+        </w:trPr>
+        <w:tc>
+          <w:tcPr>
+            <w:tcW w:type="dxa" w:w="1900"/>
+            <w:tcBorders>
+              <w:top w:val="single" w:color="A6A6A6" w:sz="4"/>
+              <w:left w:val="single" w:color="A6A6A6" w:sz="4"/>
+              <w:bottom w:val="single" w:color="A6A6A6" w:sz="4"/>
+              <w:right w:val="single" w:color="A6A6A6" w:sz="4"/>
+            </w:tcBorders>
+            <w:tcMar>
+              <w:top w:type="dxa" w:w="60"/>
+              <w:left w:type="dxa" w:w="100"/>
+              <w:bottom w:type="dxa" w:w="60"/>
+              <w:right w:type="dxa" w:w="100"/>
+            </w:tcMar>
+          </w:tcPr>
+          <w:p>
+            <w:r>
+              <w:rPr>
+                <w:b/>
+                <w:bCs/>
+                <w:sz w:val="19"/>
+                <w:szCs w:val="19"/>
+              </w:rPr>
+              <w:t xml:space="preserve">rulestore.go</w:t>
+            </w:r>
+          </w:p>
+        </w:tc>
+        <w:tc>
+          <w:tcPr>
+            <w:tcW w:type="dxa" w:w="1900"/>
+            <w:tcBorders>
+              <w:top w:val="single" w:color="A6A6A6" w:sz="4"/>
+              <w:left w:val="single" w:color="A6A6A6" w:sz="4"/>
+              <w:bottom w:val="single" w:color="A6A6A6" w:sz="4"/>
+              <w:right w:val="single" w:color="A6A6A6" w:sz="4"/>
+            </w:tcBorders>
+            <w:tcMar>
+              <w:top w:type="dxa" w:w="60"/>
+              <w:left w:type="dxa" w:w="100"/>
+              <w:bottom w:type="dxa" w:w="60"/>
+              <w:right w:type="dxa" w:w="100"/>
+            </w:tcMar>
+          </w:tcPr>
+          <w:p>
+            <w:r>
+              <w:rPr>
+                <w:sz w:val="19"/>
+                <w:szCs w:val="19"/>
+              </w:rPr>
+              <w:t xml:space="preserve">cmd / recon-dev</w:t>
+            </w:r>
+          </w:p>
+        </w:tc>
+        <w:tc>
+          <w:tcPr>
+            <w:tcW w:type="dxa" w:w="4538"/>
+            <w:tcBorders>
+              <w:top w:val="single" w:color="A6A6A6" w:sz="4"/>
+              <w:left w:val="single" w:color="A6A6A6" w:sz="4"/>
+              <w:bottom w:val="single" w:color="A6A6A6" w:sz="4"/>
+              <w:right w:val="single" w:color="A6A6A6" w:sz="4"/>
+            </w:tcBorders>
+            <w:tcMar>
+              <w:top w:type="dxa" w:w="60"/>
+              <w:left w:type="dxa" w:w="100"/>
+              <w:bottom w:type="dxa" w:w="60"/>
+              <w:right w:type="dxa" w:w="100"/>
+            </w:tcMar>
+          </w:tcPr>
+          <w:p>
+            <w:r>
+              <w:rPr>
+                <w:sz w:val="19"/>
+                <w:szCs w:val="19"/>
+              </w:rPr>
+              <w:t xml:space="preserve">The shape of a rule file and a document file as the two tools above read and write them.</w:t>
+            </w:r>
+          </w:p>
+        </w:tc>
+        <w:tc>
+          <w:tcPr>
+            <w:tcW w:type="dxa" w:w="1300"/>
+            <w:tcBorders>
+              <w:top w:val="single" w:color="A6A6A6" w:sz="4"/>
+              <w:left w:val="single" w:color="A6A6A6" w:sz="4"/>
+              <w:bottom w:val="single" w:color="A6A6A6" w:sz="4"/>
+              <w:right w:val="single" w:color="A6A6A6" w:sz="4"/>
+            </w:tcBorders>
+            <w:shd w:fill="E2EFDA" w:color="auto" w:val="clear"/>
+            <w:tcMar>
+              <w:top w:type="dxa" w:w="60"/>
+              <w:left w:type="dxa" w:w="100"/>
+              <w:bottom w:type="dxa" w:w="60"/>
+              <w:right w:type="dxa" w:w="100"/>
+            </w:tcMar>
+          </w:tcPr>
+          <w:p>
+            <w:r>
+              <w:rPr>
+                <w:sz w:val="19"/>
+                <w:szCs w:val="19"/>
+              </w:rPr>
+              <w:t xml:space="preserve">Ready</w:t>
+            </w:r>
+          </w:p>
+        </w:tc>
+      </w:tr>
+      <w:tr>
+        <w:trPr>
+          <w:cantSplit/>
+        </w:trPr>
+        <w:tc>
+          <w:tcPr>
+            <w:tcW w:type="dxa" w:w="1900"/>
+            <w:tcBorders>
+              <w:top w:val="single" w:color="A6A6A6" w:sz="4"/>
+              <w:left w:val="single" w:color="A6A6A6" w:sz="4"/>
+              <w:bottom w:val="single" w:color="A6A6A6" w:sz="4"/>
+              <w:right w:val="single" w:color="A6A6A6" w:sz="4"/>
+            </w:tcBorders>
+            <w:tcMar>
+              <w:top w:type="dxa" w:w="60"/>
+              <w:left w:type="dxa" w:w="100"/>
+              <w:bottom w:type="dxa" w:w="60"/>
+              <w:right w:type="dxa" w:w="100"/>
+            </w:tcMar>
+          </w:tcPr>
+          <w:p>
+            <w:r>
+              <w:rPr>
+                <w:b/>
+                <w:bCs/>
+                <w:sz w:val="19"/>
+                <w:szCs w:val="19"/>
+              </w:rPr>
+              <w:t xml:space="preserve">rulestore_test.go</w:t>
+            </w:r>
+          </w:p>
+        </w:tc>
+        <w:tc>
+          <w:tcPr>
+            <w:tcW w:type="dxa" w:w="1900"/>
+            <w:tcBorders>
+              <w:top w:val="single" w:color="A6A6A6" w:sz="4"/>
+              <w:left w:val="single" w:color="A6A6A6" w:sz="4"/>
+              <w:bottom w:val="single" w:color="A6A6A6" w:sz="4"/>
+              <w:right w:val="single" w:color="A6A6A6" w:sz="4"/>
+            </w:tcBorders>
+            <w:tcMar>
+              <w:top w:type="dxa" w:w="60"/>
+              <w:left w:type="dxa" w:w="100"/>
+              <w:bottom w:type="dxa" w:w="60"/>
+              <w:right w:type="dxa" w:w="100"/>
+            </w:tcMar>
+          </w:tcPr>
+          <w:p>
+            <w:r>
+              <w:rPr>
+                <w:sz w:val="19"/>
+                <w:szCs w:val="19"/>
+              </w:rPr>
+              <w:t xml:space="preserve">cmd / recon-dev</w:t>
+            </w:r>
+          </w:p>
+        </w:tc>
+        <w:tc>
+          <w:tcPr>
+            <w:tcW w:type="dxa" w:w="4538"/>
+            <w:tcBorders>
+              <w:top w:val="single" w:color="A6A6A6" w:sz="4"/>
+              <w:left w:val="single" w:color="A6A6A6" w:sz="4"/>
+              <w:bottom w:val="single" w:color="A6A6A6" w:sz="4"/>
+              <w:right w:val="single" w:color="A6A6A6" w:sz="4"/>
+            </w:tcBorders>
+            <w:tcMar>
+              <w:top w:type="dxa" w:w="60"/>
+              <w:left w:type="dxa" w:w="100"/>
+              <w:bottom w:type="dxa" w:w="60"/>
+              <w:right w:type="dxa" w:w="100"/>
+            </w:tcMar>
+          </w:tcPr>
+          <w:p>
+            <w:r>
+              <w:rPr>
+                <w:sz w:val="19"/>
+                <w:szCs w:val="19"/>
+              </w:rPr>
+              <w:t xml:space="preserve">The proof: all 304 rules and 63 documents pass the check, both templates load with the strict reader, and an unquoted value, a rule switched on without approval, an unknown document, a wrong subject and a misspelled heading are each caught. It runs automatically on GitHub.</w:t>
+            </w:r>
+          </w:p>
+        </w:tc>
+        <w:tc>
+          <w:tcPr>
+            <w:tcW w:type="dxa" w:w="1300"/>
+            <w:tcBorders>
+              <w:top w:val="single" w:color="A6A6A6" w:sz="4"/>
+              <w:left w:val="single" w:color="A6A6A6" w:sz="4"/>
+              <w:bottom w:val="single" w:color="A6A6A6" w:sz="4"/>
+              <w:right w:val="single" w:color="A6A6A6" w:sz="4"/>
+            </w:tcBorders>
+            <w:shd w:fill="E2EFDA" w:color="auto" w:val="clear"/>
+            <w:tcMar>
+              <w:top w:type="dxa" w:w="60"/>
+              <w:left w:type="dxa" w:w="100"/>
+              <w:bottom w:type="dxa" w:w="60"/>
+              <w:right w:type="dxa" w:w="100"/>
+            </w:tcMar>
+          </w:tcPr>
+          <w:p>
+            <w:r>
+              <w:rPr>
+                <w:sz w:val="19"/>
+                <w:szCs w:val="19"/>
+              </w:rPr>
+              <w:t xml:space="preserve">Ready</w:t>
+            </w:r>
+          </w:p>
+        </w:tc>
+      </w:tr>
+    </w:tbl>
+    <w:p>
+      <w:pPr>
+        <w:pStyle w:val="Heading1"/>
+      </w:pPr>
+      <w:r>
+        <w:t xml:space="preserve">13. Files that must never be shared</w:t>
       </w:r>
     </w:p>
     <w:p>
@@ -9274,7 +15825,7 @@
         <w:pStyle w:val="Heading1"/>
       </w:pPr>
       <w:r>
-        <w:t xml:space="preserve">10. How this guide is kept up to date</w:t>
+        <w:t xml:space="preserve">14. How this guide is kept up to date</w:t>
       </w:r>
     </w:p>
     <w:p>
